--- a/documents/ln_ge/molakhas_log_3as_ge.docx
+++ b/documents/ln_ge/molakhas_log_3as_ge.docx
@@ -12883,7 +12883,7 @@
                     <a:graphicData uri="http://schemas.openxmlformats.org/drawingml/2006/picture">
                       <pic:pic>
                         <pic:nvPicPr>
-                          <pic:cNvPr id="0" name="1a45a7084a483cbf.png"/>
+                          <pic:cNvPr id="0" name="436dee64f2037e9f.png"/>
                           <pic:cNvPicPr/>
                         </pic:nvPicPr>
                         <pic:blipFill>
@@ -14682,7 +14682,7 @@
                     <a:graphicData uri="http://schemas.openxmlformats.org/drawingml/2006/picture">
                       <pic:pic>
                         <pic:nvPicPr>
-                          <pic:cNvPr id="0" name="d8b2949ee7978dc7.png"/>
+                          <pic:cNvPr id="0" name="69045dba0b62bbc1.png"/>
                           <pic:cNvPicPr/>
                         </pic:nvPicPr>
                         <pic:blipFill>
@@ -15968,7 +15968,7 @@
               <w:rPr>
                 <w:rtl/>
               </w:rPr>
-              <w:t xml:space="preserve">: حالة عدم تعيين</w:t>
+              <w:t xml:space="preserve">: حالة عدم تعيين ، نكتب:</w:t>
             </w:r>
             <w:r>
               <w:rPr>
@@ -15977,6 +15977,33 @@
               <w:t xml:space="preserve"> </w:t>
             </w:r>
             <m:oMath>
+              <m:r>
+                <m:t>x</m:t>
+              </m:r>
+              <m:r>
+                <m:rPr>
+                  <m:sty m:val="p"/>
+                </m:rPr>
+                <m:t>−</m:t>
+              </m:r>
+              <m:r>
+                <m:rPr>
+                  <m:sty m:val="p"/>
+                </m:rPr>
+                <m:t>ln</m:t>
+              </m:r>
+              <m:r>
+                <m:t>x</m:t>
+              </m:r>
+              <m:r>
+                <m:rPr>
+                  <m:sty m:val="p"/>
+                </m:rPr>
+                <m:t>=</m:t>
+              </m:r>
+              <m:r>
+                <m:t>x</m:t>
+              </m:r>
               <m:d>
                 <m:dPr>
                   <m:begChr m:val="("/>
@@ -15986,16 +16013,7 @@
                 </m:dPr>
                 <m:e>
                   <m:r>
-                    <m:rPr>
-                      <m:sty m:val="p"/>
-                    </m:rPr>
-                    <m:t>+</m:t>
-                  </m:r>
-                  <m:r>
-                    <m:rPr>
-                      <m:sty m:val="p"/>
-                    </m:rPr>
-                    <m:t>∞</m:t>
+                    <m:t>1</m:t>
                   </m:r>
                   <m:r>
                     <m:rPr>
@@ -16003,12 +16021,27 @@
                     </m:rPr>
                     <m:t>−</m:t>
                   </m:r>
-                  <m:r>
-                    <m:rPr>
-                      <m:sty m:val="p"/>
-                    </m:rPr>
-                    <m:t>∞</m:t>
-                  </m:r>
+                  <m:f>
+                    <m:fPr>
+                      <m:type m:val="bar"/>
+                    </m:fPr>
+                    <m:num>
+                      <m:r>
+                        <m:rPr>
+                          <m:sty m:val="p"/>
+                        </m:rPr>
+                        <m:t>ln</m:t>
+                      </m:r>
+                      <m:r>
+                        <m:t>x</m:t>
+                      </m:r>
+                    </m:num>
+                    <m:den>
+                      <m:r>
+                        <m:t>x</m:t>
+                      </m:r>
+                    </m:den>
+                  </m:f>
                 </m:e>
               </m:d>
             </m:oMath>
@@ -16016,215 +16049,306 @@
               <w:rPr>
                 <w:rtl/>
               </w:rPr>
-              <w:t xml:space="preserve">:</w:t>
+              <w:t xml:space="preserve">.</w:t>
             </w:r>
           </w:p>
           <w:p>
             <w:pPr>
               <w:bidi/>
             </w:pPr>
-            <m:oMathPara>
-              <m:oMathParaPr>
-                <m:jc m:val="center"/>
-              </m:oMathParaPr>
-              <m:oMath>
-                <m:r>
-                  <m:t>x</m:t>
-                </m:r>
-                <m:r>
-                  <m:rPr>
-                    <m:sty m:val="p"/>
-                  </m:rPr>
-                  <m:t>−</m:t>
-                </m:r>
-                <m:r>
-                  <m:rPr>
-                    <m:sty m:val="p"/>
-                  </m:rPr>
-                  <m:t>ln</m:t>
-                </m:r>
-                <m:r>
-                  <m:t>x</m:t>
-                </m:r>
-                <m:r>
-                  <m:rPr>
-                    <m:sty m:val="p"/>
-                  </m:rPr>
-                  <m:t>=</m:t>
-                </m:r>
-                <m:r>
-                  <m:t>x</m:t>
-                </m:r>
-                <m:d>
-                  <m:dPr>
-                    <m:begChr m:val="("/>
-                    <m:endChr m:val=")"/>
-                    <m:sepChr m:val=""/>
-                    <m:grow/>
-                  </m:dPr>
-                  <m:e>
-                    <m:r>
-                      <m:t>1</m:t>
-                    </m:r>
-                    <m:r>
-                      <m:rPr>
-                        <m:sty m:val="p"/>
-                      </m:rPr>
-                      <m:t>−</m:t>
-                    </m:r>
-                    <m:f>
-                      <m:fPr>
-                        <m:type m:val="bar"/>
-                      </m:fPr>
-                      <m:num>
+            <w:r>
+              <w:rPr>
+                <w:rtl/>
+              </w:rPr>
+              <w:t xml:space="preserve">لدينا:</w:t>
+            </w:r>
+            <w:r>
+              <w:rPr>
+                <w:rtl/>
+              </w:rPr>
+              <w:t xml:space="preserve"> </w:t>
+            </w:r>
+            <m:oMath>
+              <m:limLow>
+                <m:e>
+                  <m:r>
+                    <m:rPr>
+                      <m:sty m:val="p"/>
+                    </m:rPr>
+                    <m:t>lim</m:t>
+                  </m:r>
+                </m:e>
+                <m:lim>
+                  <m:r>
+                    <m:t>x</m:t>
+                  </m:r>
+                  <m:r>
+                    <m:rPr>
+                      <m:sty m:val="p"/>
+                    </m:rPr>
+                    <m:t>→</m:t>
+                  </m:r>
+                  <m:r>
+                    <m:rPr>
+                      <m:sty m:val="p"/>
+                    </m:rPr>
+                    <m:t>+</m:t>
+                  </m:r>
+                  <m:r>
+                    <m:rPr>
+                      <m:sty m:val="p"/>
+                    </m:rPr>
+                    <m:t>∞</m:t>
+                  </m:r>
+                </m:lim>
+              </m:limLow>
+              <m:d>
+                <m:dPr>
+                  <m:begChr m:val="("/>
+                  <m:endChr m:val=")"/>
+                  <m:sepChr m:val=""/>
+                  <m:grow/>
+                </m:dPr>
+                <m:e>
+                  <m:r>
+                    <m:t>x</m:t>
+                  </m:r>
+                  <m:r>
+                    <m:rPr>
+                      <m:sty m:val="p"/>
+                    </m:rPr>
+                    <m:t>−</m:t>
+                  </m:r>
+                  <m:r>
+                    <m:rPr>
+                      <m:sty m:val="p"/>
+                    </m:rPr>
+                    <m:t>ln</m:t>
+                  </m:r>
+                  <m:r>
+                    <m:t>x</m:t>
+                  </m:r>
+                </m:e>
+              </m:d>
+              <m:r>
+                <m:rPr>
+                  <m:sty m:val="p"/>
+                </m:rPr>
+                <m:t>=</m:t>
+              </m:r>
+              <m:borderBox>
+                <m:e>
+                  <m:r>
+                    <m:rPr>
+                      <m:sty m:val="p"/>
+                    </m:rPr>
+                    <w:rPr>
+                      <w:color w:val="B3261E"/>
+                      <w:highlight w:val="yellow"/>
+                    </w:rPr>
+                    <m:t>+</m:t>
+                  </m:r>
+                  <m:r>
+                    <m:rPr>
+                      <m:sty m:val="p"/>
+                    </m:rPr>
+                    <w:rPr>
+                      <w:color w:val="B3261E"/>
+                      <w:highlight w:val="yellow"/>
+                    </w:rPr>
+                    <m:t>∞</m:t>
+                  </m:r>
+                </m:e>
+              </m:borderBox>
+            </m:oMath>
+            <w:r>
+              <w:rPr>
+                <w:rtl/>
+              </w:rPr>
+              <w:t xml:space="preserve"> </w:t>
+            </w:r>
+            <w:r>
+              <w:rPr>
+                <w:rtl/>
+              </w:rPr>
+              <w:t xml:space="preserve">لأنّ:  </w:t>
+            </w:r>
+            <w:r>
+              <w:rPr>
+                <w:rtl/>
+              </w:rPr>
+              <w:t xml:space="preserve"> </w:t>
+            </w:r>
+            <m:oMath>
+              <m:d>
+                <m:dPr>
+                  <m:begChr m:val="{"/>
+                  <m:endChr m:val=""/>
+                  <m:sepChr m:val=""/>
+                  <m:grow/>
+                </m:dPr>
+                <m:e>
+                  <m:m>
+                    <m:mPr>
+                      <m:baseJc m:val="center"/>
+                      <m:plcHide m:val="on"/>
+                      <m:mcs>
+                        <m:mc>
+                          <m:mcPr>
+                            <m:mcJc m:val="left"/>
+                            <m:count m:val="1"/>
+                          </m:mcPr>
+                        </m:mc>
+                      </m:mcs>
+                    </m:mPr>
+                    <m:mr>
+                      <m:e>
+                        <m:limLow>
+                          <m:e>
+                            <m:r>
+                              <m:rPr>
+                                <m:sty m:val="p"/>
+                              </m:rPr>
+                              <m:t>lim</m:t>
+                            </m:r>
+                          </m:e>
+                          <m:lim>
+                            <m:r>
+                              <m:t>x</m:t>
+                            </m:r>
+                            <m:r>
+                              <m:rPr>
+                                <m:sty m:val="p"/>
+                              </m:rPr>
+                              <m:t>→</m:t>
+                            </m:r>
+                            <m:r>
+                              <m:rPr>
+                                <m:sty m:val="p"/>
+                              </m:rPr>
+                              <m:t>+</m:t>
+                            </m:r>
+                            <m:r>
+                              <m:rPr>
+                                <m:sty m:val="p"/>
+                              </m:rPr>
+                              <m:t>∞</m:t>
+                            </m:r>
+                          </m:lim>
+                        </m:limLow>
+                        <m:r>
+                          <m:t>x</m:t>
+                        </m:r>
                         <m:r>
                           <m:rPr>
                             <m:sty m:val="p"/>
                           </m:rPr>
-                          <m:t>ln</m:t>
+                          <m:t>=</m:t>
                         </m:r>
-                        <m:r>
-                          <m:t>x</m:t>
-                        </m:r>
-                      </m:num>
-                      <m:den>
-                        <m:r>
-                          <m:t>x</m:t>
-                        </m:r>
-                      </m:den>
-                    </m:f>
-                  </m:e>
-                </m:d>
-                <m:r>
-                  <m:t> </m:t>
-                </m:r>
-                <m:limLow>
-                  <m:e>
-                    <m:limUpp>
-                      <m:e>
                         <m:r>
                           <m:rPr>
                             <m:sty m:val="p"/>
                           </m:rPr>
-                          <m:t>→</m:t>
+                          <m:t>+</m:t>
+                        </m:r>
+                        <m:r>
+                          <m:rPr>
+                            <m:sty m:val="p"/>
+                          </m:rPr>
+                          <m:t>∞</m:t>
                         </m:r>
                       </m:e>
-                      <m:lim>
+                    </m:mr>
+                    <m:mr>
+                      <m:e>
+                        <m:limLow>
+                          <m:e>
+                            <m:r>
+                              <m:rPr>
+                                <m:sty m:val="p"/>
+                              </m:rPr>
+                              <m:t>lim</m:t>
+                            </m:r>
+                          </m:e>
+                          <m:lim>
+                            <m:r>
+                              <m:t>x</m:t>
+                            </m:r>
+                            <m:r>
+                              <m:rPr>
+                                <m:sty m:val="p"/>
+                              </m:rPr>
+                              <m:t>→</m:t>
+                            </m:r>
+                            <m:r>
+                              <m:rPr>
+                                <m:sty m:val="p"/>
+                              </m:rPr>
+                              <m:t>+</m:t>
+                            </m:r>
+                            <m:r>
+                              <m:rPr>
+                                <m:sty m:val="p"/>
+                              </m:rPr>
+                              <m:t>∞</m:t>
+                            </m:r>
+                          </m:lim>
+                        </m:limLow>
+                        <m:d>
+                          <m:dPr>
+                            <m:begChr m:val="("/>
+                            <m:endChr m:val=")"/>
+                            <m:sepChr m:val=""/>
+                            <m:grow/>
+                          </m:dPr>
+                          <m:e>
+                            <m:r>
+                              <m:t>1</m:t>
+                            </m:r>
+                            <m:r>
+                              <m:rPr>
+                                <m:sty m:val="p"/>
+                              </m:rPr>
+                              <m:t>−</m:t>
+                            </m:r>
+                            <m:f>
+                              <m:fPr>
+                                <m:type m:val="bar"/>
+                              </m:fPr>
+                              <m:num>
+                                <m:r>
+                                  <m:rPr>
+                                    <m:sty m:val="p"/>
+                                  </m:rPr>
+                                  <m:t>ln</m:t>
+                                </m:r>
+                                <m:r>
+                                  <m:t>x</m:t>
+                                </m:r>
+                              </m:num>
+                              <m:den>
+                                <m:r>
+                                  <m:t>x</m:t>
+                                </m:r>
+                              </m:den>
+                            </m:f>
+                          </m:e>
+                        </m:d>
                         <m:r>
-                          <m:t>​</m:t>
+                          <m:rPr>
+                            <m:sty m:val="p"/>
+                          </m:rPr>
+                          <m:t>=</m:t>
                         </m:r>
-                      </m:lim>
-                    </m:limUpp>
-                  </m:e>
-                  <m:lim>
-                    <m:r>
-                      <m:t>x</m:t>
-                    </m:r>
-                    <m:r>
-                      <m:rPr>
-                        <m:sty m:val="p"/>
-                      </m:rPr>
-                      <m:t>→</m:t>
-                    </m:r>
-                    <m:r>
-                      <m:rPr>
-                        <m:sty m:val="p"/>
-                      </m:rPr>
-                      <m:t>+</m:t>
-                    </m:r>
-                    <m:r>
-                      <m:rPr>
-                        <m:sty m:val="p"/>
-                      </m:rPr>
-                      <m:t>∞</m:t>
-                    </m:r>
-                  </m:lim>
-                </m:limLow>
-                <m:r>
-                  <m:t> </m:t>
-                </m:r>
-                <m:d>
-                  <m:dPr>
-                    <m:begChr m:val="("/>
-                    <m:endChr m:val=")"/>
-                    <m:sepChr m:val=""/>
-                    <m:grow/>
-                  </m:dPr>
-                  <m:e>
-                    <m:r>
-                      <m:rPr>
-                        <m:sty m:val="p"/>
-                      </m:rPr>
-                      <m:t>+</m:t>
-                    </m:r>
-                    <m:r>
-                      <m:rPr>
-                        <m:sty m:val="p"/>
-                      </m:rPr>
-                      <m:t>∞</m:t>
-                    </m:r>
-                  </m:e>
-                </m:d>
-                <m:r>
-                  <m:rPr>
-                    <m:sty m:val="p"/>
-                  </m:rPr>
-                  <m:t>×</m:t>
-                </m:r>
-                <m:d>
-                  <m:dPr>
-                    <m:begChr m:val="("/>
-                    <m:endChr m:val=")"/>
-                    <m:sepChr m:val=""/>
-                    <m:grow/>
-                  </m:dPr>
-                  <m:e>
-                    <m:r>
-                      <m:t>1</m:t>
-                    </m:r>
-                    <m:r>
-                      <m:rPr>
-                        <m:sty m:val="p"/>
-                      </m:rPr>
-                      <m:t>−</m:t>
-                    </m:r>
-                    <m:r>
-                      <m:t>0</m:t>
-                    </m:r>
-                  </m:e>
-                </m:d>
-                <m:r>
-                  <m:rPr>
-                    <m:sty m:val="p"/>
-                  </m:rPr>
-                  <m:t>=</m:t>
-                </m:r>
-                <m:borderBox>
-                  <m:e>
-                    <m:r>
-                      <m:rPr>
-                        <m:sty m:val="p"/>
-                      </m:rPr>
-                      <w:rPr>
-                        <w:color w:val="B3261E"/>
-                        <w:highlight w:val="yellow"/>
-                      </w:rPr>
-                      <m:t>+</m:t>
-                    </m:r>
-                    <m:r>
-                      <m:rPr>
-                        <m:sty m:val="p"/>
-                      </m:rPr>
-                      <w:rPr>
-                        <w:color w:val="B3261E"/>
-                        <w:highlight w:val="yellow"/>
-                      </w:rPr>
-                      <m:t>∞</m:t>
-                    </m:r>
-                  </m:e>
-                </m:borderBox>
-              </m:oMath>
-            </m:oMathPara>
+                        <m:r>
+                          <m:t>1</m:t>
+                        </m:r>
+                      </m:e>
+                    </m:mr>
+                  </m:m>
+                </m:e>
+              </m:d>
+            </m:oMath>
           </w:p>
           <w:p>
             <w:pPr>
@@ -16237,6 +16361,18 @@
                 <w:rtl/>
               </w:rPr>
               <w:t xml:space="preserve">2.</w:t>
+            </w:r>
+            <w:r>
+              <w:rPr>
+                <w:rtl/>
+              </w:rPr>
+              <w:t xml:space="preserve"> </w:t>
+            </w:r>
+            <w:r>
+              <w:rPr>
+                <w:rtl/>
+              </w:rPr>
+              <w:t xml:space="preserve">لدينا:</w:t>
             </w:r>
             <w:r>
               <w:rPr>
@@ -16315,43 +16451,6 @@
                 </m:rPr>
                 <m:t>=</m:t>
               </m:r>
-              <m:r>
-                <m:t>0</m:t>
-              </m:r>
-              <m:r>
-                <m:rPr>
-                  <m:sty m:val="p"/>
-                </m:rPr>
-                <m:t>−</m:t>
-              </m:r>
-              <m:d>
-                <m:dPr>
-                  <m:begChr m:val="("/>
-                  <m:endChr m:val=")"/>
-                  <m:sepChr m:val=""/>
-                  <m:grow/>
-                </m:dPr>
-                <m:e>
-                  <m:r>
-                    <m:rPr>
-                      <m:sty m:val="p"/>
-                    </m:rPr>
-                    <m:t>−</m:t>
-                  </m:r>
-                  <m:r>
-                    <m:rPr>
-                      <m:sty m:val="p"/>
-                    </m:rPr>
-                    <m:t>∞</m:t>
-                  </m:r>
-                </m:e>
-              </m:d>
-              <m:r>
-                <m:rPr>
-                  <m:sty m:val="p"/>
-                </m:rPr>
-                <m:t>=</m:t>
-              </m:r>
               <m:borderBox>
                 <m:e>
                   <m:r>
@@ -16381,8 +16480,165 @@
               <w:rPr>
                 <w:rtl/>
               </w:rPr>
-              <w:t xml:space="preserve">.</w:t>
-            </w:r>
+              <w:t xml:space="preserve"> </w:t>
+            </w:r>
+            <w:r>
+              <w:rPr>
+                <w:rtl/>
+              </w:rPr>
+              <w:t xml:space="preserve">لأنّ:  </w:t>
+            </w:r>
+            <w:r>
+              <w:rPr>
+                <w:rtl/>
+              </w:rPr>
+              <w:t xml:space="preserve"> </w:t>
+            </w:r>
+            <m:oMath>
+              <m:d>
+                <m:dPr>
+                  <m:begChr m:val="{"/>
+                  <m:endChr m:val=""/>
+                  <m:sepChr m:val=""/>
+                  <m:grow/>
+                </m:dPr>
+                <m:e>
+                  <m:m>
+                    <m:mPr>
+                      <m:baseJc m:val="center"/>
+                      <m:plcHide m:val="on"/>
+                      <m:mcs>
+                        <m:mc>
+                          <m:mcPr>
+                            <m:mcJc m:val="left"/>
+                            <m:count m:val="1"/>
+                          </m:mcPr>
+                        </m:mc>
+                      </m:mcs>
+                    </m:mPr>
+                    <m:mr>
+                      <m:e>
+                        <m:limLow>
+                          <m:e>
+                            <m:r>
+                              <m:rPr>
+                                <m:sty m:val="p"/>
+                              </m:rPr>
+                              <m:t>lim</m:t>
+                            </m:r>
+                          </m:e>
+                          <m:lim>
+                            <m:r>
+                              <m:t>x</m:t>
+                            </m:r>
+                            <m:r>
+                              <m:rPr>
+                                <m:sty m:val="p"/>
+                              </m:rPr>
+                              <m:t>→</m:t>
+                            </m:r>
+                            <m:sSup>
+                              <m:e>
+                                <m:r>
+                                  <m:t>0</m:t>
+                                </m:r>
+                              </m:e>
+                              <m:sup>
+                                <m:r>
+                                  <m:rPr>
+                                    <m:sty m:val="p"/>
+                                  </m:rPr>
+                                  <m:t>+</m:t>
+                                </m:r>
+                              </m:sup>
+                            </m:sSup>
+                          </m:lim>
+                        </m:limLow>
+                        <m:r>
+                          <m:t>x</m:t>
+                        </m:r>
+                        <m:r>
+                          <m:rPr>
+                            <m:sty m:val="p"/>
+                          </m:rPr>
+                          <m:t>=</m:t>
+                        </m:r>
+                        <m:r>
+                          <m:t>0</m:t>
+                        </m:r>
+                      </m:e>
+                    </m:mr>
+                    <m:mr>
+                      <m:e>
+                        <m:limLow>
+                          <m:e>
+                            <m:r>
+                              <m:rPr>
+                                <m:sty m:val="p"/>
+                              </m:rPr>
+                              <m:t>lim</m:t>
+                            </m:r>
+                          </m:e>
+                          <m:lim>
+                            <m:r>
+                              <m:t>x</m:t>
+                            </m:r>
+                            <m:r>
+                              <m:rPr>
+                                <m:sty m:val="p"/>
+                              </m:rPr>
+                              <m:t>→</m:t>
+                            </m:r>
+                            <m:sSup>
+                              <m:e>
+                                <m:r>
+                                  <m:t>0</m:t>
+                                </m:r>
+                              </m:e>
+                              <m:sup>
+                                <m:r>
+                                  <m:rPr>
+                                    <m:sty m:val="p"/>
+                                  </m:rPr>
+                                  <m:t>+</m:t>
+                                </m:r>
+                              </m:sup>
+                            </m:sSup>
+                          </m:lim>
+                        </m:limLow>
+                        <m:r>
+                          <m:rPr>
+                            <m:sty m:val="p"/>
+                          </m:rPr>
+                          <m:t>ln</m:t>
+                        </m:r>
+                        <m:r>
+                          <m:t>x</m:t>
+                        </m:r>
+                        <m:r>
+                          <m:rPr>
+                            <m:sty m:val="p"/>
+                          </m:rPr>
+                          <m:t>=</m:t>
+                        </m:r>
+                        <m:r>
+                          <m:rPr>
+                            <m:sty m:val="p"/>
+                          </m:rPr>
+                          <m:t>−</m:t>
+                        </m:r>
+                        <m:r>
+                          <m:rPr>
+                            <m:sty m:val="p"/>
+                          </m:rPr>
+                          <m:t>∞</m:t>
+                        </m:r>
+                      </m:e>
+                    </m:mr>
+                  </m:m>
+                </m:e>
+              </m:d>
+            </m:oMath>
           </w:p>
           <w:p>
             <w:pPr>
@@ -16395,6 +16651,121 @@
                 <w:rtl/>
               </w:rPr>
               <w:t xml:space="preserve">3.</w:t>
+            </w:r>
+            <w:r>
+              <w:rPr>
+                <w:rtl/>
+              </w:rPr>
+              <w:t xml:space="preserve"> </w:t>
+            </w:r>
+            <w:r>
+              <w:rPr>
+                <w:rtl/>
+              </w:rPr>
+              <w:t xml:space="preserve">نكتب:</w:t>
+            </w:r>
+            <w:r>
+              <w:rPr>
+                <w:rtl/>
+              </w:rPr>
+              <w:t xml:space="preserve"> </w:t>
+            </w:r>
+            <m:oMath>
+              <m:f>
+                <m:fPr>
+                  <m:type m:val="bar"/>
+                </m:fPr>
+                <m:num>
+                  <m:r>
+                    <m:t>2</m:t>
+                  </m:r>
+                  <m:r>
+                    <m:rPr>
+                      <m:sty m:val="p"/>
+                    </m:rPr>
+                    <m:t>+</m:t>
+                  </m:r>
+                  <m:r>
+                    <m:rPr>
+                      <m:sty m:val="p"/>
+                    </m:rPr>
+                    <m:t>ln</m:t>
+                  </m:r>
+                  <m:r>
+                    <m:t>x</m:t>
+                  </m:r>
+                </m:num>
+                <m:den>
+                  <m:r>
+                    <m:t>x</m:t>
+                  </m:r>
+                </m:den>
+              </m:f>
+              <m:r>
+                <m:rPr>
+                  <m:sty m:val="p"/>
+                </m:rPr>
+                <m:t>=</m:t>
+              </m:r>
+              <m:f>
+                <m:fPr>
+                  <m:type m:val="bar"/>
+                </m:fPr>
+                <m:num>
+                  <m:r>
+                    <m:t>2</m:t>
+                  </m:r>
+                </m:num>
+                <m:den>
+                  <m:r>
+                    <m:t>x</m:t>
+                  </m:r>
+                </m:den>
+              </m:f>
+              <m:r>
+                <m:rPr>
+                  <m:sty m:val="p"/>
+                </m:rPr>
+                <m:t>+</m:t>
+              </m:r>
+              <m:f>
+                <m:fPr>
+                  <m:type m:val="bar"/>
+                </m:fPr>
+                <m:num>
+                  <m:r>
+                    <m:rPr>
+                      <m:sty m:val="p"/>
+                    </m:rPr>
+                    <m:t>ln</m:t>
+                  </m:r>
+                  <m:r>
+                    <m:t>x</m:t>
+                  </m:r>
+                </m:num>
+                <m:den>
+                  <m:r>
+                    <m:t>x</m:t>
+                  </m:r>
+                </m:den>
+              </m:f>
+            </m:oMath>
+            <w:r>
+              <w:rPr>
+                <w:rtl/>
+              </w:rPr>
+              <w:t xml:space="preserve">.</w:t>
+            </w:r>
+          </w:p>
+          <w:p>
+            <w:pPr>
+              <w:bidi/>
+            </w:pPr>
+            <w:r>
+              <w:rPr>
+                <w:rtl/>
+              </w:rPr>
+              <w:t xml:space="preserve">لدينا:</w:t>
             </w:r>
             <w:r>
               <w:rPr>
@@ -16472,115 +16843,6 @@
                 </m:rPr>
                 <m:t>=</m:t>
               </m:r>
-              <m:limLow>
-                <m:e>
-                  <m:r>
-                    <m:rPr>
-                      <m:sty m:val="p"/>
-                    </m:rPr>
-                    <m:t>lim</m:t>
-                  </m:r>
-                </m:e>
-                <m:lim>
-                  <m:r>
-                    <m:t>x</m:t>
-                  </m:r>
-                  <m:r>
-                    <m:rPr>
-                      <m:sty m:val="p"/>
-                    </m:rPr>
-                    <m:t>→</m:t>
-                  </m:r>
-                  <m:r>
-                    <m:rPr>
-                      <m:sty m:val="p"/>
-                    </m:rPr>
-                    <m:t>+</m:t>
-                  </m:r>
-                  <m:r>
-                    <m:rPr>
-                      <m:sty m:val="p"/>
-                    </m:rPr>
-                    <m:t>∞</m:t>
-                  </m:r>
-                </m:lim>
-              </m:limLow>
-              <m:d>
-                <m:dPr>
-                  <m:begChr m:val="("/>
-                  <m:endChr m:val=")"/>
-                  <m:sepChr m:val=""/>
-                  <m:grow/>
-                </m:dPr>
-                <m:e>
-                  <m:f>
-                    <m:fPr>
-                      <m:type m:val="bar"/>
-                    </m:fPr>
-                    <m:num>
-                      <m:r>
-                        <m:t>2</m:t>
-                      </m:r>
-                    </m:num>
-                    <m:den>
-                      <m:r>
-                        <m:t>x</m:t>
-                      </m:r>
-                    </m:den>
-                  </m:f>
-                  <m:r>
-                    <m:rPr>
-                      <m:sty m:val="p"/>
-                    </m:rPr>
-                    <m:t>+</m:t>
-                  </m:r>
-                  <m:f>
-                    <m:fPr>
-                      <m:type m:val="bar"/>
-                    </m:fPr>
-                    <m:num>
-                      <m:r>
-                        <m:rPr>
-                          <m:sty m:val="p"/>
-                        </m:rPr>
-                        <m:t>ln</m:t>
-                      </m:r>
-                      <m:r>
-                        <m:t>x</m:t>
-                      </m:r>
-                    </m:num>
-                    <m:den>
-                      <m:r>
-                        <m:t>x</m:t>
-                      </m:r>
-                    </m:den>
-                  </m:f>
-                </m:e>
-              </m:d>
-              <m:r>
-                <m:rPr>
-                  <m:sty m:val="p"/>
-                </m:rPr>
-                <m:t>=</m:t>
-              </m:r>
-              <m:r>
-                <m:t>0</m:t>
-              </m:r>
-              <m:r>
-                <m:rPr>
-                  <m:sty m:val="p"/>
-                </m:rPr>
-                <m:t>+</m:t>
-              </m:r>
-              <m:r>
-                <m:t>0</m:t>
-              </m:r>
-              <m:r>
-                <m:rPr>
-                  <m:sty m:val="p"/>
-                </m:rPr>
-                <m:t>=</m:t>
-              </m:r>
               <m:borderBox>
                 <m:e>
                   <m:r>
@@ -16597,8 +16859,174 @@
               <w:rPr>
                 <w:rtl/>
               </w:rPr>
-              <w:t xml:space="preserve">.</w:t>
-            </w:r>
+              <w:t xml:space="preserve"> </w:t>
+            </w:r>
+            <w:r>
+              <w:rPr>
+                <w:rtl/>
+              </w:rPr>
+              <w:t xml:space="preserve">لأنّ:  </w:t>
+            </w:r>
+            <w:r>
+              <w:rPr>
+                <w:rtl/>
+              </w:rPr>
+              <w:t xml:space="preserve"> </w:t>
+            </w:r>
+            <m:oMath>
+              <m:d>
+                <m:dPr>
+                  <m:begChr m:val="{"/>
+                  <m:endChr m:val=""/>
+                  <m:sepChr m:val=""/>
+                  <m:grow/>
+                </m:dPr>
+                <m:e>
+                  <m:m>
+                    <m:mPr>
+                      <m:baseJc m:val="center"/>
+                      <m:plcHide m:val="on"/>
+                      <m:mcs>
+                        <m:mc>
+                          <m:mcPr>
+                            <m:mcJc m:val="left"/>
+                            <m:count m:val="1"/>
+                          </m:mcPr>
+                        </m:mc>
+                      </m:mcs>
+                    </m:mPr>
+                    <m:mr>
+                      <m:e>
+                        <m:limLow>
+                          <m:e>
+                            <m:r>
+                              <m:rPr>
+                                <m:sty m:val="p"/>
+                              </m:rPr>
+                              <m:t>lim</m:t>
+                            </m:r>
+                          </m:e>
+                          <m:lim>
+                            <m:r>
+                              <m:t>x</m:t>
+                            </m:r>
+                            <m:r>
+                              <m:rPr>
+                                <m:sty m:val="p"/>
+                              </m:rPr>
+                              <m:t>→</m:t>
+                            </m:r>
+                            <m:r>
+                              <m:rPr>
+                                <m:sty m:val="p"/>
+                              </m:rPr>
+                              <m:t>+</m:t>
+                            </m:r>
+                            <m:r>
+                              <m:rPr>
+                                <m:sty m:val="p"/>
+                              </m:rPr>
+                              <m:t>∞</m:t>
+                            </m:r>
+                          </m:lim>
+                        </m:limLow>
+                        <m:f>
+                          <m:fPr>
+                            <m:type m:val="bar"/>
+                          </m:fPr>
+                          <m:num>
+                            <m:r>
+                              <m:t>2</m:t>
+                            </m:r>
+                          </m:num>
+                          <m:den>
+                            <m:r>
+                              <m:t>x</m:t>
+                            </m:r>
+                          </m:den>
+                        </m:f>
+                        <m:r>
+                          <m:rPr>
+                            <m:sty m:val="p"/>
+                          </m:rPr>
+                          <m:t>=</m:t>
+                        </m:r>
+                        <m:r>
+                          <m:t>0</m:t>
+                        </m:r>
+                      </m:e>
+                    </m:mr>
+                    <m:mr>
+                      <m:e>
+                        <m:limLow>
+                          <m:e>
+                            <m:r>
+                              <m:rPr>
+                                <m:sty m:val="p"/>
+                              </m:rPr>
+                              <m:t>lim</m:t>
+                            </m:r>
+                          </m:e>
+                          <m:lim>
+                            <m:r>
+                              <m:t>x</m:t>
+                            </m:r>
+                            <m:r>
+                              <m:rPr>
+                                <m:sty m:val="p"/>
+                              </m:rPr>
+                              <m:t>→</m:t>
+                            </m:r>
+                            <m:r>
+                              <m:rPr>
+                                <m:sty m:val="p"/>
+                              </m:rPr>
+                              <m:t>+</m:t>
+                            </m:r>
+                            <m:r>
+                              <m:rPr>
+                                <m:sty m:val="p"/>
+                              </m:rPr>
+                              <m:t>∞</m:t>
+                            </m:r>
+                          </m:lim>
+                        </m:limLow>
+                        <m:f>
+                          <m:fPr>
+                            <m:type m:val="bar"/>
+                          </m:fPr>
+                          <m:num>
+                            <m:r>
+                              <m:rPr>
+                                <m:sty m:val="p"/>
+                              </m:rPr>
+                              <m:t>ln</m:t>
+                            </m:r>
+                            <m:r>
+                              <m:t>x</m:t>
+                            </m:r>
+                          </m:num>
+                          <m:den>
+                            <m:r>
+                              <m:t>x</m:t>
+                            </m:r>
+                          </m:den>
+                        </m:f>
+                        <m:r>
+                          <m:rPr>
+                            <m:sty m:val="p"/>
+                          </m:rPr>
+                          <m:t>=</m:t>
+                        </m:r>
+                        <m:r>
+                          <m:t>0</m:t>
+                        </m:r>
+                      </m:e>
+                    </m:mr>
+                  </m:m>
+                </m:e>
+              </m:d>
+            </m:oMath>
           </w:p>
           <w:p>
             <w:pPr>
@@ -16611,6 +17039,18 @@
                 <w:rtl/>
               </w:rPr>
               <w:t xml:space="preserve">4.</w:t>
+            </w:r>
+            <w:r>
+              <w:rPr>
+                <w:rtl/>
+              </w:rPr>
+              <w:t xml:space="preserve"> </w:t>
+            </w:r>
+            <w:r>
+              <w:rPr>
+                <w:rtl/>
+              </w:rPr>
+              <w:t xml:space="preserve">لدينا:</w:t>
             </w:r>
             <w:r>
               <w:rPr>
@@ -16685,99 +17125,12 @@
                   </m:r>
                 </m:den>
               </m:f>
-            </m:oMath>
-            <w:r>
-              <w:rPr>
-                <w:rtl/>
-              </w:rPr>
-              <w:t xml:space="preserve">: البسط</w:t>
-            </w:r>
-            <w:r>
-              <w:rPr>
-                <w:rtl/>
-              </w:rPr>
-              <w:t xml:space="preserve"> </w:t>
-            </w:r>
-            <m:oMath>
-              <m:r>
-                <m:rPr>
-                  <m:sty m:val="p"/>
-                </m:rPr>
-                <m:t>→</m:t>
-              </m:r>
-              <m:r>
-                <m:rPr>
-                  <m:sty m:val="p"/>
-                </m:rPr>
-                <m:t>−</m:t>
-              </m:r>
-              <m:r>
-                <m:rPr>
-                  <m:sty m:val="p"/>
-                </m:rPr>
-                <m:t>∞</m:t>
-              </m:r>
-            </m:oMath>
-            <w:r>
-              <w:rPr>
-                <w:rtl/>
-              </w:rPr>
-              <w:t xml:space="preserve"> </w:t>
-            </w:r>
-            <w:r>
-              <w:rPr>
-                <w:rtl/>
-              </w:rPr>
-              <w:t xml:space="preserve">والمقام</w:t>
-            </w:r>
-            <w:r>
-              <w:rPr>
-                <w:rtl/>
-              </w:rPr>
-              <w:t xml:space="preserve"> </w:t>
-            </w:r>
-            <m:oMath>
-              <m:r>
-                <m:rPr>
-                  <m:sty m:val="p"/>
-                </m:rPr>
-                <m:t>→</m:t>
-              </m:r>
-              <m:sSup>
-                <m:e>
-                  <m:r>
-                    <m:t>0</m:t>
-                  </m:r>
-                </m:e>
-                <m:sup>
-                  <m:r>
-                    <m:rPr>
-                      <m:sty m:val="p"/>
-                    </m:rPr>
-                    <m:t>+</m:t>
-                  </m:r>
-                </m:sup>
-              </m:sSup>
-            </m:oMath>
-            <w:r>
-              <w:rPr>
-                <w:rtl/>
-              </w:rPr>
-              <w:t xml:space="preserve"> </w:t>
-            </w:r>
-            <w:r>
-              <w:rPr>
-                <w:rtl/>
-              </w:rPr>
-              <w:t xml:space="preserve">، إذن النهاية</w:t>
-            </w:r>
-            <w:r>
-              <w:rPr>
-                <w:rtl/>
-              </w:rPr>
-              <w:t xml:space="preserve"> </w:t>
-            </w:r>
-            <m:oMath>
+              <m:r>
+                <m:rPr>
+                  <m:sty m:val="p"/>
+                </m:rPr>
+                <m:t>=</m:t>
+              </m:r>
               <m:borderBox>
                 <m:e>
                   <m:r>
@@ -16807,8 +17160,196 @@
               <w:rPr>
                 <w:rtl/>
               </w:rPr>
-              <w:t xml:space="preserve">.</w:t>
-            </w:r>
+              <w:t xml:space="preserve"> </w:t>
+            </w:r>
+            <w:r>
+              <w:rPr>
+                <w:rtl/>
+              </w:rPr>
+              <w:t xml:space="preserve">لأنّ:  </w:t>
+            </w:r>
+            <w:r>
+              <w:rPr>
+                <w:rtl/>
+              </w:rPr>
+              <w:t xml:space="preserve"> </w:t>
+            </w:r>
+            <m:oMath>
+              <m:d>
+                <m:dPr>
+                  <m:begChr m:val="{"/>
+                  <m:endChr m:val=""/>
+                  <m:sepChr m:val=""/>
+                  <m:grow/>
+                </m:dPr>
+                <m:e>
+                  <m:m>
+                    <m:mPr>
+                      <m:baseJc m:val="center"/>
+                      <m:plcHide m:val="on"/>
+                      <m:mcs>
+                        <m:mc>
+                          <m:mcPr>
+                            <m:mcJc m:val="left"/>
+                            <m:count m:val="1"/>
+                          </m:mcPr>
+                        </m:mc>
+                      </m:mcs>
+                    </m:mPr>
+                    <m:mr>
+                      <m:e>
+                        <m:limLow>
+                          <m:e>
+                            <m:r>
+                              <m:rPr>
+                                <m:sty m:val="p"/>
+                              </m:rPr>
+                              <m:t>lim</m:t>
+                            </m:r>
+                          </m:e>
+                          <m:lim>
+                            <m:r>
+                              <m:t>x</m:t>
+                            </m:r>
+                            <m:r>
+                              <m:rPr>
+                                <m:sty m:val="p"/>
+                              </m:rPr>
+                              <m:t>→</m:t>
+                            </m:r>
+                            <m:sSup>
+                              <m:e>
+                                <m:r>
+                                  <m:t>0</m:t>
+                                </m:r>
+                              </m:e>
+                              <m:sup>
+                                <m:r>
+                                  <m:rPr>
+                                    <m:sty m:val="p"/>
+                                  </m:rPr>
+                                  <m:t>+</m:t>
+                                </m:r>
+                              </m:sup>
+                            </m:sSup>
+                          </m:lim>
+                        </m:limLow>
+                        <m:d>
+                          <m:dPr>
+                            <m:begChr m:val="("/>
+                            <m:endChr m:val=")"/>
+                            <m:sepChr m:val=""/>
+                            <m:grow/>
+                          </m:dPr>
+                          <m:e>
+                            <m:r>
+                              <m:t>2</m:t>
+                            </m:r>
+                            <m:r>
+                              <m:rPr>
+                                <m:sty m:val="p"/>
+                              </m:rPr>
+                              <m:t>+</m:t>
+                            </m:r>
+                            <m:r>
+                              <m:rPr>
+                                <m:sty m:val="p"/>
+                              </m:rPr>
+                              <m:t>ln</m:t>
+                            </m:r>
+                            <m:r>
+                              <m:t>x</m:t>
+                            </m:r>
+                          </m:e>
+                        </m:d>
+                        <m:r>
+                          <m:rPr>
+                            <m:sty m:val="p"/>
+                          </m:rPr>
+                          <m:t>=</m:t>
+                        </m:r>
+                        <m:r>
+                          <m:rPr>
+                            <m:sty m:val="p"/>
+                          </m:rPr>
+                          <m:t>−</m:t>
+                        </m:r>
+                        <m:r>
+                          <m:rPr>
+                            <m:sty m:val="p"/>
+                          </m:rPr>
+                          <m:t>∞</m:t>
+                        </m:r>
+                      </m:e>
+                    </m:mr>
+                    <m:mr>
+                      <m:e>
+                        <m:limLow>
+                          <m:e>
+                            <m:r>
+                              <m:rPr>
+                                <m:sty m:val="p"/>
+                              </m:rPr>
+                              <m:t>lim</m:t>
+                            </m:r>
+                          </m:e>
+                          <m:lim>
+                            <m:r>
+                              <m:t>x</m:t>
+                            </m:r>
+                            <m:r>
+                              <m:rPr>
+                                <m:sty m:val="p"/>
+                              </m:rPr>
+                              <m:t>→</m:t>
+                            </m:r>
+                            <m:sSup>
+                              <m:e>
+                                <m:r>
+                                  <m:t>0</m:t>
+                                </m:r>
+                              </m:e>
+                              <m:sup>
+                                <m:r>
+                                  <m:rPr>
+                                    <m:sty m:val="p"/>
+                                  </m:rPr>
+                                  <m:t>+</m:t>
+                                </m:r>
+                              </m:sup>
+                            </m:sSup>
+                          </m:lim>
+                        </m:limLow>
+                        <m:r>
+                          <m:t>x</m:t>
+                        </m:r>
+                        <m:r>
+                          <m:rPr>
+                            <m:sty m:val="p"/>
+                          </m:rPr>
+                          <m:t>=</m:t>
+                        </m:r>
+                        <m:sSup>
+                          <m:e>
+                            <m:r>
+                              <m:t>0</m:t>
+                            </m:r>
+                          </m:e>
+                          <m:sup>
+                            <m:r>
+                              <m:rPr>
+                                <m:sty m:val="p"/>
+                              </m:rPr>
+                              <m:t>+</m:t>
+                            </m:r>
+                          </m:sup>
+                        </m:sSup>
+                      </m:e>
+                    </m:mr>
+                  </m:m>
+                </m:e>
+              </m:d>
+            </m:oMath>
           </w:p>
           <w:p>
             <w:pPr>
@@ -16821,6 +17362,18 @@
                 <w:rtl/>
               </w:rPr>
               <w:t xml:space="preserve">5.</w:t>
+            </w:r>
+            <w:r>
+              <w:rPr>
+                <w:rtl/>
+              </w:rPr>
+              <w:t xml:space="preserve"> </w:t>
+            </w:r>
+            <w:r>
+              <w:rPr>
+                <w:rtl/>
+              </w:rPr>
+              <w:t xml:space="preserve">لدينا:</w:t>
             </w:r>
             <w:r>
               <w:rPr>
@@ -16911,33 +17464,6 @@
                 </m:rPr>
                 <m:t>=</m:t>
               </m:r>
-              <m:r>
-                <m:t>0</m:t>
-              </m:r>
-              <m:r>
-                <m:rPr>
-                  <m:sty m:val="p"/>
-                </m:rPr>
-                <m:t>−</m:t>
-              </m:r>
-              <m:r>
-                <m:t>0</m:t>
-              </m:r>
-              <m:r>
-                <m:rPr>
-                  <m:sty m:val="p"/>
-                </m:rPr>
-                <m:t>+</m:t>
-              </m:r>
-              <m:r>
-                <m:t>1</m:t>
-              </m:r>
-              <m:r>
-                <m:rPr>
-                  <m:sty m:val="p"/>
-                </m:rPr>
-                <m:t>=</m:t>
-              </m:r>
               <m:borderBox>
                 <m:e>
                   <m:r>
@@ -16954,8 +17480,184 @@
               <w:rPr>
                 <w:rtl/>
               </w:rPr>
-              <w:t xml:space="preserve">.</w:t>
-            </w:r>
+              <w:t xml:space="preserve"> </w:t>
+            </w:r>
+            <w:r>
+              <w:rPr>
+                <w:rtl/>
+              </w:rPr>
+              <w:t xml:space="preserve">لأنّ:  </w:t>
+            </w:r>
+            <w:r>
+              <w:rPr>
+                <w:rtl/>
+              </w:rPr>
+              <w:t xml:space="preserve"> </w:t>
+            </w:r>
+            <m:oMath>
+              <m:d>
+                <m:dPr>
+                  <m:begChr m:val="{"/>
+                  <m:endChr m:val=""/>
+                  <m:sepChr m:val=""/>
+                  <m:grow/>
+                </m:dPr>
+                <m:e>
+                  <m:m>
+                    <m:mPr>
+                      <m:baseJc m:val="center"/>
+                      <m:plcHide m:val="on"/>
+                      <m:mcs>
+                        <m:mc>
+                          <m:mcPr>
+                            <m:mcJc m:val="left"/>
+                            <m:count m:val="1"/>
+                          </m:mcPr>
+                        </m:mc>
+                      </m:mcs>
+                    </m:mPr>
+                    <m:mr>
+                      <m:e>
+                        <m:limLow>
+                          <m:e>
+                            <m:r>
+                              <m:rPr>
+                                <m:sty m:val="p"/>
+                              </m:rPr>
+                              <m:t>lim</m:t>
+                            </m:r>
+                          </m:e>
+                          <m:lim>
+                            <m:r>
+                              <m:t>x</m:t>
+                            </m:r>
+                            <m:r>
+                              <m:rPr>
+                                <m:sty m:val="p"/>
+                              </m:rPr>
+                              <m:t>→</m:t>
+                            </m:r>
+                            <m:sSup>
+                              <m:e>
+                                <m:r>
+                                  <m:t>0</m:t>
+                                </m:r>
+                              </m:e>
+                              <m:sup>
+                                <m:r>
+                                  <m:rPr>
+                                    <m:sty m:val="p"/>
+                                  </m:rPr>
+                                  <m:t>+</m:t>
+                                </m:r>
+                              </m:sup>
+                            </m:sSup>
+                          </m:lim>
+                        </m:limLow>
+                        <m:r>
+                          <m:t>x</m:t>
+                        </m:r>
+                        <m:r>
+                          <m:rPr>
+                            <m:sty m:val="p"/>
+                          </m:rPr>
+                          <m:t>ln</m:t>
+                        </m:r>
+                        <m:r>
+                          <m:t>x</m:t>
+                        </m:r>
+                        <m:r>
+                          <m:rPr>
+                            <m:sty m:val="p"/>
+                          </m:rPr>
+                          <m:t>=</m:t>
+                        </m:r>
+                        <m:r>
+                          <m:t>0</m:t>
+                        </m:r>
+                      </m:e>
+                    </m:mr>
+                    <m:mr>
+                      <m:e>
+                        <m:limLow>
+                          <m:e>
+                            <m:r>
+                              <m:rPr>
+                                <m:sty m:val="p"/>
+                              </m:rPr>
+                              <m:t>lim</m:t>
+                            </m:r>
+                          </m:e>
+                          <m:lim>
+                            <m:r>
+                              <m:t>x</m:t>
+                            </m:r>
+                            <m:r>
+                              <m:rPr>
+                                <m:sty m:val="p"/>
+                              </m:rPr>
+                              <m:t>→</m:t>
+                            </m:r>
+                            <m:sSup>
+                              <m:e>
+                                <m:r>
+                                  <m:t>0</m:t>
+                                </m:r>
+                              </m:e>
+                              <m:sup>
+                                <m:r>
+                                  <m:rPr>
+                                    <m:sty m:val="p"/>
+                                  </m:rPr>
+                                  <m:t>+</m:t>
+                                </m:r>
+                              </m:sup>
+                            </m:sSup>
+                          </m:lim>
+                        </m:limLow>
+                        <m:d>
+                          <m:dPr>
+                            <m:begChr m:val="("/>
+                            <m:endChr m:val=")"/>
+                            <m:sepChr m:val=""/>
+                            <m:grow/>
+                          </m:dPr>
+                          <m:e>
+                            <m:r>
+                              <m:rPr>
+                                <m:sty m:val="p"/>
+                              </m:rPr>
+                              <m:t>−</m:t>
+                            </m:r>
+                            <m:r>
+                              <m:t>x</m:t>
+                            </m:r>
+                            <m:r>
+                              <m:rPr>
+                                <m:sty m:val="p"/>
+                              </m:rPr>
+                              <m:t>+</m:t>
+                            </m:r>
+                            <m:r>
+                              <m:t>1</m:t>
+                            </m:r>
+                          </m:e>
+                        </m:d>
+                        <m:r>
+                          <m:rPr>
+                            <m:sty m:val="p"/>
+                          </m:rPr>
+                          <m:t>=</m:t>
+                        </m:r>
+                        <m:r>
+                          <m:t>1</m:t>
+                        </m:r>
+                      </m:e>
+                    </m:mr>
+                  </m:m>
+                </m:e>
+              </m:d>
+            </m:oMath>
           </w:p>
           <w:p>
             <w:pPr>
@@ -16968,6 +17670,130 @@
                 <w:rtl/>
               </w:rPr>
               <w:t xml:space="preserve">6.</w:t>
+            </w:r>
+            <w:r>
+              <w:rPr>
+                <w:rtl/>
+              </w:rPr>
+              <w:t xml:space="preserve"> </w:t>
+            </w:r>
+            <w:r>
+              <w:rPr>
+                <w:rtl/>
+              </w:rPr>
+              <w:t xml:space="preserve">نكتب:</w:t>
+            </w:r>
+            <w:r>
+              <w:rPr>
+                <w:rtl/>
+              </w:rPr>
+              <w:t xml:space="preserve"> </w:t>
+            </w:r>
+            <m:oMath>
+              <m:f>
+                <m:fPr>
+                  <m:type m:val="bar"/>
+                </m:fPr>
+                <m:num>
+                  <m:r>
+                    <m:rPr>
+                      <m:sty m:val="p"/>
+                    </m:rPr>
+                    <m:t>ln</m:t>
+                  </m:r>
+                  <m:r>
+                    <m:t>x</m:t>
+                  </m:r>
+                </m:num>
+                <m:den>
+                  <m:r>
+                    <m:t>x</m:t>
+                  </m:r>
+                  <m:r>
+                    <m:rPr>
+                      <m:sty m:val="p"/>
+                    </m:rPr>
+                    <m:t>+</m:t>
+                  </m:r>
+                  <m:r>
+                    <m:t>1</m:t>
+                  </m:r>
+                </m:den>
+              </m:f>
+              <m:r>
+                <m:rPr>
+                  <m:sty m:val="p"/>
+                </m:rPr>
+                <m:t>=</m:t>
+              </m:r>
+              <m:f>
+                <m:fPr>
+                  <m:type m:val="bar"/>
+                </m:fPr>
+                <m:num>
+                  <m:r>
+                    <m:rPr>
+                      <m:sty m:val="p"/>
+                    </m:rPr>
+                    <m:t>ln</m:t>
+                  </m:r>
+                  <m:r>
+                    <m:t>x</m:t>
+                  </m:r>
+                </m:num>
+                <m:den>
+                  <m:r>
+                    <m:t>x</m:t>
+                  </m:r>
+                </m:den>
+              </m:f>
+              <m:r>
+                <m:rPr>
+                  <m:sty m:val="p"/>
+                </m:rPr>
+                <m:t>×</m:t>
+              </m:r>
+              <m:f>
+                <m:fPr>
+                  <m:type m:val="bar"/>
+                </m:fPr>
+                <m:num>
+                  <m:r>
+                    <m:t>x</m:t>
+                  </m:r>
+                </m:num>
+                <m:den>
+                  <m:r>
+                    <m:t>x</m:t>
+                  </m:r>
+                  <m:r>
+                    <m:rPr>
+                      <m:sty m:val="p"/>
+                    </m:rPr>
+                    <m:t>+</m:t>
+                  </m:r>
+                  <m:r>
+                    <m:t>1</m:t>
+                  </m:r>
+                </m:den>
+              </m:f>
+            </m:oMath>
+            <w:r>
+              <w:rPr>
+                <w:rtl/>
+              </w:rPr>
+              <w:t xml:space="preserve">.</w:t>
+            </w:r>
+          </w:p>
+          <w:p>
+            <w:pPr>
+              <w:bidi/>
+            </w:pPr>
+            <w:r>
+              <w:rPr>
+                <w:rtl/>
+              </w:rPr>
+              <w:t xml:space="preserve">لدينا:</w:t>
             </w:r>
             <w:r>
               <w:rPr>
@@ -17045,114 +17871,6 @@
                 </m:rPr>
                 <m:t>=</m:t>
               </m:r>
-              <m:limLow>
-                <m:e>
-                  <m:r>
-                    <m:rPr>
-                      <m:sty m:val="p"/>
-                    </m:rPr>
-                    <m:t>lim</m:t>
-                  </m:r>
-                </m:e>
-                <m:lim>
-                  <m:r>
-                    <m:t>x</m:t>
-                  </m:r>
-                  <m:r>
-                    <m:rPr>
-                      <m:sty m:val="p"/>
-                    </m:rPr>
-                    <m:t>→</m:t>
-                  </m:r>
-                  <m:r>
-                    <m:rPr>
-                      <m:sty m:val="p"/>
-                    </m:rPr>
-                    <m:t>+</m:t>
-                  </m:r>
-                  <m:r>
-                    <m:rPr>
-                      <m:sty m:val="p"/>
-                    </m:rPr>
-                    <m:t>∞</m:t>
-                  </m:r>
-                </m:lim>
-              </m:limLow>
-              <m:f>
-                <m:fPr>
-                  <m:type m:val="bar"/>
-                </m:fPr>
-                <m:num>
-                  <m:r>
-                    <m:rPr>
-                      <m:sty m:val="p"/>
-                    </m:rPr>
-                    <m:t>ln</m:t>
-                  </m:r>
-                  <m:r>
-                    <m:t>x</m:t>
-                  </m:r>
-                </m:num>
-                <m:den>
-                  <m:r>
-                    <m:t>x</m:t>
-                  </m:r>
-                </m:den>
-              </m:f>
-              <m:r>
-                <m:rPr>
-                  <m:sty m:val="p"/>
-                </m:rPr>
-                <m:t>×</m:t>
-              </m:r>
-              <m:f>
-                <m:fPr>
-                  <m:type m:val="bar"/>
-                </m:fPr>
-                <m:num>
-                  <m:r>
-                    <m:t>x</m:t>
-                  </m:r>
-                </m:num>
-                <m:den>
-                  <m:r>
-                    <m:t>x</m:t>
-                  </m:r>
-                  <m:r>
-                    <m:rPr>
-                      <m:sty m:val="p"/>
-                    </m:rPr>
-                    <m:t>+</m:t>
-                  </m:r>
-                  <m:r>
-                    <m:t>1</m:t>
-                  </m:r>
-                </m:den>
-              </m:f>
-              <m:r>
-                <m:rPr>
-                  <m:sty m:val="p"/>
-                </m:rPr>
-                <m:t>=</m:t>
-              </m:r>
-              <m:r>
-                <m:t>0</m:t>
-              </m:r>
-              <m:r>
-                <m:rPr>
-                  <m:sty m:val="p"/>
-                </m:rPr>
-                <m:t>×</m:t>
-              </m:r>
-              <m:r>
-                <m:t>1</m:t>
-              </m:r>
-              <m:r>
-                <m:rPr>
-                  <m:sty m:val="p"/>
-                </m:rPr>
-                <m:t>=</m:t>
-              </m:r>
               <m:borderBox>
                 <m:e>
                   <m:r>
@@ -17169,8 +17887,183 @@
               <w:rPr>
                 <w:rtl/>
               </w:rPr>
-              <w:t xml:space="preserve">.</w:t>
-            </w:r>
+              <w:t xml:space="preserve"> </w:t>
+            </w:r>
+            <w:r>
+              <w:rPr>
+                <w:rtl/>
+              </w:rPr>
+              <w:t xml:space="preserve">لأنّ:  </w:t>
+            </w:r>
+            <w:r>
+              <w:rPr>
+                <w:rtl/>
+              </w:rPr>
+              <w:t xml:space="preserve"> </w:t>
+            </w:r>
+            <m:oMath>
+              <m:d>
+                <m:dPr>
+                  <m:begChr m:val="{"/>
+                  <m:endChr m:val=""/>
+                  <m:sepChr m:val=""/>
+                  <m:grow/>
+                </m:dPr>
+                <m:e>
+                  <m:m>
+                    <m:mPr>
+                      <m:baseJc m:val="center"/>
+                      <m:plcHide m:val="on"/>
+                      <m:mcs>
+                        <m:mc>
+                          <m:mcPr>
+                            <m:mcJc m:val="left"/>
+                            <m:count m:val="1"/>
+                          </m:mcPr>
+                        </m:mc>
+                      </m:mcs>
+                    </m:mPr>
+                    <m:mr>
+                      <m:e>
+                        <m:limLow>
+                          <m:e>
+                            <m:r>
+                              <m:rPr>
+                                <m:sty m:val="p"/>
+                              </m:rPr>
+                              <m:t>lim</m:t>
+                            </m:r>
+                          </m:e>
+                          <m:lim>
+                            <m:r>
+                              <m:t>x</m:t>
+                            </m:r>
+                            <m:r>
+                              <m:rPr>
+                                <m:sty m:val="p"/>
+                              </m:rPr>
+                              <m:t>→</m:t>
+                            </m:r>
+                            <m:r>
+                              <m:rPr>
+                                <m:sty m:val="p"/>
+                              </m:rPr>
+                              <m:t>+</m:t>
+                            </m:r>
+                            <m:r>
+                              <m:rPr>
+                                <m:sty m:val="p"/>
+                              </m:rPr>
+                              <m:t>∞</m:t>
+                            </m:r>
+                          </m:lim>
+                        </m:limLow>
+                        <m:f>
+                          <m:fPr>
+                            <m:type m:val="bar"/>
+                          </m:fPr>
+                          <m:num>
+                            <m:r>
+                              <m:rPr>
+                                <m:sty m:val="p"/>
+                              </m:rPr>
+                              <m:t>ln</m:t>
+                            </m:r>
+                            <m:r>
+                              <m:t>x</m:t>
+                            </m:r>
+                          </m:num>
+                          <m:den>
+                            <m:r>
+                              <m:t>x</m:t>
+                            </m:r>
+                          </m:den>
+                        </m:f>
+                        <m:r>
+                          <m:rPr>
+                            <m:sty m:val="p"/>
+                          </m:rPr>
+                          <m:t>=</m:t>
+                        </m:r>
+                        <m:r>
+                          <m:t>0</m:t>
+                        </m:r>
+                      </m:e>
+                    </m:mr>
+                    <m:mr>
+                      <m:e>
+                        <m:limLow>
+                          <m:e>
+                            <m:r>
+                              <m:rPr>
+                                <m:sty m:val="p"/>
+                              </m:rPr>
+                              <m:t>lim</m:t>
+                            </m:r>
+                          </m:e>
+                          <m:lim>
+                            <m:r>
+                              <m:t>x</m:t>
+                            </m:r>
+                            <m:r>
+                              <m:rPr>
+                                <m:sty m:val="p"/>
+                              </m:rPr>
+                              <m:t>→</m:t>
+                            </m:r>
+                            <m:r>
+                              <m:rPr>
+                                <m:sty m:val="p"/>
+                              </m:rPr>
+                              <m:t>+</m:t>
+                            </m:r>
+                            <m:r>
+                              <m:rPr>
+                                <m:sty m:val="p"/>
+                              </m:rPr>
+                              <m:t>∞</m:t>
+                            </m:r>
+                          </m:lim>
+                        </m:limLow>
+                        <m:f>
+                          <m:fPr>
+                            <m:type m:val="bar"/>
+                          </m:fPr>
+                          <m:num>
+                            <m:r>
+                              <m:t>x</m:t>
+                            </m:r>
+                          </m:num>
+                          <m:den>
+                            <m:r>
+                              <m:t>x</m:t>
+                            </m:r>
+                            <m:r>
+                              <m:rPr>
+                                <m:sty m:val="p"/>
+                              </m:rPr>
+                              <m:t>+</m:t>
+                            </m:r>
+                            <m:r>
+                              <m:t>1</m:t>
+                            </m:r>
+                          </m:den>
+                        </m:f>
+                        <m:r>
+                          <m:rPr>
+                            <m:sty m:val="p"/>
+                          </m:rPr>
+                          <m:t>=</m:t>
+                        </m:r>
+                        <m:r>
+                          <m:t>1</m:t>
+                        </m:r>
+                      </m:e>
+                    </m:mr>
+                  </m:m>
+                </m:e>
+              </m:d>
+            </m:oMath>
           </w:p>
           <w:p>
             <w:pPr>
@@ -17183,6 +18076,18 @@
                 <w:rtl/>
               </w:rPr>
               <w:t xml:space="preserve">7.</w:t>
+            </w:r>
+            <w:r>
+              <w:rPr>
+                <w:rtl/>
+              </w:rPr>
+              <w:t xml:space="preserve"> </w:t>
+            </w:r>
+            <w:r>
+              <w:rPr>
+                <w:rtl/>
+              </w:rPr>
+              <w:t xml:space="preserve">لدينا:</w:t>
             </w:r>
             <w:r>
               <w:rPr>
@@ -17296,7 +18201,7 @@
               <w:rPr>
                 <w:rtl/>
               </w:rPr>
-              <w:t xml:space="preserve">  لأن</w:t>
+              <w:t xml:space="preserve">لأنّ:  </w:t>
             </w:r>
             <w:r>
               <w:rPr>
@@ -17305,46 +18210,175 @@
               <w:t xml:space="preserve"> </w:t>
             </w:r>
             <m:oMath>
-              <m:r>
-                <m:t>2</m:t>
-              </m:r>
-              <m:r>
-                <m:t>x</m:t>
-              </m:r>
-              <m:r>
-                <m:rPr>
-                  <m:sty m:val="p"/>
-                </m:rPr>
-                <m:t>+</m:t>
-              </m:r>
-              <m:r>
-                <m:t>1</m:t>
-              </m:r>
-              <m:r>
-                <m:rPr>
-                  <m:sty m:val="p"/>
-                </m:rPr>
-                <m:t>→</m:t>
-              </m:r>
-              <m:r>
-                <m:rPr>
-                  <m:sty m:val="p"/>
-                </m:rPr>
-                <m:t>+</m:t>
-              </m:r>
-              <m:r>
-                <m:rPr>
-                  <m:sty m:val="p"/>
-                </m:rPr>
-                <m:t>∞</m:t>
-              </m:r>
+              <m:d>
+                <m:dPr>
+                  <m:begChr m:val="{"/>
+                  <m:endChr m:val=""/>
+                  <m:sepChr m:val=""/>
+                  <m:grow/>
+                </m:dPr>
+                <m:e>
+                  <m:m>
+                    <m:mPr>
+                      <m:baseJc m:val="center"/>
+                      <m:plcHide m:val="on"/>
+                      <m:mcs>
+                        <m:mc>
+                          <m:mcPr>
+                            <m:mcJc m:val="left"/>
+                            <m:count m:val="1"/>
+                          </m:mcPr>
+                        </m:mc>
+                      </m:mcs>
+                    </m:mPr>
+                    <m:mr>
+                      <m:e>
+                        <m:limLow>
+                          <m:e>
+                            <m:r>
+                              <m:rPr>
+                                <m:sty m:val="p"/>
+                              </m:rPr>
+                              <m:t>lim</m:t>
+                            </m:r>
+                          </m:e>
+                          <m:lim>
+                            <m:r>
+                              <m:t>x</m:t>
+                            </m:r>
+                            <m:r>
+                              <m:rPr>
+                                <m:sty m:val="p"/>
+                              </m:rPr>
+                              <m:t>→</m:t>
+                            </m:r>
+                            <m:r>
+                              <m:rPr>
+                                <m:sty m:val="p"/>
+                              </m:rPr>
+                              <m:t>+</m:t>
+                            </m:r>
+                            <m:r>
+                              <m:rPr>
+                                <m:sty m:val="p"/>
+                              </m:rPr>
+                              <m:t>∞</m:t>
+                            </m:r>
+                          </m:lim>
+                        </m:limLow>
+                        <m:d>
+                          <m:dPr>
+                            <m:begChr m:val="("/>
+                            <m:endChr m:val=")"/>
+                            <m:sepChr m:val=""/>
+                            <m:grow/>
+                          </m:dPr>
+                          <m:e>
+                            <m:r>
+                              <m:t>2</m:t>
+                            </m:r>
+                            <m:r>
+                              <m:t>x</m:t>
+                            </m:r>
+                            <m:r>
+                              <m:rPr>
+                                <m:sty m:val="p"/>
+                              </m:rPr>
+                              <m:t>+</m:t>
+                            </m:r>
+                            <m:r>
+                              <m:t>1</m:t>
+                            </m:r>
+                          </m:e>
+                        </m:d>
+                        <m:r>
+                          <m:rPr>
+                            <m:sty m:val="p"/>
+                          </m:rPr>
+                          <m:t>=</m:t>
+                        </m:r>
+                        <m:r>
+                          <m:rPr>
+                            <m:sty m:val="p"/>
+                          </m:rPr>
+                          <m:t>+</m:t>
+                        </m:r>
+                        <m:r>
+                          <m:rPr>
+                            <m:sty m:val="p"/>
+                          </m:rPr>
+                          <m:t>∞</m:t>
+                        </m:r>
+                      </m:e>
+                    </m:mr>
+                    <m:mr>
+                      <m:e>
+                        <m:limLow>
+                          <m:e>
+                            <m:r>
+                              <m:rPr>
+                                <m:sty m:val="p"/>
+                              </m:rPr>
+                              <m:t>lim</m:t>
+                            </m:r>
+                          </m:e>
+                          <m:lim>
+                            <m:r>
+                              <m:t>X</m:t>
+                            </m:r>
+                            <m:r>
+                              <m:rPr>
+                                <m:sty m:val="p"/>
+                              </m:rPr>
+                              <m:t>→</m:t>
+                            </m:r>
+                            <m:r>
+                              <m:rPr>
+                                <m:sty m:val="p"/>
+                              </m:rPr>
+                              <m:t>+</m:t>
+                            </m:r>
+                            <m:r>
+                              <m:rPr>
+                                <m:sty m:val="p"/>
+                              </m:rPr>
+                              <m:t>∞</m:t>
+                            </m:r>
+                          </m:lim>
+                        </m:limLow>
+                        <m:r>
+                          <m:rPr>
+                            <m:sty m:val="p"/>
+                          </m:rPr>
+                          <m:t>ln</m:t>
+                        </m:r>
+                        <m:r>
+                          <m:t>X</m:t>
+                        </m:r>
+                        <m:r>
+                          <m:rPr>
+                            <m:sty m:val="p"/>
+                          </m:rPr>
+                          <m:t>=</m:t>
+                        </m:r>
+                        <m:r>
+                          <m:rPr>
+                            <m:sty m:val="p"/>
+                          </m:rPr>
+                          <m:t>+</m:t>
+                        </m:r>
+                        <m:r>
+                          <m:rPr>
+                            <m:sty m:val="p"/>
+                          </m:rPr>
+                          <m:t>∞</m:t>
+                        </m:r>
+                      </m:e>
+                    </m:mr>
+                  </m:m>
+                </m:e>
+              </m:d>
             </m:oMath>
-            <w:r>
-              <w:rPr>
-                <w:rtl/>
-              </w:rPr>
-              <w:t xml:space="preserve">.</w:t>
-            </w:r>
           </w:p>
           <w:p>
             <w:pPr>
@@ -17357,6 +18391,18 @@
                 <w:rtl/>
               </w:rPr>
               <w:t xml:space="preserve">8.</w:t>
+            </w:r>
+            <w:r>
+              <w:rPr>
+                <w:rtl/>
+              </w:rPr>
+              <w:t xml:space="preserve"> </w:t>
+            </w:r>
+            <w:r>
+              <w:rPr>
+                <w:rtl/>
+              </w:rPr>
+              <w:t xml:space="preserve">لدينا:</w:t>
             </w:r>
             <w:r>
               <w:rPr>
@@ -17491,7 +18537,7 @@
               <w:rPr>
                 <w:rtl/>
               </w:rPr>
-              <w:t xml:space="preserve">  لأن</w:t>
+              <w:t xml:space="preserve">لأنّ:  </w:t>
             </w:r>
             <w:r>
               <w:rPr>
@@ -17500,49 +18546,202 @@
               <w:t xml:space="preserve"> </w:t>
             </w:r>
             <m:oMath>
-              <m:r>
-                <m:t>2</m:t>
-              </m:r>
-              <m:r>
-                <m:t>x</m:t>
-              </m:r>
-              <m:r>
-                <m:rPr>
-                  <m:sty m:val="p"/>
-                </m:rPr>
-                <m:t>+</m:t>
-              </m:r>
-              <m:r>
-                <m:t>1</m:t>
-              </m:r>
-              <m:r>
-                <m:rPr>
-                  <m:sty m:val="p"/>
-                </m:rPr>
-                <m:t>→</m:t>
-              </m:r>
-              <m:sSup>
+              <m:d>
+                <m:dPr>
+                  <m:begChr m:val="{"/>
+                  <m:endChr m:val=""/>
+                  <m:sepChr m:val=""/>
+                  <m:grow/>
+                </m:dPr>
                 <m:e>
-                  <m:r>
-                    <m:t>0</m:t>
-                  </m:r>
+                  <m:m>
+                    <m:mPr>
+                      <m:baseJc m:val="center"/>
+                      <m:plcHide m:val="on"/>
+                      <m:mcs>
+                        <m:mc>
+                          <m:mcPr>
+                            <m:mcJc m:val="left"/>
+                            <m:count m:val="1"/>
+                          </m:mcPr>
+                        </m:mc>
+                      </m:mcs>
+                    </m:mPr>
+                    <m:mr>
+                      <m:e>
+                        <m:limLow>
+                          <m:e>
+                            <m:r>
+                              <m:rPr>
+                                <m:sty m:val="p"/>
+                              </m:rPr>
+                              <m:t>lim</m:t>
+                            </m:r>
+                          </m:e>
+                          <m:lim>
+                            <m:r>
+                              <m:t>x</m:t>
+                            </m:r>
+                            <m:r>
+                              <m:rPr>
+                                <m:sty m:val="p"/>
+                              </m:rPr>
+                              <m:t>→</m:t>
+                            </m:r>
+                            <m:r>
+                              <m:rPr>
+                                <m:sty m:val="p"/>
+                              </m:rPr>
+                              <m:t>−</m:t>
+                            </m:r>
+                            <m:sSup>
+                              <m:e>
+                                <m:f>
+                                  <m:fPr>
+                                    <m:type m:val="bar"/>
+                                  </m:fPr>
+                                  <m:num>
+                                    <m:r>
+                                      <m:t>1</m:t>
+                                    </m:r>
+                                  </m:num>
+                                  <m:den>
+                                    <m:r>
+                                      <m:t>2</m:t>
+                                    </m:r>
+                                  </m:den>
+                                </m:f>
+                              </m:e>
+                              <m:sup>
+                                <m:r>
+                                  <m:rPr>
+                                    <m:sty m:val="p"/>
+                                  </m:rPr>
+                                  <m:t>+</m:t>
+                                </m:r>
+                              </m:sup>
+                            </m:sSup>
+                          </m:lim>
+                        </m:limLow>
+                        <m:d>
+                          <m:dPr>
+                            <m:begChr m:val="("/>
+                            <m:endChr m:val=")"/>
+                            <m:sepChr m:val=""/>
+                            <m:grow/>
+                          </m:dPr>
+                          <m:e>
+                            <m:r>
+                              <m:t>2</m:t>
+                            </m:r>
+                            <m:r>
+                              <m:t>x</m:t>
+                            </m:r>
+                            <m:r>
+                              <m:rPr>
+                                <m:sty m:val="p"/>
+                              </m:rPr>
+                              <m:t>+</m:t>
+                            </m:r>
+                            <m:r>
+                              <m:t>1</m:t>
+                            </m:r>
+                          </m:e>
+                        </m:d>
+                        <m:r>
+                          <m:rPr>
+                            <m:sty m:val="p"/>
+                          </m:rPr>
+                          <m:t>=</m:t>
+                        </m:r>
+                        <m:sSup>
+                          <m:e>
+                            <m:r>
+                              <m:t>0</m:t>
+                            </m:r>
+                          </m:e>
+                          <m:sup>
+                            <m:r>
+                              <m:rPr>
+                                <m:sty m:val="p"/>
+                              </m:rPr>
+                              <m:t>+</m:t>
+                            </m:r>
+                          </m:sup>
+                        </m:sSup>
+                      </m:e>
+                    </m:mr>
+                    <m:mr>
+                      <m:e>
+                        <m:limLow>
+                          <m:e>
+                            <m:r>
+                              <m:rPr>
+                                <m:sty m:val="p"/>
+                              </m:rPr>
+                              <m:t>lim</m:t>
+                            </m:r>
+                          </m:e>
+                          <m:lim>
+                            <m:r>
+                              <m:t>X</m:t>
+                            </m:r>
+                            <m:r>
+                              <m:rPr>
+                                <m:sty m:val="p"/>
+                              </m:rPr>
+                              <m:t>→</m:t>
+                            </m:r>
+                            <m:sSup>
+                              <m:e>
+                                <m:r>
+                                  <m:t>0</m:t>
+                                </m:r>
+                              </m:e>
+                              <m:sup>
+                                <m:r>
+                                  <m:rPr>
+                                    <m:sty m:val="p"/>
+                                  </m:rPr>
+                                  <m:t>+</m:t>
+                                </m:r>
+                              </m:sup>
+                            </m:sSup>
+                          </m:lim>
+                        </m:limLow>
+                        <m:r>
+                          <m:rPr>
+                            <m:sty m:val="p"/>
+                          </m:rPr>
+                          <m:t>ln</m:t>
+                        </m:r>
+                        <m:r>
+                          <m:t>X</m:t>
+                        </m:r>
+                        <m:r>
+                          <m:rPr>
+                            <m:sty m:val="p"/>
+                          </m:rPr>
+                          <m:t>=</m:t>
+                        </m:r>
+                        <m:r>
+                          <m:rPr>
+                            <m:sty m:val="p"/>
+                          </m:rPr>
+                          <m:t>−</m:t>
+                        </m:r>
+                        <m:r>
+                          <m:rPr>
+                            <m:sty m:val="p"/>
+                          </m:rPr>
+                          <m:t>∞</m:t>
+                        </m:r>
+                      </m:e>
+                    </m:mr>
+                  </m:m>
                 </m:e>
-                <m:sup>
-                  <m:r>
-                    <m:rPr>
-                      <m:sty m:val="p"/>
-                    </m:rPr>
-                    <m:t>+</m:t>
-                  </m:r>
-                </m:sup>
-              </m:sSup>
+              </m:d>
             </m:oMath>
-            <w:r>
-              <w:rPr>
-                <w:rtl/>
-              </w:rPr>
-              <w:t xml:space="preserve">.</w:t>
-            </w:r>
           </w:p>
         </w:tc>
       </w:tr>
@@ -20218,7 +21417,7 @@
                     <a:graphicData uri="http://schemas.openxmlformats.org/drawingml/2006/picture">
                       <pic:pic>
                         <pic:nvPicPr>
-                          <pic:cNvPr id="0" name="6788539ea86c0c72.png"/>
+                          <pic:cNvPr id="0" name="1875a96840ffb459.png"/>
                           <pic:cNvPicPr/>
                         </pic:nvPicPr>
                         <pic:blipFill>
@@ -20675,7 +21874,7 @@
                     <a:graphicData uri="http://schemas.openxmlformats.org/drawingml/2006/picture">
                       <pic:pic>
                         <pic:nvPicPr>
-                          <pic:cNvPr id="0" name="ec6bc617445cc0f3.png"/>
+                          <pic:cNvPr id="0" name="f434bf045ccf04b3.png"/>
                           <pic:cNvPicPr/>
                         </pic:nvPicPr>
                         <pic:blipFill>
@@ -23467,275 +24666,196 @@
               <w:rPr>
                 <w:rtl/>
               </w:rPr>
-              <w:t xml:space="preserve">:</w:t>
-            </w:r>
-          </w:p>
-          <w:p>
-            <w:pPr>
-              <w:bidi/>
-            </w:pPr>
-            <m:oMathPara>
-              <m:oMathParaPr>
-                <m:jc m:val="center"/>
-              </m:oMathParaPr>
-              <m:oMath>
-                <m:limLow>
-                  <m:e>
-                    <m:r>
-                      <m:rPr>
-                        <m:sty m:val="p"/>
-                      </m:rPr>
-                      <m:t>lim</m:t>
-                    </m:r>
-                  </m:e>
-                  <m:lim>
-                    <m:r>
-                      <m:t>x</m:t>
-                    </m:r>
-                    <m:r>
-                      <m:rPr>
-                        <m:sty m:val="p"/>
-                      </m:rPr>
-                      <m:t>→</m:t>
-                    </m:r>
-                    <m:r>
-                      <m:rPr>
-                        <m:sty m:val="p"/>
-                      </m:rPr>
-                      <m:t>+</m:t>
-                    </m:r>
-                    <m:r>
-                      <m:rPr>
-                        <m:sty m:val="p"/>
-                      </m:rPr>
-                      <m:t>∞</m:t>
-                    </m:r>
-                  </m:lim>
-                </m:limLow>
-                <m:r>
-                  <m:t>f</m:t>
-                </m:r>
-                <m:d>
-                  <m:dPr>
-                    <m:begChr m:val="("/>
-                    <m:endChr m:val=")"/>
-                    <m:sepChr m:val=""/>
-                    <m:grow/>
-                  </m:dPr>
-                  <m:e>
-                    <m:r>
-                      <m:t>x</m:t>
-                    </m:r>
-                  </m:e>
-                </m:d>
-                <m:r>
-                  <m:rPr>
-                    <m:sty m:val="p"/>
-                  </m:rPr>
-                  <m:t>=</m:t>
-                </m:r>
-                <m:r>
-                  <m:rPr>
-                    <m:sty m:val="p"/>
-                  </m:rPr>
-                  <m:t>+</m:t>
-                </m:r>
-                <m:r>
-                  <m:rPr>
-                    <m:sty m:val="p"/>
-                  </m:rPr>
-                  <m:t>∞</m:t>
-                </m:r>
-                <m:r>
-                  <m:rPr>
-                    <m:sty m:val="p"/>
-                  </m:rPr>
-                  <m:t>−</m:t>
-                </m:r>
-                <m:r>
-                  <m:t>1</m:t>
-                </m:r>
-                <m:r>
-                  <m:rPr>
-                    <m:sty m:val="p"/>
-                  </m:rPr>
-                  <m:t>−</m:t>
-                </m:r>
-                <m:r>
-                  <m:t>0</m:t>
-                </m:r>
-                <m:r>
-                  <m:rPr>
-                    <m:sty m:val="p"/>
-                  </m:rPr>
-                  <m:t>=</m:t>
-                </m:r>
-                <m:borderBox>
-                  <m:e>
-                    <m:r>
-                      <m:rPr>
-                        <m:sty m:val="p"/>
-                      </m:rPr>
-                      <w:rPr>
-                        <w:color w:val="B3261E"/>
-                        <w:highlight w:val="yellow"/>
-                      </w:rPr>
-                      <m:t>+</m:t>
-                    </m:r>
-                    <m:r>
-                      <m:rPr>
-                        <m:sty m:val="p"/>
-                      </m:rPr>
-                      <w:rPr>
-                        <w:color w:val="B3261E"/>
-                        <w:highlight w:val="yellow"/>
-                      </w:rPr>
-                      <m:t>∞</m:t>
-                    </m:r>
-                  </m:e>
-                </m:borderBox>
-                <m:r>
-                  <m:t>  </m:t>
-                </m:r>
-                <m:r>
-                  <m:rPr>
-                    <m:sty m:val="p"/>
-                  </m:rPr>
-                  <m:t>;</m:t>
-                </m:r>
-                <m:r>
-                  <m:t>  </m:t>
-                </m:r>
-                <m:limLow>
-                  <m:e>
-                    <m:r>
-                      <m:rPr>
-                        <m:sty m:val="p"/>
-                      </m:rPr>
-                      <m:t>lim</m:t>
-                    </m:r>
-                  </m:e>
-                  <m:lim>
-                    <m:r>
-                      <m:t>x</m:t>
-                    </m:r>
-                    <m:r>
-                      <m:rPr>
-                        <m:sty m:val="p"/>
-                      </m:rPr>
-                      <m:t>→</m:t>
-                    </m:r>
-                    <m:sSup>
+              <w:t xml:space="preserve">.</w:t>
+            </w:r>
+            <w:r>
+              <w:rPr>
+                <w:rtl/>
+              </w:rPr>
+              <w:t xml:space="preserve"> </w:t>
+            </w:r>
+            <w:r>
+              <w:rPr>
+                <w:rtl/>
+              </w:rPr>
+              <w:t xml:space="preserve"> </w:t>
+            </w:r>
+            <w:r>
+              <w:rPr>
+                <w:rtl/>
+              </w:rPr>
+              <w:t xml:space="preserve"> </w:t>
+            </w:r>
+            <m:oMath>
+              <m:d>
+                <m:dPr>
+                  <m:begChr m:val="{"/>
+                  <m:endChr m:val=""/>
+                  <m:sepChr m:val=""/>
+                  <m:grow/>
+                </m:dPr>
+                <m:e>
+                  <m:m>
+                    <m:mPr>
+                      <m:baseJc m:val="center"/>
+                      <m:plcHide m:val="on"/>
+                      <m:mcs>
+                        <m:mc>
+                          <m:mcPr>
+                            <m:mcJc m:val="left"/>
+                            <m:count m:val="1"/>
+                          </m:mcPr>
+                        </m:mc>
+                      </m:mcs>
+                    </m:mPr>
+                    <m:mr>
                       <m:e>
+                        <m:limLow>
+                          <m:e>
+                            <m:r>
+                              <m:rPr>
+                                <m:sty m:val="p"/>
+                              </m:rPr>
+                              <m:t>lim</m:t>
+                            </m:r>
+                          </m:e>
+                          <m:lim>
+                            <m:r>
+                              <m:t>x</m:t>
+                            </m:r>
+                            <m:r>
+                              <m:rPr>
+                                <m:sty m:val="p"/>
+                              </m:rPr>
+                              <m:t>→</m:t>
+                            </m:r>
+                            <m:r>
+                              <m:rPr>
+                                <m:sty m:val="p"/>
+                              </m:rPr>
+                              <m:t>+</m:t>
+                            </m:r>
+                            <m:r>
+                              <m:rPr>
+                                <m:sty m:val="p"/>
+                              </m:rPr>
+                              <m:t>∞</m:t>
+                            </m:r>
+                          </m:lim>
+                        </m:limLow>
+                        <m:d>
+                          <m:dPr>
+                            <m:begChr m:val="("/>
+                            <m:endChr m:val=")"/>
+                            <m:sepChr m:val=""/>
+                            <m:grow/>
+                          </m:dPr>
+                          <m:e>
+                            <m:r>
+                              <m:t>x</m:t>
+                            </m:r>
+                            <m:r>
+                              <m:rPr>
+                                <m:sty m:val="p"/>
+                              </m:rPr>
+                              <m:t>−</m:t>
+                            </m:r>
+                            <m:r>
+                              <m:t>1</m:t>
+                            </m:r>
+                          </m:e>
+                        </m:d>
                         <m:r>
-                          <m:t>0</m:t>
+                          <m:rPr>
+                            <m:sty m:val="p"/>
+                          </m:rPr>
+                          <m:t>=</m:t>
                         </m:r>
-                      </m:e>
-                      <m:sup>
                         <m:r>
                           <m:rPr>
                             <m:sty m:val="p"/>
                           </m:rPr>
                           <m:t>+</m:t>
                         </m:r>
-                      </m:sup>
-                    </m:sSup>
-                  </m:lim>
-                </m:limLow>
-                <m:r>
-                  <m:t>f</m:t>
-                </m:r>
-                <m:d>
-                  <m:dPr>
-                    <m:begChr m:val="("/>
-                    <m:endChr m:val=")"/>
-                    <m:sepChr m:val=""/>
-                    <m:grow/>
-                  </m:dPr>
-                  <m:e>
-                    <m:r>
-                      <m:t>x</m:t>
-                    </m:r>
-                  </m:e>
-                </m:d>
-                <m:r>
-                  <m:rPr>
-                    <m:sty m:val="p"/>
-                  </m:rPr>
-                  <m:t>=</m:t>
-                </m:r>
-                <m:r>
-                  <m:t>0</m:t>
-                </m:r>
-                <m:r>
-                  <m:rPr>
-                    <m:sty m:val="p"/>
-                  </m:rPr>
-                  <m:t>−</m:t>
-                </m:r>
-                <m:r>
-                  <m:t>1</m:t>
-                </m:r>
-                <m:r>
-                  <m:rPr>
-                    <m:sty m:val="p"/>
-                  </m:rPr>
-                  <m:t>−</m:t>
-                </m:r>
-                <m:d>
-                  <m:dPr>
-                    <m:begChr m:val="("/>
-                    <m:endChr m:val=")"/>
-                    <m:sepChr m:val=""/>
-                    <m:grow/>
-                  </m:dPr>
-                  <m:e>
-                    <m:r>
-                      <m:rPr>
-                        <m:sty m:val="p"/>
-                      </m:rPr>
-                      <m:t>−</m:t>
-                    </m:r>
-                    <m:r>
-                      <m:rPr>
-                        <m:sty m:val="p"/>
-                      </m:rPr>
-                      <m:t>∞</m:t>
-                    </m:r>
-                  </m:e>
-                </m:d>
-                <m:r>
-                  <m:rPr>
-                    <m:sty m:val="p"/>
-                  </m:rPr>
-                  <m:t>=</m:t>
-                </m:r>
-                <m:borderBox>
-                  <m:e>
-                    <m:r>
-                      <m:rPr>
-                        <m:sty m:val="p"/>
-                      </m:rPr>
-                      <w:rPr>
-                        <w:color w:val="B3261E"/>
-                        <w:highlight w:val="yellow"/>
-                      </w:rPr>
-                      <m:t>+</m:t>
-                    </m:r>
-                    <m:r>
-                      <m:rPr>
-                        <m:sty m:val="p"/>
-                      </m:rPr>
-                      <w:rPr>
-                        <w:color w:val="B3261E"/>
-                        <w:highlight w:val="yellow"/>
-                      </w:rPr>
-                      <m:t>∞</m:t>
-                    </m:r>
-                  </m:e>
-                </m:borderBox>
-              </m:oMath>
-            </m:oMathPara>
+                        <m:r>
+                          <m:rPr>
+                            <m:sty m:val="p"/>
+                          </m:rPr>
+                          <m:t>∞</m:t>
+                        </m:r>
+                      </m:e>
+                    </m:mr>
+                    <m:mr>
+                      <m:e>
+                        <m:limLow>
+                          <m:e>
+                            <m:r>
+                              <m:rPr>
+                                <m:sty m:val="p"/>
+                              </m:rPr>
+                              <m:t>lim</m:t>
+                            </m:r>
+                          </m:e>
+                          <m:lim>
+                            <m:r>
+                              <m:t>x</m:t>
+                            </m:r>
+                            <m:r>
+                              <m:rPr>
+                                <m:sty m:val="p"/>
+                              </m:rPr>
+                              <m:t>→</m:t>
+                            </m:r>
+                            <m:r>
+                              <m:rPr>
+                                <m:sty m:val="p"/>
+                              </m:rPr>
+                              <m:t>+</m:t>
+                            </m:r>
+                            <m:r>
+                              <m:rPr>
+                                <m:sty m:val="p"/>
+                              </m:rPr>
+                              <m:t>∞</m:t>
+                            </m:r>
+                          </m:lim>
+                        </m:limLow>
+                        <m:f>
+                          <m:fPr>
+                            <m:type m:val="bar"/>
+                          </m:fPr>
+                          <m:num>
+                            <m:r>
+                              <m:rPr>
+                                <m:sty m:val="p"/>
+                              </m:rPr>
+                              <m:t>ln</m:t>
+                            </m:r>
+                            <m:r>
+                              <m:t>x</m:t>
+                            </m:r>
+                          </m:num>
+                          <m:den>
+                            <m:r>
+                              <m:t>x</m:t>
+                            </m:r>
+                          </m:den>
+                        </m:f>
+                        <m:r>
+                          <m:rPr>
+                            <m:sty m:val="p"/>
+                          </m:rPr>
+                          <m:t>=</m:t>
+                        </m:r>
+                        <m:r>
+                          <m:t>0</m:t>
+                        </m:r>
+                      </m:e>
+                    </m:mr>
+                  </m:m>
+                </m:e>
+              </m:d>
+            </m:oMath>
           </w:p>
           <w:p>
             <w:pPr>
@@ -23745,7 +24865,7 @@
               <w:rPr>
                 <w:rtl/>
               </w:rPr>
-              <w:t xml:space="preserve">لأن عند</w:t>
+              <w:t xml:space="preserve"> </w:t>
             </w:r>
             <w:r>
               <w:rPr>
@@ -23754,181 +24874,259 @@
               <w:t xml:space="preserve"> </w:t>
             </w:r>
             <m:oMath>
-              <m:sSup>
+              <m:d>
+                <m:dPr>
+                  <m:begChr m:val="{"/>
+                  <m:endChr m:val=""/>
+                  <m:sepChr m:val=""/>
+                  <m:grow/>
+                </m:dPr>
                 <m:e>
-                  <m:r>
-                    <m:t>0</m:t>
-                  </m:r>
+                  <m:m>
+                    <m:mPr>
+                      <m:baseJc m:val="center"/>
+                      <m:plcHide m:val="on"/>
+                      <m:mcs>
+                        <m:mc>
+                          <m:mcPr>
+                            <m:mcJc m:val="left"/>
+                            <m:count m:val="1"/>
+                          </m:mcPr>
+                        </m:mc>
+                      </m:mcs>
+                    </m:mPr>
+                    <m:mr>
+                      <m:e>
+                        <m:limLow>
+                          <m:e>
+                            <m:r>
+                              <m:rPr>
+                                <m:sty m:val="p"/>
+                              </m:rPr>
+                              <m:t>lim</m:t>
+                            </m:r>
+                          </m:e>
+                          <m:lim>
+                            <m:r>
+                              <m:t>x</m:t>
+                            </m:r>
+                            <m:r>
+                              <m:rPr>
+                                <m:sty m:val="p"/>
+                              </m:rPr>
+                              <m:t>→</m:t>
+                            </m:r>
+                            <m:sSup>
+                              <m:e>
+                                <m:r>
+                                  <m:t>0</m:t>
+                                </m:r>
+                              </m:e>
+                              <m:sup>
+                                <m:r>
+                                  <m:rPr>
+                                    <m:sty m:val="p"/>
+                                  </m:rPr>
+                                  <m:t>+</m:t>
+                                </m:r>
+                              </m:sup>
+                            </m:sSup>
+                          </m:lim>
+                        </m:limLow>
+                        <m:d>
+                          <m:dPr>
+                            <m:begChr m:val="("/>
+                            <m:endChr m:val=")"/>
+                            <m:sepChr m:val=""/>
+                            <m:grow/>
+                          </m:dPr>
+                          <m:e>
+                            <m:r>
+                              <m:t>x</m:t>
+                            </m:r>
+                            <m:r>
+                              <m:rPr>
+                                <m:sty m:val="p"/>
+                              </m:rPr>
+                              <m:t>−</m:t>
+                            </m:r>
+                            <m:r>
+                              <m:t>1</m:t>
+                            </m:r>
+                          </m:e>
+                        </m:d>
+                        <m:r>
+                          <m:rPr>
+                            <m:sty m:val="p"/>
+                          </m:rPr>
+                          <m:t>=</m:t>
+                        </m:r>
+                        <m:r>
+                          <m:rPr>
+                            <m:sty m:val="p"/>
+                          </m:rPr>
+                          <m:t>−</m:t>
+                        </m:r>
+                        <m:r>
+                          <m:t>1</m:t>
+                        </m:r>
+                      </m:e>
+                    </m:mr>
+                    <m:mr>
+                      <m:e>
+                        <m:limLow>
+                          <m:e>
+                            <m:r>
+                              <m:rPr>
+                                <m:sty m:val="p"/>
+                              </m:rPr>
+                              <m:t>lim</m:t>
+                            </m:r>
+                          </m:e>
+                          <m:lim>
+                            <m:r>
+                              <m:t>x</m:t>
+                            </m:r>
+                            <m:r>
+                              <m:rPr>
+                                <m:sty m:val="p"/>
+                              </m:rPr>
+                              <m:t>→</m:t>
+                            </m:r>
+                            <m:sSup>
+                              <m:e>
+                                <m:r>
+                                  <m:t>0</m:t>
+                                </m:r>
+                              </m:e>
+                              <m:sup>
+                                <m:r>
+                                  <m:rPr>
+                                    <m:sty m:val="p"/>
+                                  </m:rPr>
+                                  <m:t>+</m:t>
+                                </m:r>
+                              </m:sup>
+                            </m:sSup>
+                          </m:lim>
+                        </m:limLow>
+                        <m:f>
+                          <m:fPr>
+                            <m:type m:val="bar"/>
+                          </m:fPr>
+                          <m:num>
+                            <m:r>
+                              <m:rPr>
+                                <m:sty m:val="p"/>
+                              </m:rPr>
+                              <m:t>ln</m:t>
+                            </m:r>
+                            <m:r>
+                              <m:t>x</m:t>
+                            </m:r>
+                          </m:num>
+                          <m:den>
+                            <m:r>
+                              <m:t>x</m:t>
+                            </m:r>
+                          </m:den>
+                        </m:f>
+                        <m:r>
+                          <m:rPr>
+                            <m:sty m:val="p"/>
+                          </m:rPr>
+                          <m:t>=</m:t>
+                        </m:r>
+                        <m:limLow>
+                          <m:e>
+                            <m:r>
+                              <m:rPr>
+                                <m:sty m:val="p"/>
+                              </m:rPr>
+                              <m:t>lim</m:t>
+                            </m:r>
+                          </m:e>
+                          <m:lim>
+                            <m:r>
+                              <m:t>x</m:t>
+                            </m:r>
+                            <m:r>
+                              <m:rPr>
+                                <m:sty m:val="p"/>
+                              </m:rPr>
+                              <m:t>→</m:t>
+                            </m:r>
+                            <m:sSup>
+                              <m:e>
+                                <m:r>
+                                  <m:t>0</m:t>
+                                </m:r>
+                              </m:e>
+                              <m:sup>
+                                <m:r>
+                                  <m:rPr>
+                                    <m:sty m:val="p"/>
+                                  </m:rPr>
+                                  <m:t>+</m:t>
+                                </m:r>
+                              </m:sup>
+                            </m:sSup>
+                          </m:lim>
+                        </m:limLow>
+                        <m:r>
+                          <m:rPr>
+                            <m:sty m:val="p"/>
+                          </m:rPr>
+                          <m:t>ln</m:t>
+                        </m:r>
+                        <m:r>
+                          <m:t>x</m:t>
+                        </m:r>
+                        <m:r>
+                          <m:rPr>
+                            <m:sty m:val="p"/>
+                          </m:rPr>
+                          <m:t>×</m:t>
+                        </m:r>
+                        <m:f>
+                          <m:fPr>
+                            <m:type m:val="bar"/>
+                          </m:fPr>
+                          <m:num>
+                            <m:r>
+                              <m:t>1</m:t>
+                            </m:r>
+                          </m:num>
+                          <m:den>
+                            <m:r>
+                              <m:t>x</m:t>
+                            </m:r>
+                          </m:den>
+                        </m:f>
+                        <m:r>
+                          <m:rPr>
+                            <m:sty m:val="p"/>
+                          </m:rPr>
+                          <m:t>=</m:t>
+                        </m:r>
+                        <m:r>
+                          <m:rPr>
+                            <m:sty m:val="p"/>
+                          </m:rPr>
+                          <m:t>−</m:t>
+                        </m:r>
+                        <m:r>
+                          <m:rPr>
+                            <m:sty m:val="p"/>
+                          </m:rPr>
+                          <m:t>∞</m:t>
+                        </m:r>
+                      </m:e>
+                    </m:mr>
+                  </m:m>
                 </m:e>
-                <m:sup>
-                  <m:r>
-                    <m:rPr>
-                      <m:sty m:val="p"/>
-                    </m:rPr>
-                    <m:t>+</m:t>
-                  </m:r>
-                </m:sup>
-              </m:sSup>
+              </m:d>
             </m:oMath>
-            <w:r>
-              <w:rPr>
-                <w:rtl/>
-              </w:rPr>
-              <w:t xml:space="preserve">:</w:t>
-            </w:r>
-            <w:r>
-              <w:rPr>
-                <w:rtl/>
-              </w:rPr>
-              <w:t xml:space="preserve"> </w:t>
-            </w:r>
-            <m:oMath>
-              <m:r>
-                <m:rPr>
-                  <m:sty m:val="p"/>
-                </m:rPr>
-                <m:t>ln</m:t>
-              </m:r>
-              <m:r>
-                <m:t>x</m:t>
-              </m:r>
-              <m:r>
-                <m:rPr>
-                  <m:sty m:val="p"/>
-                </m:rPr>
-                <m:t>→</m:t>
-              </m:r>
-              <m:r>
-                <m:rPr>
-                  <m:sty m:val="p"/>
-                </m:rPr>
-                <m:t>−</m:t>
-              </m:r>
-              <m:r>
-                <m:rPr>
-                  <m:sty m:val="p"/>
-                </m:rPr>
-                <m:t>∞</m:t>
-              </m:r>
-            </m:oMath>
-            <w:r>
-              <w:rPr>
-                <w:rtl/>
-              </w:rPr>
-              <w:t xml:space="preserve"> </w:t>
-            </w:r>
-            <w:r>
-              <w:rPr>
-                <w:rtl/>
-              </w:rPr>
-              <w:t xml:space="preserve">و</w:t>
-            </w:r>
-            <w:r>
-              <w:rPr>
-                <w:rtl/>
-              </w:rPr>
-              <w:t xml:space="preserve"> </w:t>
-            </w:r>
-            <m:oMath>
-              <m:f>
-                <m:fPr>
-                  <m:type m:val="bar"/>
-                </m:fPr>
-                <m:num>
-                  <m:r>
-                    <m:t>1</m:t>
-                  </m:r>
-                </m:num>
-                <m:den>
-                  <m:r>
-                    <m:t>x</m:t>
-                  </m:r>
-                </m:den>
-              </m:f>
-              <m:r>
-                <m:rPr>
-                  <m:sty m:val="p"/>
-                </m:rPr>
-                <m:t>→</m:t>
-              </m:r>
-              <m:r>
-                <m:rPr>
-                  <m:sty m:val="p"/>
-                </m:rPr>
-                <m:t>+</m:t>
-              </m:r>
-              <m:r>
-                <m:rPr>
-                  <m:sty m:val="p"/>
-                </m:rPr>
-                <m:t>∞</m:t>
-              </m:r>
-            </m:oMath>
-            <w:r>
-              <w:rPr>
-                <w:rtl/>
-              </w:rPr>
-              <w:t xml:space="preserve"> </w:t>
-            </w:r>
-            <w:r>
-              <w:rPr>
-                <w:rtl/>
-              </w:rPr>
-              <w:t xml:space="preserve">، فـ</w:t>
-            </w:r>
-            <w:r>
-              <w:rPr>
-                <w:rtl/>
-              </w:rPr>
-              <w:t xml:space="preserve"> </w:t>
-            </w:r>
-            <m:oMath>
-              <m:f>
-                <m:fPr>
-                  <m:type m:val="bar"/>
-                </m:fPr>
-                <m:num>
-                  <m:r>
-                    <m:rPr>
-                      <m:sty m:val="p"/>
-                    </m:rPr>
-                    <m:t>ln</m:t>
-                  </m:r>
-                  <m:r>
-                    <m:t>x</m:t>
-                  </m:r>
-                </m:num>
-                <m:den>
-                  <m:r>
-                    <m:t>x</m:t>
-                  </m:r>
-                </m:den>
-              </m:f>
-              <m:r>
-                <m:rPr>
-                  <m:sty m:val="p"/>
-                </m:rPr>
-                <m:t>→</m:t>
-              </m:r>
-              <m:r>
-                <m:rPr>
-                  <m:sty m:val="p"/>
-                </m:rPr>
-                <m:t>−</m:t>
-              </m:r>
-              <m:r>
-                <m:rPr>
-                  <m:sty m:val="p"/>
-                </m:rPr>
-                <m:t>∞</m:t>
-              </m:r>
-            </m:oMath>
-            <w:r>
-              <w:rPr>
-                <w:rtl/>
-              </w:rPr>
-              <w:t xml:space="preserve">.</w:t>
-            </w:r>
           </w:p>
           <w:p>
             <w:pPr>
@@ -24023,7 +25221,1038 @@
               <w:rPr>
                 <w:rtl/>
               </w:rPr>
-              <w:t xml:space="preserve">:  </w:t>
+              <w:t xml:space="preserve">.</w:t>
+            </w:r>
+            <w:r>
+              <w:rPr>
+                <w:rtl/>
+              </w:rPr>
+              <w:t xml:space="preserve"> </w:t>
+            </w:r>
+            <w:r>
+              <w:rPr>
+                <w:rtl/>
+              </w:rPr>
+              <w:t xml:space="preserve"> </w:t>
+            </w:r>
+            <w:r>
+              <w:rPr>
+                <w:rtl/>
+              </w:rPr>
+              <w:t xml:space="preserve"> </w:t>
+            </w:r>
+            <m:oMath>
+              <m:d>
+                <m:dPr>
+                  <m:begChr m:val="{"/>
+                  <m:endChr m:val=""/>
+                  <m:sepChr m:val=""/>
+                  <m:grow/>
+                </m:dPr>
+                <m:e>
+                  <m:m>
+                    <m:mPr>
+                      <m:baseJc m:val="center"/>
+                      <m:plcHide m:val="on"/>
+                      <m:mcs>
+                        <m:mc>
+                          <m:mcPr>
+                            <m:mcJc m:val="left"/>
+                            <m:count m:val="1"/>
+                          </m:mcPr>
+                        </m:mc>
+                      </m:mcs>
+                    </m:mPr>
+                    <m:mr>
+                      <m:e>
+                        <m:limLow>
+                          <m:e>
+                            <m:r>
+                              <m:rPr>
+                                <m:sty m:val="p"/>
+                              </m:rPr>
+                              <m:t>lim</m:t>
+                            </m:r>
+                          </m:e>
+                          <m:lim>
+                            <m:r>
+                              <m:t>x</m:t>
+                            </m:r>
+                            <m:r>
+                              <m:rPr>
+                                <m:sty m:val="p"/>
+                              </m:rPr>
+                              <m:t>→</m:t>
+                            </m:r>
+                            <m:sSup>
+                              <m:e>
+                                <m:r>
+                                  <m:t>0</m:t>
+                                </m:r>
+                              </m:e>
+                              <m:sup>
+                                <m:r>
+                                  <m:rPr>
+                                    <m:sty m:val="p"/>
+                                  </m:rPr>
+                                  <m:t>+</m:t>
+                                </m:r>
+                              </m:sup>
+                            </m:sSup>
+                          </m:lim>
+                        </m:limLow>
+                        <m:r>
+                          <m:t>x</m:t>
+                        </m:r>
+                        <m:r>
+                          <m:rPr>
+                            <m:sty m:val="p"/>
+                          </m:rPr>
+                          <m:t>ln</m:t>
+                        </m:r>
+                        <m:r>
+                          <m:t>x</m:t>
+                        </m:r>
+                        <m:r>
+                          <m:rPr>
+                            <m:sty m:val="p"/>
+                          </m:rPr>
+                          <m:t>=</m:t>
+                        </m:r>
+                        <m:r>
+                          <m:t>0</m:t>
+                        </m:r>
+                      </m:e>
+                    </m:mr>
+                    <m:mr>
+                      <m:e>
+                        <m:limLow>
+                          <m:e>
+                            <m:r>
+                              <m:rPr>
+                                <m:sty m:val="p"/>
+                              </m:rPr>
+                              <m:t>lim</m:t>
+                            </m:r>
+                          </m:e>
+                          <m:lim>
+                            <m:r>
+                              <m:t>x</m:t>
+                            </m:r>
+                            <m:r>
+                              <m:rPr>
+                                <m:sty m:val="p"/>
+                              </m:rPr>
+                              <m:t>→</m:t>
+                            </m:r>
+                            <m:sSup>
+                              <m:e>
+                                <m:r>
+                                  <m:t>0</m:t>
+                                </m:r>
+                              </m:e>
+                              <m:sup>
+                                <m:r>
+                                  <m:rPr>
+                                    <m:sty m:val="p"/>
+                                  </m:rPr>
+                                  <m:t>+</m:t>
+                                </m:r>
+                              </m:sup>
+                            </m:sSup>
+                          </m:lim>
+                        </m:limLow>
+                        <m:d>
+                          <m:dPr>
+                            <m:begChr m:val="("/>
+                            <m:endChr m:val=")"/>
+                            <m:sepChr m:val=""/>
+                            <m:grow/>
+                          </m:dPr>
+                          <m:e>
+                            <m:r>
+                              <m:t>x</m:t>
+                            </m:r>
+                            <m:r>
+                              <m:rPr>
+                                <m:sty m:val="p"/>
+                              </m:rPr>
+                              <m:t>+</m:t>
+                            </m:r>
+                            <m:r>
+                              <m:t>1</m:t>
+                            </m:r>
+                          </m:e>
+                        </m:d>
+                        <m:r>
+                          <m:rPr>
+                            <m:sty m:val="p"/>
+                          </m:rPr>
+                          <m:t>=</m:t>
+                        </m:r>
+                        <m:r>
+                          <m:t>1</m:t>
+                        </m:r>
+                      </m:e>
+                    </m:mr>
+                  </m:m>
+                </m:e>
+              </m:d>
+            </m:oMath>
+          </w:p>
+          <w:p>
+            <w:pPr>
+              <w:bidi/>
+            </w:pPr>
+            <w:r>
+              <w:rPr>
+                <w:rtl/>
+              </w:rPr>
+              <w:t xml:space="preserve">نكتب:</w:t>
+            </w:r>
+            <w:r>
+              <w:rPr>
+                <w:rtl/>
+              </w:rPr>
+              <w:t xml:space="preserve"> </w:t>
+            </w:r>
+            <m:oMath>
+              <m:r>
+                <m:t>f</m:t>
+              </m:r>
+              <m:d>
+                <m:dPr>
+                  <m:begChr m:val="("/>
+                  <m:endChr m:val=")"/>
+                  <m:sepChr m:val=""/>
+                  <m:grow/>
+                </m:dPr>
+                <m:e>
+                  <m:r>
+                    <m:t>x</m:t>
+                  </m:r>
+                </m:e>
+              </m:d>
+              <m:r>
+                <m:rPr>
+                  <m:sty m:val="p"/>
+                </m:rPr>
+                <m:t>=</m:t>
+              </m:r>
+              <m:r>
+                <m:rPr>
+                  <m:sty m:val="p"/>
+                </m:rPr>
+                <m:t>ln</m:t>
+              </m:r>
+              <m:r>
+                <m:t>x</m:t>
+              </m:r>
+              <m:r>
+                <m:rPr>
+                  <m:sty m:val="p"/>
+                </m:rPr>
+                <m:t>×</m:t>
+              </m:r>
+              <m:f>
+                <m:fPr>
+                  <m:type m:val="bar"/>
+                </m:fPr>
+                <m:num>
+                  <m:r>
+                    <m:t>x</m:t>
+                  </m:r>
+                </m:num>
+                <m:den>
+                  <m:r>
+                    <m:t>x</m:t>
+                  </m:r>
+                  <m:r>
+                    <m:rPr>
+                      <m:sty m:val="p"/>
+                    </m:rPr>
+                    <m:t>+</m:t>
+                  </m:r>
+                  <m:r>
+                    <m:t>1</m:t>
+                  </m:r>
+                </m:den>
+              </m:f>
+            </m:oMath>
+            <w:r>
+              <w:rPr>
+                <w:rtl/>
+              </w:rPr>
+              <w:t xml:space="preserve">.</w:t>
+            </w:r>
+            <w:r>
+              <w:rPr>
+                <w:rtl/>
+              </w:rPr>
+              <w:t xml:space="preserve"> </w:t>
+            </w:r>
+            <w:r>
+              <w:rPr>
+                <w:rtl/>
+              </w:rPr>
+              <w:t xml:space="preserve"> </w:t>
+            </w:r>
+            <w:r>
+              <w:rPr>
+                <w:rtl/>
+              </w:rPr>
+              <w:t xml:space="preserve"> </w:t>
+            </w:r>
+            <m:oMath>
+              <m:d>
+                <m:dPr>
+                  <m:begChr m:val="{"/>
+                  <m:endChr m:val=""/>
+                  <m:sepChr m:val=""/>
+                  <m:grow/>
+                </m:dPr>
+                <m:e>
+                  <m:m>
+                    <m:mPr>
+                      <m:baseJc m:val="center"/>
+                      <m:plcHide m:val="on"/>
+                      <m:mcs>
+                        <m:mc>
+                          <m:mcPr>
+                            <m:mcJc m:val="left"/>
+                            <m:count m:val="1"/>
+                          </m:mcPr>
+                        </m:mc>
+                      </m:mcs>
+                    </m:mPr>
+                    <m:mr>
+                      <m:e>
+                        <m:limLow>
+                          <m:e>
+                            <m:r>
+                              <m:rPr>
+                                <m:sty m:val="p"/>
+                              </m:rPr>
+                              <m:t>lim</m:t>
+                            </m:r>
+                          </m:e>
+                          <m:lim>
+                            <m:r>
+                              <m:t>x</m:t>
+                            </m:r>
+                            <m:r>
+                              <m:rPr>
+                                <m:sty m:val="p"/>
+                              </m:rPr>
+                              <m:t>→</m:t>
+                            </m:r>
+                            <m:r>
+                              <m:rPr>
+                                <m:sty m:val="p"/>
+                              </m:rPr>
+                              <m:t>+</m:t>
+                            </m:r>
+                            <m:r>
+                              <m:rPr>
+                                <m:sty m:val="p"/>
+                              </m:rPr>
+                              <m:t>∞</m:t>
+                            </m:r>
+                          </m:lim>
+                        </m:limLow>
+                        <m:r>
+                          <m:rPr>
+                            <m:sty m:val="p"/>
+                          </m:rPr>
+                          <m:t>ln</m:t>
+                        </m:r>
+                        <m:r>
+                          <m:t>x</m:t>
+                        </m:r>
+                        <m:r>
+                          <m:rPr>
+                            <m:sty m:val="p"/>
+                          </m:rPr>
+                          <m:t>=</m:t>
+                        </m:r>
+                        <m:r>
+                          <m:rPr>
+                            <m:sty m:val="p"/>
+                          </m:rPr>
+                          <m:t>+</m:t>
+                        </m:r>
+                        <m:r>
+                          <m:rPr>
+                            <m:sty m:val="p"/>
+                          </m:rPr>
+                          <m:t>∞</m:t>
+                        </m:r>
+                      </m:e>
+                    </m:mr>
+                    <m:mr>
+                      <m:e>
+                        <m:limLow>
+                          <m:e>
+                            <m:r>
+                              <m:rPr>
+                                <m:sty m:val="p"/>
+                              </m:rPr>
+                              <m:t>lim</m:t>
+                            </m:r>
+                          </m:e>
+                          <m:lim>
+                            <m:r>
+                              <m:t>x</m:t>
+                            </m:r>
+                            <m:r>
+                              <m:rPr>
+                                <m:sty m:val="p"/>
+                              </m:rPr>
+                              <m:t>→</m:t>
+                            </m:r>
+                            <m:r>
+                              <m:rPr>
+                                <m:sty m:val="p"/>
+                              </m:rPr>
+                              <m:t>+</m:t>
+                            </m:r>
+                            <m:r>
+                              <m:rPr>
+                                <m:sty m:val="p"/>
+                              </m:rPr>
+                              <m:t>∞</m:t>
+                            </m:r>
+                          </m:lim>
+                        </m:limLow>
+                        <m:f>
+                          <m:fPr>
+                            <m:type m:val="bar"/>
+                          </m:fPr>
+                          <m:num>
+                            <m:r>
+                              <m:t>x</m:t>
+                            </m:r>
+                          </m:num>
+                          <m:den>
+                            <m:r>
+                              <m:t>x</m:t>
+                            </m:r>
+                            <m:r>
+                              <m:rPr>
+                                <m:sty m:val="p"/>
+                              </m:rPr>
+                              <m:t>+</m:t>
+                            </m:r>
+                            <m:r>
+                              <m:t>1</m:t>
+                            </m:r>
+                          </m:den>
+                        </m:f>
+                        <m:r>
+                          <m:rPr>
+                            <m:sty m:val="p"/>
+                          </m:rPr>
+                          <m:t>=</m:t>
+                        </m:r>
+                        <m:r>
+                          <m:t>1</m:t>
+                        </m:r>
+                      </m:e>
+                    </m:mr>
+                  </m:m>
+                </m:e>
+              </m:d>
+            </m:oMath>
+          </w:p>
+          <w:p>
+            <w:pPr>
+              <w:bidi/>
+            </w:pPr>
+            <w:r>
+              <w:rPr>
+                <w:b/>
+                <w:bCs/>
+                <w:rtl/>
+              </w:rPr>
+              <w:t xml:space="preserve">3.</w:t>
+            </w:r>
+            <w:r>
+              <w:rPr>
+                <w:rtl/>
+              </w:rPr>
+              <w:t xml:space="preserve"> </w:t>
+            </w:r>
+            <w:r>
+              <w:rPr>
+                <w:b/>
+                <w:bCs/>
+                <w:rtl/>
+              </w:rPr>
+              <w:t xml:space="preserve">(2016)</w:t>
+            </w:r>
+            <w:r>
+              <w:rPr>
+                <w:rtl/>
+              </w:rPr>
+              <w:t xml:space="preserve"> </w:t>
+            </w:r>
+            <m:oMath>
+              <m:r>
+                <m:t>f</m:t>
+              </m:r>
+              <m:d>
+                <m:dPr>
+                  <m:begChr m:val="("/>
+                  <m:endChr m:val=")"/>
+                  <m:sepChr m:val=""/>
+                  <m:grow/>
+                </m:dPr>
+                <m:e>
+                  <m:r>
+                    <m:t>x</m:t>
+                  </m:r>
+                </m:e>
+              </m:d>
+              <m:r>
+                <m:rPr>
+                  <m:sty m:val="p"/>
+                </m:rPr>
+                <m:t>=</m:t>
+              </m:r>
+              <m:d>
+                <m:dPr>
+                  <m:begChr m:val="("/>
+                  <m:endChr m:val=")"/>
+                  <m:sepChr m:val=""/>
+                  <m:grow/>
+                </m:dPr>
+                <m:e>
+                  <m:r>
+                    <m:t>2</m:t>
+                  </m:r>
+                  <m:r>
+                    <m:t>x</m:t>
+                  </m:r>
+                  <m:r>
+                    <m:rPr>
+                      <m:sty m:val="p"/>
+                    </m:rPr>
+                    <m:t>−</m:t>
+                  </m:r>
+                  <m:r>
+                    <m:t>4</m:t>
+                  </m:r>
+                </m:e>
+              </m:d>
+              <m:r>
+                <m:rPr>
+                  <m:sty m:val="p"/>
+                </m:rPr>
+                <m:t>ln</m:t>
+              </m:r>
+              <m:r>
+                <m:t>x</m:t>
+              </m:r>
+            </m:oMath>
+            <w:r>
+              <w:rPr>
+                <w:rtl/>
+              </w:rPr>
+              <w:t xml:space="preserve">.</w:t>
+            </w:r>
+            <w:r>
+              <w:rPr>
+                <w:rtl/>
+              </w:rPr>
+              <w:t xml:space="preserve"> </w:t>
+            </w:r>
+            <w:r>
+              <w:rPr>
+                <w:rtl/>
+              </w:rPr>
+              <w:t xml:space="preserve"> </w:t>
+            </w:r>
+            <w:r>
+              <w:rPr>
+                <w:rtl/>
+              </w:rPr>
+              <w:t xml:space="preserve"> </w:t>
+            </w:r>
+            <m:oMath>
+              <m:d>
+                <m:dPr>
+                  <m:begChr m:val="{"/>
+                  <m:endChr m:val=""/>
+                  <m:sepChr m:val=""/>
+                  <m:grow/>
+                </m:dPr>
+                <m:e>
+                  <m:m>
+                    <m:mPr>
+                      <m:baseJc m:val="center"/>
+                      <m:plcHide m:val="on"/>
+                      <m:mcs>
+                        <m:mc>
+                          <m:mcPr>
+                            <m:mcJc m:val="left"/>
+                            <m:count m:val="1"/>
+                          </m:mcPr>
+                        </m:mc>
+                      </m:mcs>
+                    </m:mPr>
+                    <m:mr>
+                      <m:e>
+                        <m:limLow>
+                          <m:e>
+                            <m:r>
+                              <m:rPr>
+                                <m:sty m:val="p"/>
+                              </m:rPr>
+                              <m:t>lim</m:t>
+                            </m:r>
+                          </m:e>
+                          <m:lim>
+                            <m:r>
+                              <m:t>x</m:t>
+                            </m:r>
+                            <m:r>
+                              <m:rPr>
+                                <m:sty m:val="p"/>
+                              </m:rPr>
+                              <m:t>→</m:t>
+                            </m:r>
+                            <m:sSup>
+                              <m:e>
+                                <m:r>
+                                  <m:t>0</m:t>
+                                </m:r>
+                              </m:e>
+                              <m:sup>
+                                <m:r>
+                                  <m:rPr>
+                                    <m:sty m:val="p"/>
+                                  </m:rPr>
+                                  <m:t>+</m:t>
+                                </m:r>
+                              </m:sup>
+                            </m:sSup>
+                          </m:lim>
+                        </m:limLow>
+                        <m:d>
+                          <m:dPr>
+                            <m:begChr m:val="("/>
+                            <m:endChr m:val=")"/>
+                            <m:sepChr m:val=""/>
+                            <m:grow/>
+                          </m:dPr>
+                          <m:e>
+                            <m:r>
+                              <m:t>2</m:t>
+                            </m:r>
+                            <m:r>
+                              <m:t>x</m:t>
+                            </m:r>
+                            <m:r>
+                              <m:rPr>
+                                <m:sty m:val="p"/>
+                              </m:rPr>
+                              <m:t>−</m:t>
+                            </m:r>
+                            <m:r>
+                              <m:t>4</m:t>
+                            </m:r>
+                          </m:e>
+                        </m:d>
+                        <m:r>
+                          <m:rPr>
+                            <m:sty m:val="p"/>
+                          </m:rPr>
+                          <m:t>=</m:t>
+                        </m:r>
+                        <m:r>
+                          <m:rPr>
+                            <m:sty m:val="p"/>
+                          </m:rPr>
+                          <m:t>−</m:t>
+                        </m:r>
+                        <m:r>
+                          <m:t>4</m:t>
+                        </m:r>
+                      </m:e>
+                    </m:mr>
+                    <m:mr>
+                      <m:e>
+                        <m:limLow>
+                          <m:e>
+                            <m:r>
+                              <m:rPr>
+                                <m:sty m:val="p"/>
+                              </m:rPr>
+                              <m:t>lim</m:t>
+                            </m:r>
+                          </m:e>
+                          <m:lim>
+                            <m:r>
+                              <m:t>x</m:t>
+                            </m:r>
+                            <m:r>
+                              <m:rPr>
+                                <m:sty m:val="p"/>
+                              </m:rPr>
+                              <m:t>→</m:t>
+                            </m:r>
+                            <m:sSup>
+                              <m:e>
+                                <m:r>
+                                  <m:t>0</m:t>
+                                </m:r>
+                              </m:e>
+                              <m:sup>
+                                <m:r>
+                                  <m:rPr>
+                                    <m:sty m:val="p"/>
+                                  </m:rPr>
+                                  <m:t>+</m:t>
+                                </m:r>
+                              </m:sup>
+                            </m:sSup>
+                          </m:lim>
+                        </m:limLow>
+                        <m:r>
+                          <m:rPr>
+                            <m:sty m:val="p"/>
+                          </m:rPr>
+                          <m:t>ln</m:t>
+                        </m:r>
+                        <m:r>
+                          <m:t>x</m:t>
+                        </m:r>
+                        <m:r>
+                          <m:rPr>
+                            <m:sty m:val="p"/>
+                          </m:rPr>
+                          <m:t>=</m:t>
+                        </m:r>
+                        <m:r>
+                          <m:rPr>
+                            <m:sty m:val="p"/>
+                          </m:rPr>
+                          <m:t>−</m:t>
+                        </m:r>
+                        <m:r>
+                          <m:rPr>
+                            <m:sty m:val="p"/>
+                          </m:rPr>
+                          <m:t>∞</m:t>
+                        </m:r>
+                      </m:e>
+                    </m:mr>
+                  </m:m>
+                </m:e>
+              </m:d>
+            </m:oMath>
+          </w:p>
+          <w:p>
+            <w:pPr>
+              <w:bidi/>
+            </w:pPr>
+            <w:r>
+              <w:rPr>
+                <w:rtl/>
+              </w:rPr>
+              <w:t xml:space="preserve"> </w:t>
+            </w:r>
+            <w:r>
+              <w:rPr>
+                <w:rtl/>
+              </w:rPr>
+              <w:t xml:space="preserve"> </w:t>
+            </w:r>
+            <m:oMath>
+              <m:d>
+                <m:dPr>
+                  <m:begChr m:val="{"/>
+                  <m:endChr m:val=""/>
+                  <m:sepChr m:val=""/>
+                  <m:grow/>
+                </m:dPr>
+                <m:e>
+                  <m:m>
+                    <m:mPr>
+                      <m:baseJc m:val="center"/>
+                      <m:plcHide m:val="on"/>
+                      <m:mcs>
+                        <m:mc>
+                          <m:mcPr>
+                            <m:mcJc m:val="left"/>
+                            <m:count m:val="1"/>
+                          </m:mcPr>
+                        </m:mc>
+                      </m:mcs>
+                    </m:mPr>
+                    <m:mr>
+                      <m:e>
+                        <m:limLow>
+                          <m:e>
+                            <m:r>
+                              <m:rPr>
+                                <m:sty m:val="p"/>
+                              </m:rPr>
+                              <m:t>lim</m:t>
+                            </m:r>
+                          </m:e>
+                          <m:lim>
+                            <m:r>
+                              <m:t>x</m:t>
+                            </m:r>
+                            <m:r>
+                              <m:rPr>
+                                <m:sty m:val="p"/>
+                              </m:rPr>
+                              <m:t>→</m:t>
+                            </m:r>
+                            <m:r>
+                              <m:rPr>
+                                <m:sty m:val="p"/>
+                              </m:rPr>
+                              <m:t>+</m:t>
+                            </m:r>
+                            <m:r>
+                              <m:rPr>
+                                <m:sty m:val="p"/>
+                              </m:rPr>
+                              <m:t>∞</m:t>
+                            </m:r>
+                          </m:lim>
+                        </m:limLow>
+                        <m:d>
+                          <m:dPr>
+                            <m:begChr m:val="("/>
+                            <m:endChr m:val=")"/>
+                            <m:sepChr m:val=""/>
+                            <m:grow/>
+                          </m:dPr>
+                          <m:e>
+                            <m:r>
+                              <m:t>2</m:t>
+                            </m:r>
+                            <m:r>
+                              <m:t>x</m:t>
+                            </m:r>
+                            <m:r>
+                              <m:rPr>
+                                <m:sty m:val="p"/>
+                              </m:rPr>
+                              <m:t>−</m:t>
+                            </m:r>
+                            <m:r>
+                              <m:t>4</m:t>
+                            </m:r>
+                          </m:e>
+                        </m:d>
+                        <m:r>
+                          <m:rPr>
+                            <m:sty m:val="p"/>
+                          </m:rPr>
+                          <m:t>=</m:t>
+                        </m:r>
+                        <m:r>
+                          <m:rPr>
+                            <m:sty m:val="p"/>
+                          </m:rPr>
+                          <m:t>+</m:t>
+                        </m:r>
+                        <m:r>
+                          <m:rPr>
+                            <m:sty m:val="p"/>
+                          </m:rPr>
+                          <m:t>∞</m:t>
+                        </m:r>
+                      </m:e>
+                    </m:mr>
+                    <m:mr>
+                      <m:e>
+                        <m:limLow>
+                          <m:e>
+                            <m:r>
+                              <m:rPr>
+                                <m:sty m:val="p"/>
+                              </m:rPr>
+                              <m:t>lim</m:t>
+                            </m:r>
+                          </m:e>
+                          <m:lim>
+                            <m:r>
+                              <m:t>x</m:t>
+                            </m:r>
+                            <m:r>
+                              <m:rPr>
+                                <m:sty m:val="p"/>
+                              </m:rPr>
+                              <m:t>→</m:t>
+                            </m:r>
+                            <m:r>
+                              <m:rPr>
+                                <m:sty m:val="p"/>
+                              </m:rPr>
+                              <m:t>+</m:t>
+                            </m:r>
+                            <m:r>
+                              <m:rPr>
+                                <m:sty m:val="p"/>
+                              </m:rPr>
+                              <m:t>∞</m:t>
+                            </m:r>
+                          </m:lim>
+                        </m:limLow>
+                        <m:r>
+                          <m:rPr>
+                            <m:sty m:val="p"/>
+                          </m:rPr>
+                          <m:t>ln</m:t>
+                        </m:r>
+                        <m:r>
+                          <m:t>x</m:t>
+                        </m:r>
+                        <m:r>
+                          <m:rPr>
+                            <m:sty m:val="p"/>
+                          </m:rPr>
+                          <m:t>=</m:t>
+                        </m:r>
+                        <m:r>
+                          <m:rPr>
+                            <m:sty m:val="p"/>
+                          </m:rPr>
+                          <m:t>+</m:t>
+                        </m:r>
+                        <m:r>
+                          <m:rPr>
+                            <m:sty m:val="p"/>
+                          </m:rPr>
+                          <m:t>∞</m:t>
+                        </m:r>
+                      </m:e>
+                    </m:mr>
+                  </m:m>
+                </m:e>
+              </m:d>
+            </m:oMath>
+          </w:p>
+          <w:p>
+            <w:pPr>
+              <w:bidi/>
+            </w:pPr>
+            <w:r>
+              <w:rPr>
+                <w:b/>
+                <w:bCs/>
+                <w:rtl/>
+              </w:rPr>
+              <w:t xml:space="preserve">4.</w:t>
+            </w:r>
+            <w:r>
+              <w:rPr>
+                <w:rtl/>
+              </w:rPr>
+              <w:t xml:space="preserve"> </w:t>
+            </w:r>
+            <w:r>
+              <w:rPr>
+                <w:b/>
+                <w:bCs/>
+                <w:rtl/>
+              </w:rPr>
+              <w:t xml:space="preserve">(2016)</w:t>
+            </w:r>
+            <w:r>
+              <w:rPr>
+                <w:rtl/>
+              </w:rPr>
+              <w:t xml:space="preserve"> </w:t>
+            </w:r>
+            <m:oMath>
+              <m:r>
+                <m:t>g</m:t>
+              </m:r>
+              <m:d>
+                <m:dPr>
+                  <m:begChr m:val="("/>
+                  <m:endChr m:val=")"/>
+                  <m:sepChr m:val=""/>
+                  <m:grow/>
+                </m:dPr>
+                <m:e>
+                  <m:r>
+                    <m:t>x</m:t>
+                  </m:r>
+                </m:e>
+              </m:d>
+              <m:r>
+                <m:rPr>
+                  <m:sty m:val="p"/>
+                </m:rPr>
+                <m:t>=</m:t>
+              </m:r>
+              <m:r>
+                <m:rPr>
+                  <m:sty m:val="p"/>
+                </m:rPr>
+                <m:t>−</m:t>
+              </m:r>
+              <m:r>
+                <m:t>4</m:t>
+              </m:r>
+              <m:r>
+                <m:rPr>
+                  <m:sty m:val="p"/>
+                </m:rPr>
+                <m:t>+</m:t>
+              </m:r>
+              <m:r>
+                <m:t>2</m:t>
+              </m:r>
+              <m:r>
+                <m:t>x</m:t>
+              </m:r>
+              <m:r>
+                <m:rPr>
+                  <m:sty m:val="p"/>
+                </m:rPr>
+                <m:t>+</m:t>
+              </m:r>
+              <m:r>
+                <m:t>2</m:t>
+              </m:r>
+              <m:r>
+                <m:t>x</m:t>
+              </m:r>
+              <m:r>
+                <m:rPr>
+                  <m:sty m:val="p"/>
+                </m:rPr>
+                <m:t>ln</m:t>
+              </m:r>
+              <m:r>
+                <m:t>x</m:t>
+              </m:r>
+            </m:oMath>
+            <w:r>
+              <w:rPr>
+                <w:rtl/>
+              </w:rPr>
+              <w:t xml:space="preserve">.</w:t>
+            </w:r>
+          </w:p>
+          <w:p>
+            <w:pPr>
+              <w:bidi/>
+            </w:pPr>
+            <w:r>
+              <w:rPr>
+                <w:rtl/>
+              </w:rPr>
+              <w:t xml:space="preserve">لدينا:</w:t>
             </w:r>
             <w:r>
               <w:rPr>
@@ -24069,125 +26298,7 @@
                 </m:lim>
               </m:limLow>
               <m:r>
-                <m:t>x</m:t>
-              </m:r>
-              <m:r>
-                <m:rPr>
-                  <m:sty m:val="p"/>
-                </m:rPr>
-                <m:t>ln</m:t>
-              </m:r>
-              <m:r>
-                <m:t>x</m:t>
-              </m:r>
-              <m:r>
-                <m:rPr>
-                  <m:sty m:val="p"/>
-                </m:rPr>
-                <m:t>=</m:t>
-              </m:r>
-              <m:r>
-                <m:t>0</m:t>
-              </m:r>
-            </m:oMath>
-            <w:r>
-              <w:rPr>
-                <w:rtl/>
-              </w:rPr>
-              <w:t xml:space="preserve"> </w:t>
-            </w:r>
-            <w:r>
-              <w:rPr>
-                <w:rtl/>
-              </w:rPr>
-              <w:t xml:space="preserve">و</w:t>
-            </w:r>
-            <w:r>
-              <w:rPr>
-                <w:rtl/>
-              </w:rPr>
-              <w:t xml:space="preserve"> </w:t>
-            </w:r>
-            <m:oMath>
-              <m:r>
-                <m:t>x</m:t>
-              </m:r>
-              <m:r>
-                <m:rPr>
-                  <m:sty m:val="p"/>
-                </m:rPr>
-                <m:t>+</m:t>
-              </m:r>
-              <m:r>
-                <m:t>1</m:t>
-              </m:r>
-              <m:r>
-                <m:rPr>
-                  <m:sty m:val="p"/>
-                </m:rPr>
-                <m:t>→</m:t>
-              </m:r>
-              <m:r>
-                <m:t>1</m:t>
-              </m:r>
-            </m:oMath>
-            <w:r>
-              <w:rPr>
-                <w:rtl/>
-              </w:rPr>
-              <w:t xml:space="preserve"> </w:t>
-            </w:r>
-            <w:r>
-              <w:rPr>
-                <w:rtl/>
-              </w:rPr>
-              <w:t xml:space="preserve">، إذن</w:t>
-            </w:r>
-            <w:r>
-              <w:rPr>
-                <w:rtl/>
-              </w:rPr>
-              <w:t xml:space="preserve"> </w:t>
-            </w:r>
-            <m:oMath>
-              <m:limLow>
-                <m:e>
-                  <m:r>
-                    <m:rPr>
-                      <m:sty m:val="p"/>
-                    </m:rPr>
-                    <m:t>lim</m:t>
-                  </m:r>
-                </m:e>
-                <m:lim>
-                  <m:r>
-                    <m:t>x</m:t>
-                  </m:r>
-                  <m:r>
-                    <m:rPr>
-                      <m:sty m:val="p"/>
-                    </m:rPr>
-                    <m:t>→</m:t>
-                  </m:r>
-                  <m:sSup>
-                    <m:e>
-                      <m:r>
-                        <m:t>0</m:t>
-                      </m:r>
-                    </m:e>
-                    <m:sup>
-                      <m:r>
-                        <m:rPr>
-                          <m:sty m:val="p"/>
-                        </m:rPr>
-                        <m:t>+</m:t>
-                      </m:r>
-                    </m:sup>
-                  </m:sSup>
-                </m:lim>
-              </m:limLow>
-              <m:r>
-                <m:t>f</m:t>
+                <m:t>g</m:t>
               </m:r>
               <m:d>
                 <m:dPr>
@@ -24211,11 +26322,21 @@
               <m:borderBox>
                 <m:e>
                   <m:r>
+                    <m:rPr>
+                      <m:sty m:val="p"/>
+                    </m:rPr>
                     <w:rPr>
                       <w:color w:val="B3261E"/>
                       <w:highlight w:val="yellow"/>
                     </w:rPr>
-                    <m:t>0</m:t>
+                    <m:t>−</m:t>
+                  </m:r>
+                  <m:r>
+                    <w:rPr>
+                      <w:color w:val="B3261E"/>
+                      <w:highlight w:val="yellow"/>
+                    </w:rPr>
+                    <m:t>4</m:t>
                   </m:r>
                 </m:e>
               </m:borderBox>
@@ -24224,226 +26345,208 @@
               <w:rPr>
                 <w:rtl/>
               </w:rPr>
-              <w:t xml:space="preserve">.</w:t>
-            </w:r>
+              <w:t xml:space="preserve"> </w:t>
+            </w:r>
+            <w:r>
+              <w:rPr>
+                <w:rtl/>
+              </w:rPr>
+              <w:t xml:space="preserve">لأنّ:  </w:t>
+            </w:r>
+            <w:r>
+              <w:rPr>
+                <w:rtl/>
+              </w:rPr>
+              <w:t xml:space="preserve"> </w:t>
+            </w:r>
+            <m:oMath>
+              <m:d>
+                <m:dPr>
+                  <m:begChr m:val="{"/>
+                  <m:endChr m:val=""/>
+                  <m:sepChr m:val=""/>
+                  <m:grow/>
+                </m:dPr>
+                <m:e>
+                  <m:m>
+                    <m:mPr>
+                      <m:baseJc m:val="center"/>
+                      <m:plcHide m:val="on"/>
+                      <m:mcs>
+                        <m:mc>
+                          <m:mcPr>
+                            <m:mcJc m:val="left"/>
+                            <m:count m:val="1"/>
+                          </m:mcPr>
+                        </m:mc>
+                      </m:mcs>
+                    </m:mPr>
+                    <m:mr>
+                      <m:e>
+                        <m:limLow>
+                          <m:e>
+                            <m:r>
+                              <m:rPr>
+                                <m:sty m:val="p"/>
+                              </m:rPr>
+                              <m:t>lim</m:t>
+                            </m:r>
+                          </m:e>
+                          <m:lim>
+                            <m:r>
+                              <m:t>x</m:t>
+                            </m:r>
+                            <m:r>
+                              <m:rPr>
+                                <m:sty m:val="p"/>
+                              </m:rPr>
+                              <m:t>→</m:t>
+                            </m:r>
+                            <m:sSup>
+                              <m:e>
+                                <m:r>
+                                  <m:t>0</m:t>
+                                </m:r>
+                              </m:e>
+                              <m:sup>
+                                <m:r>
+                                  <m:rPr>
+                                    <m:sty m:val="p"/>
+                                  </m:rPr>
+                                  <m:t>+</m:t>
+                                </m:r>
+                              </m:sup>
+                            </m:sSup>
+                          </m:lim>
+                        </m:limLow>
+                        <m:d>
+                          <m:dPr>
+                            <m:begChr m:val="("/>
+                            <m:endChr m:val=")"/>
+                            <m:sepChr m:val=""/>
+                            <m:grow/>
+                          </m:dPr>
+                          <m:e>
+                            <m:r>
+                              <m:rPr>
+                                <m:sty m:val="p"/>
+                              </m:rPr>
+                              <m:t>−</m:t>
+                            </m:r>
+                            <m:r>
+                              <m:t>4</m:t>
+                            </m:r>
+                            <m:r>
+                              <m:rPr>
+                                <m:sty m:val="p"/>
+                              </m:rPr>
+                              <m:t>+</m:t>
+                            </m:r>
+                            <m:r>
+                              <m:t>2</m:t>
+                            </m:r>
+                            <m:r>
+                              <m:t>x</m:t>
+                            </m:r>
+                          </m:e>
+                        </m:d>
+                        <m:r>
+                          <m:rPr>
+                            <m:sty m:val="p"/>
+                          </m:rPr>
+                          <m:t>=</m:t>
+                        </m:r>
+                        <m:r>
+                          <m:rPr>
+                            <m:sty m:val="p"/>
+                          </m:rPr>
+                          <m:t>−</m:t>
+                        </m:r>
+                        <m:r>
+                          <m:t>4</m:t>
+                        </m:r>
+                      </m:e>
+                    </m:mr>
+                    <m:mr>
+                      <m:e>
+                        <m:limLow>
+                          <m:e>
+                            <m:r>
+                              <m:rPr>
+                                <m:sty m:val="p"/>
+                              </m:rPr>
+                              <m:t>lim</m:t>
+                            </m:r>
+                          </m:e>
+                          <m:lim>
+                            <m:r>
+                              <m:t>x</m:t>
+                            </m:r>
+                            <m:r>
+                              <m:rPr>
+                                <m:sty m:val="p"/>
+                              </m:rPr>
+                              <m:t>→</m:t>
+                            </m:r>
+                            <m:sSup>
+                              <m:e>
+                                <m:r>
+                                  <m:t>0</m:t>
+                                </m:r>
+                              </m:e>
+                              <m:sup>
+                                <m:r>
+                                  <m:rPr>
+                                    <m:sty m:val="p"/>
+                                  </m:rPr>
+                                  <m:t>+</m:t>
+                                </m:r>
+                              </m:sup>
+                            </m:sSup>
+                          </m:lim>
+                        </m:limLow>
+                        <m:r>
+                          <m:t>2</m:t>
+                        </m:r>
+                        <m:r>
+                          <m:t>x</m:t>
+                        </m:r>
+                        <m:r>
+                          <m:rPr>
+                            <m:sty m:val="p"/>
+                          </m:rPr>
+                          <m:t>ln</m:t>
+                        </m:r>
+                        <m:r>
+                          <m:t>x</m:t>
+                        </m:r>
+                        <m:r>
+                          <m:rPr>
+                            <m:sty m:val="p"/>
+                          </m:rPr>
+                          <m:t>=</m:t>
+                        </m:r>
+                        <m:r>
+                          <m:t>0</m:t>
+                        </m:r>
+                      </m:e>
+                    </m:mr>
+                  </m:m>
+                </m:e>
+              </m:d>
+            </m:oMath>
           </w:p>
           <w:p>
             <w:pPr>
               <w:bidi/>
             </w:pPr>
-            <m:oMathPara>
-              <m:oMathParaPr>
-                <m:jc m:val="center"/>
-              </m:oMathParaPr>
-              <m:oMath>
-                <m:limLow>
-                  <m:e>
-                    <m:r>
-                      <m:rPr>
-                        <m:sty m:val="p"/>
-                      </m:rPr>
-                      <m:t>lim</m:t>
-                    </m:r>
-                  </m:e>
-                  <m:lim>
-                    <m:r>
-                      <m:t>x</m:t>
-                    </m:r>
-                    <m:r>
-                      <m:rPr>
-                        <m:sty m:val="p"/>
-                      </m:rPr>
-                      <m:t>→</m:t>
-                    </m:r>
-                    <m:r>
-                      <m:rPr>
-                        <m:sty m:val="p"/>
-                      </m:rPr>
-                      <m:t>+</m:t>
-                    </m:r>
-                    <m:r>
-                      <m:rPr>
-                        <m:sty m:val="p"/>
-                      </m:rPr>
-                      <m:t>∞</m:t>
-                    </m:r>
-                  </m:lim>
-                </m:limLow>
-                <m:r>
-                  <m:t>f</m:t>
-                </m:r>
-                <m:d>
-                  <m:dPr>
-                    <m:begChr m:val="("/>
-                    <m:endChr m:val=")"/>
-                    <m:sepChr m:val=""/>
-                    <m:grow/>
-                  </m:dPr>
-                  <m:e>
-                    <m:r>
-                      <m:t>x</m:t>
-                    </m:r>
-                  </m:e>
-                </m:d>
-                <m:r>
-                  <m:rPr>
-                    <m:sty m:val="p"/>
-                  </m:rPr>
-                  <m:t>=</m:t>
-                </m:r>
-                <m:limLow>
-                  <m:e>
-                    <m:r>
-                      <m:rPr>
-                        <m:sty m:val="p"/>
-                      </m:rPr>
-                      <m:t>lim</m:t>
-                    </m:r>
-                  </m:e>
-                  <m:lim>
-                    <m:r>
-                      <m:t>x</m:t>
-                    </m:r>
-                    <m:r>
-                      <m:rPr>
-                        <m:sty m:val="p"/>
-                      </m:rPr>
-                      <m:t>→</m:t>
-                    </m:r>
-                    <m:r>
-                      <m:rPr>
-                        <m:sty m:val="p"/>
-                      </m:rPr>
-                      <m:t>+</m:t>
-                    </m:r>
-                    <m:r>
-                      <m:rPr>
-                        <m:sty m:val="p"/>
-                      </m:rPr>
-                      <m:t>∞</m:t>
-                    </m:r>
-                  </m:lim>
-                </m:limLow>
-                <m:r>
-                  <m:rPr>
-                    <m:sty m:val="p"/>
-                  </m:rPr>
-                  <m:t>ln</m:t>
-                </m:r>
-                <m:r>
-                  <m:t>x</m:t>
-                </m:r>
-                <m:r>
-                  <m:rPr>
-                    <m:sty m:val="p"/>
-                  </m:rPr>
-                  <m:t>×</m:t>
-                </m:r>
-                <m:f>
-                  <m:fPr>
-                    <m:type m:val="bar"/>
-                  </m:fPr>
-                  <m:num>
-                    <m:r>
-                      <m:t>x</m:t>
-                    </m:r>
-                  </m:num>
-                  <m:den>
-                    <m:r>
-                      <m:t>x</m:t>
-                    </m:r>
-                    <m:r>
-                      <m:rPr>
-                        <m:sty m:val="p"/>
-                      </m:rPr>
-                      <m:t>+</m:t>
-                    </m:r>
-                    <m:r>
-                      <m:t>1</m:t>
-                    </m:r>
-                  </m:den>
-                </m:f>
-                <m:r>
-                  <m:rPr>
-                    <m:sty m:val="p"/>
-                  </m:rPr>
-                  <m:t>=</m:t>
-                </m:r>
-                <m:d>
-                  <m:dPr>
-                    <m:begChr m:val="("/>
-                    <m:endChr m:val=")"/>
-                    <m:sepChr m:val=""/>
-                    <m:grow/>
-                  </m:dPr>
-                  <m:e>
-                    <m:r>
-                      <m:rPr>
-                        <m:sty m:val="p"/>
-                      </m:rPr>
-                      <m:t>+</m:t>
-                    </m:r>
-                    <m:r>
-                      <m:rPr>
-                        <m:sty m:val="p"/>
-                      </m:rPr>
-                      <m:t>∞</m:t>
-                    </m:r>
-                  </m:e>
-                </m:d>
-                <m:r>
-                  <m:rPr>
-                    <m:sty m:val="p"/>
-                  </m:rPr>
-                  <m:t>×</m:t>
-                </m:r>
-                <m:r>
-                  <m:t>1</m:t>
-                </m:r>
-                <m:r>
-                  <m:rPr>
-                    <m:sty m:val="p"/>
-                  </m:rPr>
-                  <m:t>=</m:t>
-                </m:r>
-                <m:borderBox>
-                  <m:e>
-                    <m:r>
-                      <m:rPr>
-                        <m:sty m:val="p"/>
-                      </m:rPr>
-                      <w:rPr>
-                        <w:color w:val="B3261E"/>
-                        <w:highlight w:val="yellow"/>
-                      </w:rPr>
-                      <m:t>+</m:t>
-                    </m:r>
-                    <m:r>
-                      <m:rPr>
-                        <m:sty m:val="p"/>
-                      </m:rPr>
-                      <w:rPr>
-                        <w:color w:val="B3261E"/>
-                        <w:highlight w:val="yellow"/>
-                      </w:rPr>
-                      <m:t>∞</m:t>
-                    </m:r>
-                  </m:e>
-                </m:borderBox>
-              </m:oMath>
-            </m:oMathPara>
-          </w:p>
-          <w:p>
-            <w:pPr>
-              <w:bidi/>
-            </w:pPr>
             <w:r>
               <w:rPr>
                 <w:b/>
                 <w:bCs/>
                 <w:rtl/>
               </w:rPr>
-              <w:t xml:space="preserve">3.</w:t>
+              <w:t xml:space="preserve">5.</w:t>
             </w:r>
             <w:r>
               <w:rPr>
@@ -24457,7 +26560,7 @@
                 <w:bCs/>
                 <w:rtl/>
               </w:rPr>
-              <w:t xml:space="preserve">(2016)</w:t>
+              <w:t xml:space="preserve">(2013)</w:t>
             </w:r>
             <w:r>
               <w:rPr>
@@ -24488,6 +26591,369 @@
                 </m:rPr>
                 <m:t>=</m:t>
               </m:r>
+              <m:r>
+                <m:t>3</m:t>
+              </m:r>
+              <m:r>
+                <m:rPr>
+                  <m:sty m:val="p"/>
+                </m:rPr>
+                <m:t>−</m:t>
+              </m:r>
+              <m:r>
+                <m:t>x</m:t>
+              </m:r>
+              <m:r>
+                <m:rPr>
+                  <m:sty m:val="p"/>
+                </m:rPr>
+                <m:t>−</m:t>
+              </m:r>
+              <m:f>
+                <m:fPr>
+                  <m:type m:val="bar"/>
+                </m:fPr>
+                <m:num>
+                  <m:r>
+                    <m:t>2</m:t>
+                  </m:r>
+                </m:num>
+                <m:den>
+                  <m:r>
+                    <m:t>x</m:t>
+                  </m:r>
+                </m:den>
+              </m:f>
+              <m:r>
+                <m:rPr>
+                  <m:sty m:val="p"/>
+                </m:rPr>
+                <m:t>+</m:t>
+              </m:r>
+              <m:r>
+                <m:rPr>
+                  <m:sty m:val="p"/>
+                </m:rPr>
+                <m:t>ln</m:t>
+              </m:r>
+              <m:r>
+                <m:t>x</m:t>
+              </m:r>
+            </m:oMath>
+            <w:r>
+              <w:rPr>
+                <w:rtl/>
+              </w:rPr>
+              <w:t xml:space="preserve">.</w:t>
+            </w:r>
+            <w:r>
+              <w:rPr>
+                <w:rtl/>
+              </w:rPr>
+              <w:t xml:space="preserve"> </w:t>
+            </w:r>
+            <w:r>
+              <w:rPr>
+                <w:rtl/>
+              </w:rPr>
+              <w:t xml:space="preserve"> </w:t>
+            </w:r>
+            <w:r>
+              <w:rPr>
+                <w:rtl/>
+              </w:rPr>
+              <w:t xml:space="preserve"> </w:t>
+            </w:r>
+            <m:oMath>
+              <m:d>
+                <m:dPr>
+                  <m:begChr m:val="{"/>
+                  <m:endChr m:val=""/>
+                  <m:sepChr m:val=""/>
+                  <m:grow/>
+                </m:dPr>
+                <m:e>
+                  <m:m>
+                    <m:mPr>
+                      <m:baseJc m:val="center"/>
+                      <m:plcHide m:val="on"/>
+                      <m:mcs>
+                        <m:mc>
+                          <m:mcPr>
+                            <m:mcJc m:val="left"/>
+                            <m:count m:val="1"/>
+                          </m:mcPr>
+                        </m:mc>
+                      </m:mcs>
+                    </m:mPr>
+                    <m:mr>
+                      <m:e>
+                        <m:limLow>
+                          <m:e>
+                            <m:r>
+                              <m:rPr>
+                                <m:sty m:val="p"/>
+                              </m:rPr>
+                              <m:t>lim</m:t>
+                            </m:r>
+                          </m:e>
+                          <m:lim>
+                            <m:r>
+                              <m:t>x</m:t>
+                            </m:r>
+                            <m:r>
+                              <m:rPr>
+                                <m:sty m:val="p"/>
+                              </m:rPr>
+                              <m:t>→</m:t>
+                            </m:r>
+                            <m:sSup>
+                              <m:e>
+                                <m:r>
+                                  <m:t>0</m:t>
+                                </m:r>
+                              </m:e>
+                              <m:sup>
+                                <m:r>
+                                  <m:rPr>
+                                    <m:sty m:val="p"/>
+                                  </m:rPr>
+                                  <m:t>+</m:t>
+                                </m:r>
+                              </m:sup>
+                            </m:sSup>
+                          </m:lim>
+                        </m:limLow>
+                        <m:d>
+                          <m:dPr>
+                            <m:begChr m:val="("/>
+                            <m:endChr m:val=")"/>
+                            <m:sepChr m:val=""/>
+                            <m:grow/>
+                          </m:dPr>
+                          <m:e>
+                            <m:r>
+                              <m:t>3</m:t>
+                            </m:r>
+                            <m:r>
+                              <m:rPr>
+                                <m:sty m:val="p"/>
+                              </m:rPr>
+                              <m:t>−</m:t>
+                            </m:r>
+                            <m:r>
+                              <m:t>x</m:t>
+                            </m:r>
+                          </m:e>
+                        </m:d>
+                        <m:r>
+                          <m:rPr>
+                            <m:sty m:val="p"/>
+                          </m:rPr>
+                          <m:t>=</m:t>
+                        </m:r>
+                        <m:r>
+                          <m:t>3</m:t>
+                        </m:r>
+                      </m:e>
+                    </m:mr>
+                    <m:mr>
+                      <m:e>
+                        <m:limLow>
+                          <m:e>
+                            <m:r>
+                              <m:rPr>
+                                <m:sty m:val="p"/>
+                              </m:rPr>
+                              <m:t>lim</m:t>
+                            </m:r>
+                          </m:e>
+                          <m:lim>
+                            <m:r>
+                              <m:t>x</m:t>
+                            </m:r>
+                            <m:r>
+                              <m:rPr>
+                                <m:sty m:val="p"/>
+                              </m:rPr>
+                              <m:t>→</m:t>
+                            </m:r>
+                            <m:sSup>
+                              <m:e>
+                                <m:r>
+                                  <m:t>0</m:t>
+                                </m:r>
+                              </m:e>
+                              <m:sup>
+                                <m:r>
+                                  <m:rPr>
+                                    <m:sty m:val="p"/>
+                                  </m:rPr>
+                                  <m:t>+</m:t>
+                                </m:r>
+                              </m:sup>
+                            </m:sSup>
+                          </m:lim>
+                        </m:limLow>
+                        <m:d>
+                          <m:dPr>
+                            <m:begChr m:val="("/>
+                            <m:endChr m:val=")"/>
+                            <m:sepChr m:val=""/>
+                            <m:grow/>
+                          </m:dPr>
+                          <m:e>
+                            <m:r>
+                              <m:rPr>
+                                <m:sty m:val="p"/>
+                              </m:rPr>
+                              <m:t>−</m:t>
+                            </m:r>
+                            <m:f>
+                              <m:fPr>
+                                <m:type m:val="bar"/>
+                              </m:fPr>
+                              <m:num>
+                                <m:r>
+                                  <m:t>2</m:t>
+                                </m:r>
+                              </m:num>
+                              <m:den>
+                                <m:r>
+                                  <m:t>x</m:t>
+                                </m:r>
+                              </m:den>
+                            </m:f>
+                          </m:e>
+                        </m:d>
+                        <m:r>
+                          <m:rPr>
+                            <m:sty m:val="p"/>
+                          </m:rPr>
+                          <m:t>=</m:t>
+                        </m:r>
+                        <m:r>
+                          <m:rPr>
+                            <m:sty m:val="p"/>
+                          </m:rPr>
+                          <m:t>−</m:t>
+                        </m:r>
+                        <m:r>
+                          <m:rPr>
+                            <m:sty m:val="p"/>
+                          </m:rPr>
+                          <m:t>∞</m:t>
+                        </m:r>
+                      </m:e>
+                    </m:mr>
+                    <m:mr>
+                      <m:e>
+                        <m:limLow>
+                          <m:e>
+                            <m:r>
+                              <m:rPr>
+                                <m:sty m:val="p"/>
+                              </m:rPr>
+                              <m:t>lim</m:t>
+                            </m:r>
+                          </m:e>
+                          <m:lim>
+                            <m:r>
+                              <m:t>x</m:t>
+                            </m:r>
+                            <m:r>
+                              <m:rPr>
+                                <m:sty m:val="p"/>
+                              </m:rPr>
+                              <m:t>→</m:t>
+                            </m:r>
+                            <m:sSup>
+                              <m:e>
+                                <m:r>
+                                  <m:t>0</m:t>
+                                </m:r>
+                              </m:e>
+                              <m:sup>
+                                <m:r>
+                                  <m:rPr>
+                                    <m:sty m:val="p"/>
+                                  </m:rPr>
+                                  <m:t>+</m:t>
+                                </m:r>
+                              </m:sup>
+                            </m:sSup>
+                          </m:lim>
+                        </m:limLow>
+                        <m:r>
+                          <m:rPr>
+                            <m:sty m:val="p"/>
+                          </m:rPr>
+                          <m:t>ln</m:t>
+                        </m:r>
+                        <m:r>
+                          <m:t>x</m:t>
+                        </m:r>
+                        <m:r>
+                          <m:rPr>
+                            <m:sty m:val="p"/>
+                          </m:rPr>
+                          <m:t>=</m:t>
+                        </m:r>
+                        <m:r>
+                          <m:rPr>
+                            <m:sty m:val="p"/>
+                          </m:rPr>
+                          <m:t>−</m:t>
+                        </m:r>
+                        <m:r>
+                          <m:rPr>
+                            <m:sty m:val="p"/>
+                          </m:rPr>
+                          <m:t>∞</m:t>
+                        </m:r>
+                      </m:e>
+                    </m:mr>
+                  </m:m>
+                </m:e>
+              </m:d>
+            </m:oMath>
+          </w:p>
+          <w:p>
+            <w:pPr>
+              <w:bidi/>
+            </w:pPr>
+            <w:r>
+              <w:rPr>
+                <w:b/>
+                <w:bCs/>
+                <w:rtl/>
+              </w:rPr>
+              <w:t xml:space="preserve">6.</w:t>
+            </w:r>
+            <w:r>
+              <w:rPr>
+                <w:rtl/>
+              </w:rPr>
+              <w:t xml:space="preserve"> </w:t>
+            </w:r>
+            <w:r>
+              <w:rPr>
+                <w:b/>
+                <w:bCs/>
+                <w:rtl/>
+              </w:rPr>
+              <w:t xml:space="preserve">(2018)</w:t>
+            </w:r>
+            <w:r>
+              <w:rPr>
+                <w:rtl/>
+              </w:rPr>
+              <w:t xml:space="preserve"> </w:t>
+            </w:r>
+            <m:oMath>
+              <m:r>
+                <m:t>f</m:t>
+              </m:r>
               <m:d>
                 <m:dPr>
                   <m:begChr m:val="("/>
@@ -24497,19 +26963,7 @@
                 </m:dPr>
                 <m:e>
                   <m:r>
-                    <m:t>2</m:t>
-                  </m:r>
-                  <m:r>
                     <m:t>x</m:t>
-                  </m:r>
-                  <m:r>
-                    <m:rPr>
-                      <m:sty m:val="p"/>
-                    </m:rPr>
-                    <m:t>−</m:t>
-                  </m:r>
-                  <m:r>
-                    <m:t>4</m:t>
                   </m:r>
                 </m:e>
               </m:d>
@@ -24517,54 +26971,14 @@
                 <m:rPr>
                   <m:sty m:val="p"/>
                 </m:rPr>
+                <m:t>=</m:t>
+              </m:r>
+              <m:r>
+                <m:rPr>
+                  <m:sty m:val="p"/>
+                </m:rPr>
                 <m:t>ln</m:t>
               </m:r>
-              <m:r>
-                <m:t>x</m:t>
-              </m:r>
-            </m:oMath>
-            <w:r>
-              <w:rPr>
-                <w:rtl/>
-              </w:rPr>
-              <w:t xml:space="preserve">:   عند</w:t>
-            </w:r>
-            <w:r>
-              <w:rPr>
-                <w:rtl/>
-              </w:rPr>
-              <w:t xml:space="preserve"> </w:t>
-            </w:r>
-            <m:oMath>
-              <m:sSup>
-                <m:e>
-                  <m:r>
-                    <m:t>0</m:t>
-                  </m:r>
-                </m:e>
-                <m:sup>
-                  <m:r>
-                    <m:rPr>
-                      <m:sty m:val="p"/>
-                    </m:rPr>
-                    <m:t>+</m:t>
-                  </m:r>
-                </m:sup>
-              </m:sSup>
-            </m:oMath>
-            <w:r>
-              <w:rPr>
-                <w:rtl/>
-              </w:rPr>
-              <w:t xml:space="preserve">:</w:t>
-            </w:r>
-            <w:r>
-              <w:rPr>
-                <w:rtl/>
-              </w:rPr>
-              <w:t xml:space="preserve"> </w:t>
-            </w:r>
-            <m:oMath>
               <m:d>
                 <m:dPr>
                   <m:begChr m:val="("/>
@@ -24574,13 +26988,16 @@
                 </m:dPr>
                 <m:e>
                   <m:r>
+                    <m:t>x</m:t>
+                  </m:r>
+                  <m:r>
                     <m:rPr>
                       <m:sty m:val="p"/>
                     </m:rPr>
-                    <m:t>−</m:t>
-                  </m:r>
-                  <m:r>
-                    <m:t>4</m:t>
+                    <m:t>+</m:t>
+                  </m:r>
+                  <m:r>
+                    <m:t>2</m:t>
                   </m:r>
                 </m:e>
               </m:d>
@@ -24588,7 +27005,13 @@
                 <m:rPr>
                   <m:sty m:val="p"/>
                 </m:rPr>
-                <m:t>×</m:t>
+                <m:t>+</m:t>
+              </m:r>
+              <m:r>
+                <m:rPr>
+                  <m:sty m:val="p"/>
+                </m:rPr>
+                <m:t>ln</m:t>
               </m:r>
               <m:d>
                 <m:dPr>
@@ -24599,16 +27022,16 @@
                 </m:dPr>
                 <m:e>
                   <m:r>
+                    <m:t>8</m:t>
+                  </m:r>
+                  <m:r>
                     <m:rPr>
                       <m:sty m:val="p"/>
                     </m:rPr>
                     <m:t>−</m:t>
                   </m:r>
                   <m:r>
-                    <m:rPr>
-                      <m:sty m:val="p"/>
-                    </m:rPr>
-                    <m:t>∞</m:t>
+                    <m:t>x</m:t>
                   </m:r>
                 </m:e>
               </m:d>
@@ -24616,44 +27039,309 @@
                 <m:rPr>
                   <m:sty m:val="p"/>
                 </m:rPr>
-                <m:t>=</m:t>
-              </m:r>
-              <m:borderBox>
+                <m:t>−</m:t>
+              </m:r>
+              <m:r>
+                <m:rPr>
+                  <m:sty m:val="p"/>
+                </m:rPr>
+                <m:t>ln</m:t>
+              </m:r>
+              <m:r>
+                <m:t>16</m:t>
+              </m:r>
+            </m:oMath>
+            <w:r>
+              <w:rPr>
+                <w:rtl/>
+              </w:rPr>
+              <w:t xml:space="preserve"> </w:t>
+            </w:r>
+            <w:r>
+              <w:rPr>
+                <w:rtl/>
+              </w:rPr>
+              <w:t xml:space="preserve">على</w:t>
+            </w:r>
+            <w:r>
+              <w:rPr>
+                <w:rtl/>
+              </w:rPr>
+              <w:t xml:space="preserve"> </w:t>
+            </w:r>
+            <m:oMath>
+              <m:r>
+                <m:rPr>
+                  <m:sty m:val="p"/>
+                </m:rPr>
+                <m:t>]</m:t>
+              </m:r>
+              <m:r>
+                <m:rPr>
+                  <m:sty m:val="p"/>
+                </m:rPr>
+                <m:t>−</m:t>
+              </m:r>
+              <m:r>
+                <m:t>2</m:t>
+              </m:r>
+              <m:r>
+                <m:rPr>
+                  <m:sty m:val="p"/>
+                </m:rPr>
+                <m:t>;</m:t>
+              </m:r>
+              <m:r>
+                <m:t>8</m:t>
+              </m:r>
+              <m:r>
+                <m:rPr>
+                  <m:sty m:val="p"/>
+                </m:rPr>
+                <m:t>[</m:t>
+              </m:r>
+            </m:oMath>
+            <w:r>
+              <w:rPr>
+                <w:rtl/>
+              </w:rPr>
+              <w:t xml:space="preserve">.</w:t>
+            </w:r>
+            <w:r>
+              <w:rPr>
+                <w:rtl/>
+              </w:rPr>
+              <w:t xml:space="preserve"> </w:t>
+            </w:r>
+            <w:r>
+              <w:rPr>
+                <w:rtl/>
+              </w:rPr>
+              <w:t xml:space="preserve"> </w:t>
+            </w:r>
+            <w:r>
+              <w:rPr>
+                <w:rtl/>
+              </w:rPr>
+              <w:t xml:space="preserve"> </w:t>
+            </w:r>
+            <m:oMath>
+              <m:d>
+                <m:dPr>
+                  <m:begChr m:val="{"/>
+                  <m:endChr m:val=""/>
+                  <m:sepChr m:val=""/>
+                  <m:grow/>
+                </m:dPr>
                 <m:e>
-                  <m:r>
-                    <m:rPr>
-                      <m:sty m:val="p"/>
-                    </m:rPr>
-                    <w:rPr>
-                      <w:color w:val="B3261E"/>
-                      <w:highlight w:val="yellow"/>
-                    </w:rPr>
-                    <m:t>+</m:t>
-                  </m:r>
-                  <m:r>
-                    <m:rPr>
-                      <m:sty m:val="p"/>
-                    </m:rPr>
-                    <w:rPr>
-                      <w:color w:val="B3261E"/>
-                      <w:highlight w:val="yellow"/>
-                    </w:rPr>
-                    <m:t>∞</m:t>
-                  </m:r>
+                  <m:m>
+                    <m:mPr>
+                      <m:baseJc m:val="center"/>
+                      <m:plcHide m:val="on"/>
+                      <m:mcs>
+                        <m:mc>
+                          <m:mcPr>
+                            <m:mcJc m:val="left"/>
+                            <m:count m:val="1"/>
+                          </m:mcPr>
+                        </m:mc>
+                      </m:mcs>
+                    </m:mPr>
+                    <m:mr>
+                      <m:e>
+                        <m:limLow>
+                          <m:e>
+                            <m:r>
+                              <m:rPr>
+                                <m:sty m:val="p"/>
+                              </m:rPr>
+                              <m:t>lim</m:t>
+                            </m:r>
+                          </m:e>
+                          <m:lim>
+                            <m:r>
+                              <m:t>x</m:t>
+                            </m:r>
+                            <m:r>
+                              <m:rPr>
+                                <m:sty m:val="p"/>
+                              </m:rPr>
+                              <m:t>→</m:t>
+                            </m:r>
+                            <m:r>
+                              <m:rPr>
+                                <m:sty m:val="p"/>
+                              </m:rPr>
+                              <m:t>−</m:t>
+                            </m:r>
+                            <m:sSup>
+                              <m:e>
+                                <m:r>
+                                  <m:t>2</m:t>
+                                </m:r>
+                              </m:e>
+                              <m:sup>
+                                <m:r>
+                                  <m:rPr>
+                                    <m:sty m:val="p"/>
+                                  </m:rPr>
+                                  <m:t>+</m:t>
+                                </m:r>
+                              </m:sup>
+                            </m:sSup>
+                          </m:lim>
+                        </m:limLow>
+                        <m:r>
+                          <m:rPr>
+                            <m:sty m:val="p"/>
+                          </m:rPr>
+                          <m:t>ln</m:t>
+                        </m:r>
+                        <m:d>
+                          <m:dPr>
+                            <m:begChr m:val="("/>
+                            <m:endChr m:val=")"/>
+                            <m:sepChr m:val=""/>
+                            <m:grow/>
+                          </m:dPr>
+                          <m:e>
+                            <m:r>
+                              <m:t>x</m:t>
+                            </m:r>
+                            <m:r>
+                              <m:rPr>
+                                <m:sty m:val="p"/>
+                              </m:rPr>
+                              <m:t>+</m:t>
+                            </m:r>
+                            <m:r>
+                              <m:t>2</m:t>
+                            </m:r>
+                          </m:e>
+                        </m:d>
+                        <m:r>
+                          <m:rPr>
+                            <m:sty m:val="p"/>
+                          </m:rPr>
+                          <m:t>=</m:t>
+                        </m:r>
+                        <m:r>
+                          <m:rPr>
+                            <m:sty m:val="p"/>
+                          </m:rPr>
+                          <m:t>−</m:t>
+                        </m:r>
+                        <m:r>
+                          <m:rPr>
+                            <m:sty m:val="p"/>
+                          </m:rPr>
+                          <m:t>∞</m:t>
+                        </m:r>
+                      </m:e>
+                    </m:mr>
+                    <m:mr>
+                      <m:e>
+                        <m:limLow>
+                          <m:e>
+                            <m:r>
+                              <m:rPr>
+                                <m:sty m:val="p"/>
+                              </m:rPr>
+                              <m:t>lim</m:t>
+                            </m:r>
+                          </m:e>
+                          <m:lim>
+                            <m:r>
+                              <m:t>x</m:t>
+                            </m:r>
+                            <m:r>
+                              <m:rPr>
+                                <m:sty m:val="p"/>
+                              </m:rPr>
+                              <m:t>→</m:t>
+                            </m:r>
+                            <m:r>
+                              <m:rPr>
+                                <m:sty m:val="p"/>
+                              </m:rPr>
+                              <m:t>−</m:t>
+                            </m:r>
+                            <m:sSup>
+                              <m:e>
+                                <m:r>
+                                  <m:t>2</m:t>
+                                </m:r>
+                              </m:e>
+                              <m:sup>
+                                <m:r>
+                                  <m:rPr>
+                                    <m:sty m:val="p"/>
+                                  </m:rPr>
+                                  <m:t>+</m:t>
+                                </m:r>
+                              </m:sup>
+                            </m:sSup>
+                          </m:lim>
+                        </m:limLow>
+                        <m:r>
+                          <m:rPr>
+                            <m:sty m:val="p"/>
+                          </m:rPr>
+                          <m:t>ln</m:t>
+                        </m:r>
+                        <m:d>
+                          <m:dPr>
+                            <m:begChr m:val="("/>
+                            <m:endChr m:val=")"/>
+                            <m:sepChr m:val=""/>
+                            <m:grow/>
+                          </m:dPr>
+                          <m:e>
+                            <m:r>
+                              <m:t>8</m:t>
+                            </m:r>
+                            <m:r>
+                              <m:rPr>
+                                <m:sty m:val="p"/>
+                              </m:rPr>
+                              <m:t>−</m:t>
+                            </m:r>
+                            <m:r>
+                              <m:t>x</m:t>
+                            </m:r>
+                          </m:e>
+                        </m:d>
+                        <m:r>
+                          <m:rPr>
+                            <m:sty m:val="p"/>
+                          </m:rPr>
+                          <m:t>=</m:t>
+                        </m:r>
+                        <m:r>
+                          <m:rPr>
+                            <m:sty m:val="p"/>
+                          </m:rPr>
+                          <m:t>ln</m:t>
+                        </m:r>
+                        <m:r>
+                          <m:t>10</m:t>
+                        </m:r>
+                      </m:e>
+                    </m:mr>
+                  </m:m>
                 </m:e>
-              </m:borderBox>
+              </m:d>
             </m:oMath>
-            <w:r>
-              <w:rPr>
-                <w:rtl/>
-              </w:rPr>
-              <w:t xml:space="preserve"> </w:t>
-            </w:r>
-            <w:r>
-              <w:rPr>
-                <w:rtl/>
-              </w:rPr>
-              <w:t xml:space="preserve">؛   عند</w:t>
+          </w:p>
+          <w:p>
+            <w:pPr>
+              <w:bidi/>
+            </w:pPr>
+            <w:r>
+              <w:rPr>
+                <w:rtl/>
+              </w:rPr>
+              <w:t xml:space="preserve"> </w:t>
             </w:r>
             <w:r>
               <w:rPr>
@@ -24662,24 +27350,226 @@
               <w:t xml:space="preserve"> </w:t>
             </w:r>
             <m:oMath>
-              <m:r>
-                <m:rPr>
-                  <m:sty m:val="p"/>
-                </m:rPr>
-                <m:t>+</m:t>
-              </m:r>
-              <m:r>
-                <m:rPr>
-                  <m:sty m:val="p"/>
-                </m:rPr>
-                <m:t>∞</m:t>
-              </m:r>
+              <m:d>
+                <m:dPr>
+                  <m:begChr m:val="{"/>
+                  <m:endChr m:val=""/>
+                  <m:sepChr m:val=""/>
+                  <m:grow/>
+                </m:dPr>
+                <m:e>
+                  <m:m>
+                    <m:mPr>
+                      <m:baseJc m:val="center"/>
+                      <m:plcHide m:val="on"/>
+                      <m:mcs>
+                        <m:mc>
+                          <m:mcPr>
+                            <m:mcJc m:val="left"/>
+                            <m:count m:val="1"/>
+                          </m:mcPr>
+                        </m:mc>
+                      </m:mcs>
+                    </m:mPr>
+                    <m:mr>
+                      <m:e>
+                        <m:limLow>
+                          <m:e>
+                            <m:r>
+                              <m:rPr>
+                                <m:sty m:val="p"/>
+                              </m:rPr>
+                              <m:t>lim</m:t>
+                            </m:r>
+                          </m:e>
+                          <m:lim>
+                            <m:r>
+                              <m:t>x</m:t>
+                            </m:r>
+                            <m:r>
+                              <m:rPr>
+                                <m:sty m:val="p"/>
+                              </m:rPr>
+                              <m:t>→</m:t>
+                            </m:r>
+                            <m:sSup>
+                              <m:e>
+                                <m:r>
+                                  <m:t>8</m:t>
+                                </m:r>
+                              </m:e>
+                              <m:sup>
+                                <m:r>
+                                  <m:rPr>
+                                    <m:sty m:val="p"/>
+                                  </m:rPr>
+                                  <m:t>−</m:t>
+                                </m:r>
+                              </m:sup>
+                            </m:sSup>
+                          </m:lim>
+                        </m:limLow>
+                        <m:r>
+                          <m:rPr>
+                            <m:sty m:val="p"/>
+                          </m:rPr>
+                          <m:t>ln</m:t>
+                        </m:r>
+                        <m:d>
+                          <m:dPr>
+                            <m:begChr m:val="("/>
+                            <m:endChr m:val=")"/>
+                            <m:sepChr m:val=""/>
+                            <m:grow/>
+                          </m:dPr>
+                          <m:e>
+                            <m:r>
+                              <m:t>x</m:t>
+                            </m:r>
+                            <m:r>
+                              <m:rPr>
+                                <m:sty m:val="p"/>
+                              </m:rPr>
+                              <m:t>+</m:t>
+                            </m:r>
+                            <m:r>
+                              <m:t>2</m:t>
+                            </m:r>
+                          </m:e>
+                        </m:d>
+                        <m:r>
+                          <m:rPr>
+                            <m:sty m:val="p"/>
+                          </m:rPr>
+                          <m:t>=</m:t>
+                        </m:r>
+                        <m:r>
+                          <m:rPr>
+                            <m:sty m:val="p"/>
+                          </m:rPr>
+                          <m:t>ln</m:t>
+                        </m:r>
+                        <m:r>
+                          <m:t>10</m:t>
+                        </m:r>
+                      </m:e>
+                    </m:mr>
+                    <m:mr>
+                      <m:e>
+                        <m:limLow>
+                          <m:e>
+                            <m:r>
+                              <m:rPr>
+                                <m:sty m:val="p"/>
+                              </m:rPr>
+                              <m:t>lim</m:t>
+                            </m:r>
+                          </m:e>
+                          <m:lim>
+                            <m:r>
+                              <m:t>x</m:t>
+                            </m:r>
+                            <m:r>
+                              <m:rPr>
+                                <m:sty m:val="p"/>
+                              </m:rPr>
+                              <m:t>→</m:t>
+                            </m:r>
+                            <m:sSup>
+                              <m:e>
+                                <m:r>
+                                  <m:t>8</m:t>
+                                </m:r>
+                              </m:e>
+                              <m:sup>
+                                <m:r>
+                                  <m:rPr>
+                                    <m:sty m:val="p"/>
+                                  </m:rPr>
+                                  <m:t>−</m:t>
+                                </m:r>
+                              </m:sup>
+                            </m:sSup>
+                          </m:lim>
+                        </m:limLow>
+                        <m:r>
+                          <m:rPr>
+                            <m:sty m:val="p"/>
+                          </m:rPr>
+                          <m:t>ln</m:t>
+                        </m:r>
+                        <m:d>
+                          <m:dPr>
+                            <m:begChr m:val="("/>
+                            <m:endChr m:val=")"/>
+                            <m:sepChr m:val=""/>
+                            <m:grow/>
+                          </m:dPr>
+                          <m:e>
+                            <m:r>
+                              <m:t>8</m:t>
+                            </m:r>
+                            <m:r>
+                              <m:rPr>
+                                <m:sty m:val="p"/>
+                              </m:rPr>
+                              <m:t>−</m:t>
+                            </m:r>
+                            <m:r>
+                              <m:t>x</m:t>
+                            </m:r>
+                          </m:e>
+                        </m:d>
+                        <m:r>
+                          <m:rPr>
+                            <m:sty m:val="p"/>
+                          </m:rPr>
+                          <m:t>=</m:t>
+                        </m:r>
+                        <m:r>
+                          <m:rPr>
+                            <m:sty m:val="p"/>
+                          </m:rPr>
+                          <m:t>−</m:t>
+                        </m:r>
+                        <m:r>
+                          <m:rPr>
+                            <m:sty m:val="p"/>
+                          </m:rPr>
+                          <m:t>∞</m:t>
+                        </m:r>
+                      </m:e>
+                    </m:mr>
+                  </m:m>
+                </m:e>
+              </m:d>
             </m:oMath>
-            <w:r>
-              <w:rPr>
-                <w:rtl/>
-              </w:rPr>
-              <w:t xml:space="preserve">:</w:t>
+          </w:p>
+          <w:p>
+            <w:pPr>
+              <w:bidi/>
+            </w:pPr>
+            <w:r>
+              <w:rPr>
+                <w:b/>
+                <w:bCs/>
+                <w:rtl/>
+              </w:rPr>
+              <w:t xml:space="preserve">7.</w:t>
+            </w:r>
+            <w:r>
+              <w:rPr>
+                <w:rtl/>
+              </w:rPr>
+              <w:t xml:space="preserve"> </w:t>
+            </w:r>
+            <w:r>
+              <w:rPr>
+                <w:b/>
+                <w:bCs/>
+                <w:rtl/>
+              </w:rPr>
+              <w:t xml:space="preserve">(2015)</w:t>
             </w:r>
             <w:r>
               <w:rPr>
@@ -24688,6 +27578,9 @@
               <w:t xml:space="preserve"> </w:t>
             </w:r>
             <m:oMath>
+              <m:r>
+                <m:t>f</m:t>
+              </m:r>
               <m:d>
                 <m:dPr>
                   <m:begChr m:val="("/>
@@ -24697,16 +27590,7 @@
                 </m:dPr>
                 <m:e>
                   <m:r>
-                    <m:rPr>
-                      <m:sty m:val="p"/>
-                    </m:rPr>
-                    <m:t>+</m:t>
-                  </m:r>
-                  <m:r>
-                    <m:rPr>
-                      <m:sty m:val="p"/>
-                    </m:rPr>
-                    <m:t>∞</m:t>
+                    <m:t>x</m:t>
                   </m:r>
                 </m:e>
               </m:d>
@@ -24714,7 +27598,40 @@
                 <m:rPr>
                   <m:sty m:val="p"/>
                 </m:rPr>
-                <m:t>×</m:t>
+                <m:t>=</m:t>
+              </m:r>
+              <m:r>
+                <m:rPr>
+                  <m:sty m:val="p"/>
+                </m:rPr>
+                <m:t>−</m:t>
+              </m:r>
+              <m:r>
+                <m:t>x</m:t>
+              </m:r>
+              <m:r>
+                <m:rPr>
+                  <m:sty m:val="p"/>
+                </m:rPr>
+                <m:t>+</m:t>
+              </m:r>
+              <m:r>
+                <m:t>1</m:t>
+              </m:r>
+              <m:r>
+                <m:rPr>
+                  <m:sty m:val="p"/>
+                </m:rPr>
+                <m:t>+</m:t>
+              </m:r>
+              <m:r>
+                <m:t>3</m:t>
+              </m:r>
+              <m:r>
+                <m:rPr>
+                  <m:sty m:val="p"/>
+                </m:rPr>
+                <m:t>ln</m:t>
               </m:r>
               <m:d>
                 <m:dPr>
@@ -24725,82 +27642,96 @@
                 </m:dPr>
                 <m:e>
                   <m:r>
+                    <m:t>x</m:t>
+                  </m:r>
+                  <m:r>
                     <m:rPr>
                       <m:sty m:val="p"/>
                     </m:rPr>
                     <m:t>+</m:t>
                   </m:r>
                   <m:r>
-                    <m:rPr>
-                      <m:sty m:val="p"/>
-                    </m:rPr>
-                    <m:t>∞</m:t>
+                    <m:t>1</m:t>
                   </m:r>
                 </m:e>
               </m:d>
-              <m:r>
-                <m:rPr>
-                  <m:sty m:val="p"/>
-                </m:rPr>
-                <m:t>=</m:t>
-              </m:r>
-              <m:borderBox>
-                <m:e>
-                  <m:r>
-                    <m:rPr>
-                      <m:sty m:val="p"/>
-                    </m:rPr>
-                    <w:rPr>
-                      <w:color w:val="B3261E"/>
-                      <w:highlight w:val="yellow"/>
-                    </w:rPr>
-                    <m:t>+</m:t>
-                  </m:r>
-                  <m:r>
-                    <m:rPr>
-                      <m:sty m:val="p"/>
-                    </m:rPr>
-                    <w:rPr>
-                      <w:color w:val="B3261E"/>
-                      <w:highlight w:val="yellow"/>
-                    </w:rPr>
-                    <m:t>∞</m:t>
-                  </m:r>
-                </m:e>
-              </m:borderBox>
             </m:oMath>
             <w:r>
               <w:rPr>
                 <w:rtl/>
               </w:rPr>
+              <w:t xml:space="preserve"> </w:t>
+            </w:r>
+            <w:r>
+              <w:rPr>
+                <w:rtl/>
+              </w:rPr>
+              <w:t xml:space="preserve">على</w:t>
+            </w:r>
+            <w:r>
+              <w:rPr>
+                <w:rtl/>
+              </w:rPr>
+              <w:t xml:space="preserve"> </w:t>
+            </w:r>
+            <m:oMath>
+              <m:r>
+                <m:rPr>
+                  <m:sty m:val="p"/>
+                </m:rPr>
+                <m:t>]</m:t>
+              </m:r>
+              <m:r>
+                <m:rPr>
+                  <m:sty m:val="p"/>
+                </m:rPr>
+                <m:t>−</m:t>
+              </m:r>
+              <m:r>
+                <m:t>1</m:t>
+              </m:r>
+              <m:r>
+                <m:rPr>
+                  <m:sty m:val="p"/>
+                </m:rPr>
+                <m:t>;</m:t>
+              </m:r>
+              <m:r>
+                <m:rPr>
+                  <m:sty m:val="p"/>
+                </m:rPr>
+                <m:t>+</m:t>
+              </m:r>
+              <m:r>
+                <m:rPr>
+                  <m:sty m:val="p"/>
+                </m:rPr>
+                <m:t>∞</m:t>
+              </m:r>
+              <m:r>
+                <m:rPr>
+                  <m:sty m:val="p"/>
+                </m:rPr>
+                <m:t>[</m:t>
+              </m:r>
+            </m:oMath>
+            <w:r>
+              <w:rPr>
+                <w:rtl/>
+              </w:rPr>
               <w:t xml:space="preserve">.</w:t>
             </w:r>
-          </w:p>
-          <w:p>
-            <w:pPr>
-              <w:bidi/>
-            </w:pPr>
-            <w:r>
-              <w:rPr>
-                <w:b/>
-                <w:bCs/>
-                <w:rtl/>
-              </w:rPr>
-              <w:t xml:space="preserve">4.</w:t>
-            </w:r>
-            <w:r>
-              <w:rPr>
-                <w:rtl/>
-              </w:rPr>
-              <w:t xml:space="preserve"> </w:t>
-            </w:r>
-            <w:r>
-              <w:rPr>
-                <w:b/>
-                <w:bCs/>
-                <w:rtl/>
-              </w:rPr>
-              <w:t xml:space="preserve">(2016)</w:t>
+            <w:r>
+              <w:rPr>
+                <w:rtl/>
+              </w:rPr>
+              <w:t xml:space="preserve"> </w:t>
+            </w:r>
+            <w:r>
+              <w:rPr>
+                <w:rtl/>
+              </w:rPr>
+              <w:t xml:space="preserve"> </w:t>
             </w:r>
             <w:r>
               <w:rPr>
@@ -24809,1593 +27740,157 @@
               <w:t xml:space="preserve"> </w:t>
             </w:r>
             <m:oMath>
-              <m:r>
-                <m:t>g</m:t>
-              </m:r>
               <m:d>
                 <m:dPr>
-                  <m:begChr m:val="("/>
-                  <m:endChr m:val=")"/>
+                  <m:begChr m:val="{"/>
+                  <m:endChr m:val=""/>
                   <m:sepChr m:val=""/>
                   <m:grow/>
                 </m:dPr>
                 <m:e>
-                  <m:r>
-                    <m:t>x</m:t>
-                  </m:r>
-                </m:e>
-              </m:d>
-              <m:r>
-                <m:rPr>
-                  <m:sty m:val="p"/>
-                </m:rPr>
-                <m:t>=</m:t>
-              </m:r>
-              <m:r>
-                <m:rPr>
-                  <m:sty m:val="p"/>
-                </m:rPr>
-                <m:t>−</m:t>
-              </m:r>
-              <m:r>
-                <m:t>4</m:t>
-              </m:r>
-              <m:r>
-                <m:rPr>
-                  <m:sty m:val="p"/>
-                </m:rPr>
-                <m:t>+</m:t>
-              </m:r>
-              <m:r>
-                <m:t>2</m:t>
-              </m:r>
-              <m:r>
-                <m:t>x</m:t>
-              </m:r>
-              <m:d>
-                <m:dPr>
-                  <m:begChr m:val="("/>
-                  <m:endChr m:val=")"/>
-                  <m:sepChr m:val=""/>
-                  <m:grow/>
-                </m:dPr>
-                <m:e>
-                  <m:r>
-                    <m:t>1</m:t>
-                  </m:r>
-                  <m:r>
-                    <m:rPr>
-                      <m:sty m:val="p"/>
-                    </m:rPr>
-                    <m:t>+</m:t>
-                  </m:r>
-                  <m:r>
-                    <m:rPr>
-                      <m:sty m:val="p"/>
-                    </m:rPr>
-                    <m:t>ln</m:t>
-                  </m:r>
-                  <m:r>
-                    <m:t>x</m:t>
-                  </m:r>
-                </m:e>
-              </m:d>
-              <m:r>
-                <m:rPr>
-                  <m:sty m:val="p"/>
-                </m:rPr>
-                <m:t>=</m:t>
-              </m:r>
-              <m:r>
-                <m:rPr>
-                  <m:sty m:val="p"/>
-                </m:rPr>
-                <m:t>−</m:t>
-              </m:r>
-              <m:r>
-                <m:t>4</m:t>
-              </m:r>
-              <m:r>
-                <m:rPr>
-                  <m:sty m:val="p"/>
-                </m:rPr>
-                <m:t>+</m:t>
-              </m:r>
-              <m:r>
-                <m:t>2</m:t>
-              </m:r>
-              <m:r>
-                <m:t>x</m:t>
-              </m:r>
-              <m:r>
-                <m:rPr>
-                  <m:sty m:val="p"/>
-                </m:rPr>
-                <m:t>+</m:t>
-              </m:r>
-              <m:r>
-                <m:t>2</m:t>
-              </m:r>
-              <m:r>
-                <m:t>x</m:t>
-              </m:r>
-              <m:r>
-                <m:rPr>
-                  <m:sty m:val="p"/>
-                </m:rPr>
-                <m:t>ln</m:t>
-              </m:r>
-              <m:r>
-                <m:t>x</m:t>
-              </m:r>
-            </m:oMath>
-            <w:r>
-              <w:rPr>
-                <w:rtl/>
-              </w:rPr>
-              <w:t xml:space="preserve">:  </w:t>
-            </w:r>
-            <w:r>
-              <w:rPr>
-                <w:rtl/>
-              </w:rPr>
-              <w:t xml:space="preserve"> </w:t>
-            </w:r>
-            <m:oMath>
-              <m:limLow>
-                <m:e>
-                  <m:r>
-                    <m:rPr>
-                      <m:sty m:val="p"/>
-                    </m:rPr>
-                    <m:t>lim</m:t>
-                  </m:r>
-                </m:e>
-                <m:lim>
-                  <m:r>
-                    <m:t>x</m:t>
-                  </m:r>
-                  <m:r>
-                    <m:rPr>
-                      <m:sty m:val="p"/>
-                    </m:rPr>
-                    <m:t>→</m:t>
-                  </m:r>
-                  <m:sSup>
-                    <m:e>
-                      <m:r>
-                        <m:t>0</m:t>
-                      </m:r>
-                    </m:e>
-                    <m:sup>
-                      <m:r>
-                        <m:rPr>
-                          <m:sty m:val="p"/>
-                        </m:rPr>
-                        <m:t>+</m:t>
-                      </m:r>
-                    </m:sup>
-                  </m:sSup>
-                </m:lim>
-              </m:limLow>
-              <m:r>
-                <m:t>g</m:t>
-              </m:r>
-              <m:d>
-                <m:dPr>
-                  <m:begChr m:val="("/>
-                  <m:endChr m:val=")"/>
-                  <m:sepChr m:val=""/>
-                  <m:grow/>
-                </m:dPr>
-                <m:e>
-                  <m:r>
-                    <m:t>x</m:t>
-                  </m:r>
-                </m:e>
-              </m:d>
-              <m:r>
-                <m:rPr>
-                  <m:sty m:val="p"/>
-                </m:rPr>
-                <m:t>=</m:t>
-              </m:r>
-              <m:r>
-                <m:rPr>
-                  <m:sty m:val="p"/>
-                </m:rPr>
-                <m:t>−</m:t>
-              </m:r>
-              <m:r>
-                <m:t>4</m:t>
-              </m:r>
-              <m:r>
-                <m:rPr>
-                  <m:sty m:val="p"/>
-                </m:rPr>
-                <m:t>+</m:t>
-              </m:r>
-              <m:r>
-                <m:t>0</m:t>
-              </m:r>
-              <m:r>
-                <m:rPr>
-                  <m:sty m:val="p"/>
-                </m:rPr>
-                <m:t>+</m:t>
-              </m:r>
-              <m:r>
-                <m:t>0</m:t>
-              </m:r>
-              <m:r>
-                <m:rPr>
-                  <m:sty m:val="p"/>
-                </m:rPr>
-                <m:t>=</m:t>
-              </m:r>
-              <m:borderBox>
-                <m:e>
-                  <m:r>
-                    <m:rPr>
-                      <m:sty m:val="p"/>
-                    </m:rPr>
-                    <w:rPr>
-                      <w:color w:val="B3261E"/>
-                      <w:highlight w:val="yellow"/>
-                    </w:rPr>
-                    <m:t>−</m:t>
-                  </m:r>
-                  <m:r>
-                    <w:rPr>
-                      <w:color w:val="B3261E"/>
-                      <w:highlight w:val="yellow"/>
-                    </w:rPr>
-                    <m:t>4</m:t>
-                  </m:r>
-                </m:e>
-              </m:borderBox>
-            </m:oMath>
-            <w:r>
-              <w:rPr>
-                <w:rtl/>
-              </w:rPr>
-              <w:t xml:space="preserve">.</w:t>
-            </w:r>
-          </w:p>
-          <w:p>
-            <w:pPr>
-              <w:bidi/>
-            </w:pPr>
-            <w:r>
-              <w:rPr>
-                <w:b/>
-                <w:bCs/>
-                <w:rtl/>
-              </w:rPr>
-              <w:t xml:space="preserve">5.</w:t>
-            </w:r>
-            <w:r>
-              <w:rPr>
-                <w:rtl/>
-              </w:rPr>
-              <w:t xml:space="preserve"> </w:t>
-            </w:r>
-            <w:r>
-              <w:rPr>
-                <w:b/>
-                <w:bCs/>
-                <w:rtl/>
-              </w:rPr>
-              <w:t xml:space="preserve">(2013)</w:t>
-            </w:r>
-            <w:r>
-              <w:rPr>
-                <w:rtl/>
-              </w:rPr>
-              <w:t xml:space="preserve"> </w:t>
-            </w:r>
-            <m:oMath>
-              <m:r>
-                <m:t>f</m:t>
-              </m:r>
-              <m:d>
-                <m:dPr>
-                  <m:begChr m:val="("/>
-                  <m:endChr m:val=")"/>
-                  <m:sepChr m:val=""/>
-                  <m:grow/>
-                </m:dPr>
-                <m:e>
-                  <m:r>
-                    <m:t>x</m:t>
-                  </m:r>
-                </m:e>
-              </m:d>
-              <m:r>
-                <m:rPr>
-                  <m:sty m:val="p"/>
-                </m:rPr>
-                <m:t>=</m:t>
-              </m:r>
-              <m:r>
-                <m:t>3</m:t>
-              </m:r>
-              <m:r>
-                <m:rPr>
-                  <m:sty m:val="p"/>
-                </m:rPr>
-                <m:t>−</m:t>
-              </m:r>
-              <m:r>
-                <m:t>x</m:t>
-              </m:r>
-              <m:r>
-                <m:rPr>
-                  <m:sty m:val="p"/>
-                </m:rPr>
-                <m:t>−</m:t>
-              </m:r>
-              <m:f>
-                <m:fPr>
-                  <m:type m:val="bar"/>
-                </m:fPr>
-                <m:num>
-                  <m:r>
-                    <m:t>2</m:t>
-                  </m:r>
-                </m:num>
-                <m:den>
-                  <m:r>
-                    <m:t>x</m:t>
-                  </m:r>
-                </m:den>
-              </m:f>
-              <m:r>
-                <m:rPr>
-                  <m:sty m:val="p"/>
-                </m:rPr>
-                <m:t>+</m:t>
-              </m:r>
-              <m:r>
-                <m:rPr>
-                  <m:sty m:val="p"/>
-                </m:rPr>
-                <m:t>ln</m:t>
-              </m:r>
-              <m:r>
-                <m:t>x</m:t>
-              </m:r>
-            </m:oMath>
-            <w:r>
-              <w:rPr>
-                <w:rtl/>
-              </w:rPr>
-              <w:t xml:space="preserve">:   عند</w:t>
-            </w:r>
-            <w:r>
-              <w:rPr>
-                <w:rtl/>
-              </w:rPr>
-              <w:t xml:space="preserve"> </w:t>
-            </w:r>
-            <m:oMath>
-              <m:sSup>
-                <m:e>
-                  <m:r>
-                    <m:t>0</m:t>
-                  </m:r>
-                </m:e>
-                <m:sup>
-                  <m:r>
-                    <m:rPr>
-                      <m:sty m:val="p"/>
-                    </m:rPr>
-                    <m:t>+</m:t>
-                  </m:r>
-                </m:sup>
-              </m:sSup>
-            </m:oMath>
-            <w:r>
-              <w:rPr>
-                <w:rtl/>
-              </w:rPr>
-              <w:t xml:space="preserve">:</w:t>
-            </w:r>
-            <w:r>
-              <w:rPr>
-                <w:rtl/>
-              </w:rPr>
-              <w:t xml:space="preserve"> </w:t>
-            </w:r>
-            <m:oMath>
-              <m:r>
-                <m:rPr>
-                  <m:sty m:val="p"/>
-                </m:rPr>
-                <m:t>−</m:t>
-              </m:r>
-              <m:f>
-                <m:fPr>
-                  <m:type m:val="bar"/>
-                </m:fPr>
-                <m:num>
-                  <m:r>
-                    <m:t>2</m:t>
-                  </m:r>
-                </m:num>
-                <m:den>
-                  <m:r>
-                    <m:t>x</m:t>
-                  </m:r>
-                </m:den>
-              </m:f>
-              <m:r>
-                <m:rPr>
-                  <m:sty m:val="p"/>
-                </m:rPr>
-                <m:t>→</m:t>
-              </m:r>
-              <m:r>
-                <m:rPr>
-                  <m:sty m:val="p"/>
-                </m:rPr>
-                <m:t>−</m:t>
-              </m:r>
-              <m:r>
-                <m:rPr>
-                  <m:sty m:val="p"/>
-                </m:rPr>
-                <m:t>∞</m:t>
-              </m:r>
-            </m:oMath>
-            <w:r>
-              <w:rPr>
-                <w:rtl/>
-              </w:rPr>
-              <w:t xml:space="preserve"> </w:t>
-            </w:r>
-            <w:r>
-              <w:rPr>
-                <w:rtl/>
-              </w:rPr>
-              <w:t xml:space="preserve">و</w:t>
-            </w:r>
-            <w:r>
-              <w:rPr>
-                <w:rtl/>
-              </w:rPr>
-              <w:t xml:space="preserve"> </w:t>
-            </w:r>
-            <m:oMath>
-              <m:r>
-                <m:rPr>
-                  <m:sty m:val="p"/>
-                </m:rPr>
-                <m:t>ln</m:t>
-              </m:r>
-              <m:r>
-                <m:t>x</m:t>
-              </m:r>
-              <m:r>
-                <m:rPr>
-                  <m:sty m:val="p"/>
-                </m:rPr>
-                <m:t>→</m:t>
-              </m:r>
-              <m:r>
-                <m:rPr>
-                  <m:sty m:val="p"/>
-                </m:rPr>
-                <m:t>−</m:t>
-              </m:r>
-              <m:r>
-                <m:rPr>
-                  <m:sty m:val="p"/>
-                </m:rPr>
-                <m:t>∞</m:t>
-              </m:r>
-            </m:oMath>
-            <w:r>
-              <w:rPr>
-                <w:rtl/>
-              </w:rPr>
-              <w:t xml:space="preserve"> </w:t>
-            </w:r>
-            <w:r>
-              <w:rPr>
-                <w:rtl/>
-              </w:rPr>
-              <w:t xml:space="preserve">، إذن</w:t>
-            </w:r>
-            <w:r>
-              <w:rPr>
-                <w:rtl/>
-              </w:rPr>
-              <w:t xml:space="preserve"> </w:t>
-            </w:r>
-            <m:oMath>
-              <m:limLow>
-                <m:e>
-                  <m:r>
-                    <m:rPr>
-                      <m:sty m:val="p"/>
-                    </m:rPr>
-                    <m:t>lim</m:t>
-                  </m:r>
-                </m:e>
-                <m:lim>
-                  <m:r>
-                    <m:t>x</m:t>
-                  </m:r>
-                  <m:r>
-                    <m:rPr>
-                      <m:sty m:val="p"/>
-                    </m:rPr>
-                    <m:t>→</m:t>
-                  </m:r>
-                  <m:sSup>
-                    <m:e>
-                      <m:r>
-                        <m:t>0</m:t>
-                      </m:r>
-                    </m:e>
-                    <m:sup>
-                      <m:r>
-                        <m:rPr>
-                          <m:sty m:val="p"/>
-                        </m:rPr>
-                        <m:t>+</m:t>
-                      </m:r>
-                    </m:sup>
-                  </m:sSup>
-                </m:lim>
-              </m:limLow>
-              <m:r>
-                <m:t>f</m:t>
-              </m:r>
-              <m:d>
-                <m:dPr>
-                  <m:begChr m:val="("/>
-                  <m:endChr m:val=")"/>
-                  <m:sepChr m:val=""/>
-                  <m:grow/>
-                </m:dPr>
-                <m:e>
-                  <m:r>
-                    <m:t>x</m:t>
-                  </m:r>
-                </m:e>
-              </m:d>
-              <m:r>
-                <m:rPr>
-                  <m:sty m:val="p"/>
-                </m:rPr>
-                <m:t>=</m:t>
-              </m:r>
-              <m:borderBox>
-                <m:e>
-                  <m:r>
-                    <m:rPr>
-                      <m:sty m:val="p"/>
-                    </m:rPr>
-                    <w:rPr>
-                      <w:color w:val="B3261E"/>
-                      <w:highlight w:val="yellow"/>
-                    </w:rPr>
-                    <m:t>−</m:t>
-                  </m:r>
-                  <m:r>
-                    <m:rPr>
-                      <m:sty m:val="p"/>
-                    </m:rPr>
-                    <w:rPr>
-                      <w:color w:val="B3261E"/>
-                      <w:highlight w:val="yellow"/>
-                    </w:rPr>
-                    <m:t>∞</m:t>
-                  </m:r>
-                </m:e>
-              </m:borderBox>
-            </m:oMath>
-            <w:r>
-              <w:rPr>
-                <w:rtl/>
-              </w:rPr>
-              <w:t xml:space="preserve">.</w:t>
-            </w:r>
-          </w:p>
-          <w:p>
-            <w:pPr>
-              <w:bidi/>
-            </w:pPr>
-            <w:r>
-              <w:rPr>
-                <w:b/>
-                <w:bCs/>
-                <w:rtl/>
-              </w:rPr>
-              <w:t xml:space="preserve">6.</w:t>
-            </w:r>
-            <w:r>
-              <w:rPr>
-                <w:rtl/>
-              </w:rPr>
-              <w:t xml:space="preserve"> </w:t>
-            </w:r>
-            <w:r>
-              <w:rPr>
-                <w:b/>
-                <w:bCs/>
-                <w:rtl/>
-              </w:rPr>
-              <w:t xml:space="preserve">(2018)</w:t>
-            </w:r>
-            <w:r>
-              <w:rPr>
-                <w:rtl/>
-              </w:rPr>
-              <w:t xml:space="preserve"> </w:t>
-            </w:r>
-            <m:oMath>
-              <m:r>
-                <m:t>f</m:t>
-              </m:r>
-              <m:d>
-                <m:dPr>
-                  <m:begChr m:val="("/>
-                  <m:endChr m:val=")"/>
-                  <m:sepChr m:val=""/>
-                  <m:grow/>
-                </m:dPr>
-                <m:e>
-                  <m:r>
-                    <m:t>x</m:t>
-                  </m:r>
-                </m:e>
-              </m:d>
-              <m:r>
-                <m:rPr>
-                  <m:sty m:val="p"/>
-                </m:rPr>
-                <m:t>=</m:t>
-              </m:r>
-              <m:r>
-                <m:rPr>
-                  <m:sty m:val="p"/>
-                </m:rPr>
-                <m:t>ln</m:t>
-              </m:r>
-              <m:d>
-                <m:dPr>
-                  <m:begChr m:val="("/>
-                  <m:endChr m:val=")"/>
-                  <m:sepChr m:val=""/>
-                  <m:grow/>
-                </m:dPr>
-                <m:e>
-                  <m:r>
-                    <m:t>x</m:t>
-                  </m:r>
-                  <m:r>
-                    <m:rPr>
-                      <m:sty m:val="p"/>
-                    </m:rPr>
-                    <m:t>+</m:t>
-                  </m:r>
-                  <m:r>
-                    <m:t>2</m:t>
-                  </m:r>
-                </m:e>
-              </m:d>
-              <m:r>
-                <m:rPr>
-                  <m:sty m:val="p"/>
-                </m:rPr>
-                <m:t>+</m:t>
-              </m:r>
-              <m:r>
-                <m:rPr>
-                  <m:sty m:val="p"/>
-                </m:rPr>
-                <m:t>ln</m:t>
-              </m:r>
-              <m:d>
-                <m:dPr>
-                  <m:begChr m:val="("/>
-                  <m:endChr m:val=")"/>
-                  <m:sepChr m:val=""/>
-                  <m:grow/>
-                </m:dPr>
-                <m:e>
-                  <m:r>
-                    <m:t>8</m:t>
-                  </m:r>
-                  <m:r>
-                    <m:rPr>
-                      <m:sty m:val="p"/>
-                    </m:rPr>
-                    <m:t>−</m:t>
-                  </m:r>
-                  <m:r>
-                    <m:t>x</m:t>
-                  </m:r>
-                </m:e>
-              </m:d>
-              <m:r>
-                <m:rPr>
-                  <m:sty m:val="p"/>
-                </m:rPr>
-                <m:t>−</m:t>
-              </m:r>
-              <m:r>
-                <m:rPr>
-                  <m:sty m:val="p"/>
-                </m:rPr>
-                <m:t>ln</m:t>
-              </m:r>
-              <m:r>
-                <m:t>16</m:t>
-              </m:r>
-            </m:oMath>
-            <w:r>
-              <w:rPr>
-                <w:rtl/>
-              </w:rPr>
-              <w:t xml:space="preserve"> </w:t>
-            </w:r>
-            <w:r>
-              <w:rPr>
-                <w:rtl/>
-              </w:rPr>
-              <w:t xml:space="preserve">على</w:t>
-            </w:r>
-            <w:r>
-              <w:rPr>
-                <w:rtl/>
-              </w:rPr>
-              <w:t xml:space="preserve"> </w:t>
-            </w:r>
-            <m:oMath>
-              <m:r>
-                <m:rPr>
-                  <m:sty m:val="p"/>
-                </m:rPr>
-                <m:t>]</m:t>
-              </m:r>
-              <m:r>
-                <m:rPr>
-                  <m:sty m:val="p"/>
-                </m:rPr>
-                <m:t>−</m:t>
-              </m:r>
-              <m:r>
-                <m:t>2</m:t>
-              </m:r>
-              <m:r>
-                <m:rPr>
-                  <m:sty m:val="p"/>
-                </m:rPr>
-                <m:t>;</m:t>
-              </m:r>
-              <m:r>
-                <m:t>8</m:t>
-              </m:r>
-              <m:r>
-                <m:rPr>
-                  <m:sty m:val="p"/>
-                </m:rPr>
-                <m:t>[</m:t>
-              </m:r>
-            </m:oMath>
-            <w:r>
-              <w:rPr>
-                <w:rtl/>
-              </w:rPr>
-              <w:t xml:space="preserve">:</w:t>
-            </w:r>
-          </w:p>
-          <w:p>
-            <w:pPr>
-              <w:bidi/>
-            </w:pPr>
-            <m:oMathPara>
-              <m:oMathParaPr>
-                <m:jc m:val="center"/>
-              </m:oMathParaPr>
-              <m:oMath>
-                <m:limLow>
-                  <m:e>
-                    <m:r>
-                      <m:rPr>
-                        <m:sty m:val="p"/>
-                      </m:rPr>
-                      <m:t>lim</m:t>
-                    </m:r>
-                  </m:e>
-                  <m:lim>
-                    <m:r>
-                      <m:t>x</m:t>
-                    </m:r>
-                    <m:r>
-                      <m:rPr>
-                        <m:sty m:val="p"/>
-                      </m:rPr>
-                      <m:t>→</m:t>
-                    </m:r>
-                    <m:r>
-                      <m:rPr>
-                        <m:sty m:val="p"/>
-                      </m:rPr>
-                      <m:t>−</m:t>
-                    </m:r>
-                    <m:sSup>
+                  <m:m>
+                    <m:mPr>
+                      <m:baseJc m:val="center"/>
+                      <m:plcHide m:val="on"/>
+                      <m:mcs>
+                        <m:mc>
+                          <m:mcPr>
+                            <m:mcJc m:val="left"/>
+                            <m:count m:val="1"/>
+                          </m:mcPr>
+                        </m:mc>
+                      </m:mcs>
+                    </m:mPr>
+                    <m:mr>
                       <m:e>
+                        <m:limLow>
+                          <m:e>
+                            <m:r>
+                              <m:rPr>
+                                <m:sty m:val="p"/>
+                              </m:rPr>
+                              <m:t>lim</m:t>
+                            </m:r>
+                          </m:e>
+                          <m:lim>
+                            <m:r>
+                              <m:t>x</m:t>
+                            </m:r>
+                            <m:r>
+                              <m:rPr>
+                                <m:sty m:val="p"/>
+                              </m:rPr>
+                              <m:t>→</m:t>
+                            </m:r>
+                            <m:r>
+                              <m:rPr>
+                                <m:sty m:val="p"/>
+                              </m:rPr>
+                              <m:t>−</m:t>
+                            </m:r>
+                            <m:sSup>
+                              <m:e>
+                                <m:r>
+                                  <m:t>1</m:t>
+                                </m:r>
+                              </m:e>
+                              <m:sup>
+                                <m:r>
+                                  <m:rPr>
+                                    <m:sty m:val="p"/>
+                                  </m:rPr>
+                                  <m:t>+</m:t>
+                                </m:r>
+                              </m:sup>
+                            </m:sSup>
+                          </m:lim>
+                        </m:limLow>
+                        <m:d>
+                          <m:dPr>
+                            <m:begChr m:val="("/>
+                            <m:endChr m:val=")"/>
+                            <m:sepChr m:val=""/>
+                            <m:grow/>
+                          </m:dPr>
+                          <m:e>
+                            <m:r>
+                              <m:rPr>
+                                <m:sty m:val="p"/>
+                              </m:rPr>
+                              <m:t>−</m:t>
+                            </m:r>
+                            <m:r>
+                              <m:t>x</m:t>
+                            </m:r>
+                            <m:r>
+                              <m:rPr>
+                                <m:sty m:val="p"/>
+                              </m:rPr>
+                              <m:t>+</m:t>
+                            </m:r>
+                            <m:r>
+                              <m:t>1</m:t>
+                            </m:r>
+                          </m:e>
+                        </m:d>
+                        <m:r>
+                          <m:rPr>
+                            <m:sty m:val="p"/>
+                          </m:rPr>
+                          <m:t>=</m:t>
+                        </m:r>
                         <m:r>
                           <m:t>2</m:t>
                         </m:r>
                       </m:e>
-                      <m:sup>
+                    </m:mr>
+                    <m:mr>
+                      <m:e>
+                        <m:limLow>
+                          <m:e>
+                            <m:r>
+                              <m:rPr>
+                                <m:sty m:val="p"/>
+                              </m:rPr>
+                              <m:t>lim</m:t>
+                            </m:r>
+                          </m:e>
+                          <m:lim>
+                            <m:r>
+                              <m:t>x</m:t>
+                            </m:r>
+                            <m:r>
+                              <m:rPr>
+                                <m:sty m:val="p"/>
+                              </m:rPr>
+                              <m:t>→</m:t>
+                            </m:r>
+                            <m:r>
+                              <m:rPr>
+                                <m:sty m:val="p"/>
+                              </m:rPr>
+                              <m:t>−</m:t>
+                            </m:r>
+                            <m:sSup>
+                              <m:e>
+                                <m:r>
+                                  <m:t>1</m:t>
+                                </m:r>
+                              </m:e>
+                              <m:sup>
+                                <m:r>
+                                  <m:rPr>
+                                    <m:sty m:val="p"/>
+                                  </m:rPr>
+                                  <m:t>+</m:t>
+                                </m:r>
+                              </m:sup>
+                            </m:sSup>
+                          </m:lim>
+                        </m:limLow>
                         <m:r>
-                          <m:rPr>
-                            <m:sty m:val="p"/>
-                          </m:rPr>
-                          <m:t>+</m:t>
+                          <m:t>3</m:t>
                         </m:r>
-                      </m:sup>
-                    </m:sSup>
-                  </m:lim>
-                </m:limLow>
-                <m:r>
-                  <m:t>f</m:t>
-                </m:r>
-                <m:d>
-                  <m:dPr>
-                    <m:begChr m:val="("/>
-                    <m:endChr m:val=")"/>
-                    <m:sepChr m:val=""/>
-                    <m:grow/>
-                  </m:dPr>
-                  <m:e>
-                    <m:r>
-                      <m:t>x</m:t>
-                    </m:r>
-                  </m:e>
-                </m:d>
-                <m:r>
-                  <m:rPr>
-                    <m:sty m:val="p"/>
-                  </m:rPr>
-                  <m:t>=</m:t>
-                </m:r>
-                <m:r>
-                  <m:rPr>
-                    <m:sty m:val="p"/>
-                  </m:rPr>
-                  <m:t>−</m:t>
-                </m:r>
-                <m:r>
-                  <m:rPr>
-                    <m:sty m:val="p"/>
-                  </m:rPr>
-                  <m:t>∞</m:t>
-                </m:r>
-                <m:r>
-                  <m:rPr>
-                    <m:sty m:val="p"/>
-                  </m:rPr>
-                  <m:t>+</m:t>
-                </m:r>
-                <m:r>
-                  <m:rPr>
-                    <m:sty m:val="p"/>
-                  </m:rPr>
-                  <m:t>ln</m:t>
-                </m:r>
-                <m:r>
-                  <m:t>10</m:t>
-                </m:r>
-                <m:r>
-                  <m:rPr>
-                    <m:sty m:val="p"/>
-                  </m:rPr>
-                  <m:t>−</m:t>
-                </m:r>
-                <m:r>
-                  <m:rPr>
-                    <m:sty m:val="p"/>
-                  </m:rPr>
-                  <m:t>ln</m:t>
-                </m:r>
-                <m:r>
-                  <m:t>16</m:t>
-                </m:r>
-                <m:r>
-                  <m:rPr>
-                    <m:sty m:val="p"/>
-                  </m:rPr>
-                  <m:t>=</m:t>
-                </m:r>
-                <m:borderBox>
-                  <m:e>
-                    <m:r>
-                      <m:rPr>
-                        <m:sty m:val="p"/>
-                      </m:rPr>
-                      <w:rPr>
-                        <w:color w:val="B3261E"/>
-                        <w:highlight w:val="yellow"/>
-                      </w:rPr>
-                      <m:t>−</m:t>
-                    </m:r>
-                    <m:r>
-                      <m:rPr>
-                        <m:sty m:val="p"/>
-                      </m:rPr>
-                      <w:rPr>
-                        <w:color w:val="B3261E"/>
-                        <w:highlight w:val="yellow"/>
-                      </w:rPr>
-                      <m:t>∞</m:t>
-                    </m:r>
-                  </m:e>
-                </m:borderBox>
-                <m:r>
-                  <m:t>  </m:t>
-                </m:r>
-                <m:r>
-                  <m:rPr>
-                    <m:sty m:val="p"/>
-                  </m:rPr>
-                  <m:t>;</m:t>
-                </m:r>
-                <m:r>
-                  <m:t>  </m:t>
-                </m:r>
-                <m:limLow>
-                  <m:e>
-                    <m:r>
-                      <m:rPr>
-                        <m:sty m:val="p"/>
-                      </m:rPr>
-                      <m:t>lim</m:t>
-                    </m:r>
-                  </m:e>
-                  <m:lim>
-                    <m:r>
-                      <m:t>x</m:t>
-                    </m:r>
-                    <m:r>
-                      <m:rPr>
-                        <m:sty m:val="p"/>
-                      </m:rPr>
-                      <m:t>→</m:t>
-                    </m:r>
-                    <m:sSup>
-                      <m:e>
-                        <m:r>
-                          <m:t>8</m:t>
-                        </m:r>
-                      </m:e>
-                      <m:sup>
-                        <m:r>
-                          <m:rPr>
-                            <m:sty m:val="p"/>
-                          </m:rPr>
-                          <m:t>−</m:t>
-                        </m:r>
-                      </m:sup>
-                    </m:sSup>
-                  </m:lim>
-                </m:limLow>
-                <m:r>
-                  <m:t>f</m:t>
-                </m:r>
-                <m:d>
-                  <m:dPr>
-                    <m:begChr m:val="("/>
-                    <m:endChr m:val=")"/>
-                    <m:sepChr m:val=""/>
-                    <m:grow/>
-                  </m:dPr>
-                  <m:e>
-                    <m:r>
-                      <m:t>x</m:t>
-                    </m:r>
-                  </m:e>
-                </m:d>
-                <m:r>
-                  <m:rPr>
-                    <m:sty m:val="p"/>
-                  </m:rPr>
-                  <m:t>=</m:t>
-                </m:r>
-                <m:r>
-                  <m:rPr>
-                    <m:sty m:val="p"/>
-                  </m:rPr>
-                  <m:t>ln</m:t>
-                </m:r>
-                <m:r>
-                  <m:t>10</m:t>
-                </m:r>
-                <m:r>
-                  <m:rPr>
-                    <m:sty m:val="p"/>
-                  </m:rPr>
-                  <m:t>−</m:t>
-                </m:r>
-                <m:r>
-                  <m:rPr>
-                    <m:sty m:val="p"/>
-                  </m:rPr>
-                  <m:t>∞</m:t>
-                </m:r>
-                <m:r>
-                  <m:rPr>
-                    <m:sty m:val="p"/>
-                  </m:rPr>
-                  <m:t>−</m:t>
-                </m:r>
-                <m:r>
-                  <m:rPr>
-                    <m:sty m:val="p"/>
-                  </m:rPr>
-                  <m:t>ln</m:t>
-                </m:r>
-                <m:r>
-                  <m:t>16</m:t>
-                </m:r>
-                <m:r>
-                  <m:rPr>
-                    <m:sty m:val="p"/>
-                  </m:rPr>
-                  <m:t>=</m:t>
-                </m:r>
-                <m:borderBox>
-                  <m:e>
-                    <m:r>
-                      <m:rPr>
-                        <m:sty m:val="p"/>
-                      </m:rPr>
-                      <w:rPr>
-                        <w:color w:val="B3261E"/>
-                        <w:highlight w:val="yellow"/>
-                      </w:rPr>
-                      <m:t>−</m:t>
-                    </m:r>
-                    <m:r>
-                      <m:rPr>
-                        <m:sty m:val="p"/>
-                      </m:rPr>
-                      <w:rPr>
-                        <w:color w:val="B3261E"/>
-                        <w:highlight w:val="yellow"/>
-                      </w:rPr>
-                      <m:t>∞</m:t>
-                    </m:r>
-                  </m:e>
-                </m:borderBox>
-              </m:oMath>
-            </m:oMathPara>
-          </w:p>
-          <w:p>
-            <w:pPr>
-              <w:bidi/>
-            </w:pPr>
-            <w:r>
-              <w:rPr>
-                <w:b/>
-                <w:bCs/>
-                <w:rtl/>
-              </w:rPr>
-              <w:t xml:space="preserve">7.</w:t>
-            </w:r>
-            <w:r>
-              <w:rPr>
-                <w:rtl/>
-              </w:rPr>
-              <w:t xml:space="preserve"> </w:t>
-            </w:r>
-            <w:r>
-              <w:rPr>
-                <w:b/>
-                <w:bCs/>
-                <w:rtl/>
-              </w:rPr>
-              <w:t xml:space="preserve">(2015)</w:t>
-            </w:r>
-            <w:r>
-              <w:rPr>
-                <w:rtl/>
-              </w:rPr>
-              <w:t xml:space="preserve"> </w:t>
-            </w:r>
-            <m:oMath>
-              <m:r>
-                <m:t>f</m:t>
-              </m:r>
-              <m:d>
-                <m:dPr>
-                  <m:begChr m:val="("/>
-                  <m:endChr m:val=")"/>
-                  <m:sepChr m:val=""/>
-                  <m:grow/>
-                </m:dPr>
-                <m:e>
-                  <m:r>
-                    <m:t>x</m:t>
-                  </m:r>
-                </m:e>
-              </m:d>
-              <m:r>
-                <m:rPr>
-                  <m:sty m:val="p"/>
-                </m:rPr>
-                <m:t>=</m:t>
-              </m:r>
-              <m:r>
-                <m:rPr>
-                  <m:sty m:val="p"/>
-                </m:rPr>
-                <m:t>−</m:t>
-              </m:r>
-              <m:r>
-                <m:t>x</m:t>
-              </m:r>
-              <m:r>
-                <m:rPr>
-                  <m:sty m:val="p"/>
-                </m:rPr>
-                <m:t>+</m:t>
-              </m:r>
-              <m:r>
-                <m:t>1</m:t>
-              </m:r>
-              <m:r>
-                <m:rPr>
-                  <m:sty m:val="p"/>
-                </m:rPr>
-                <m:t>+</m:t>
-              </m:r>
-              <m:r>
-                <m:t>3</m:t>
-              </m:r>
-              <m:r>
-                <m:rPr>
-                  <m:sty m:val="p"/>
-                </m:rPr>
-                <m:t>ln</m:t>
-              </m:r>
-              <m:d>
-                <m:dPr>
-                  <m:begChr m:val="("/>
-                  <m:endChr m:val=")"/>
-                  <m:sepChr m:val=""/>
-                  <m:grow/>
-                </m:dPr>
-                <m:e>
-                  <m:r>
-                    <m:t>x</m:t>
-                  </m:r>
-                  <m:r>
-                    <m:rPr>
-                      <m:sty m:val="p"/>
-                    </m:rPr>
-                    <m:t>+</m:t>
-                  </m:r>
-                  <m:r>
-                    <m:t>1</m:t>
-                  </m:r>
-                </m:e>
-              </m:d>
-            </m:oMath>
-            <w:r>
-              <w:rPr>
-                <w:rtl/>
-              </w:rPr>
-              <w:t xml:space="preserve"> </w:t>
-            </w:r>
-            <w:r>
-              <w:rPr>
-                <w:rtl/>
-              </w:rPr>
-              <w:t xml:space="preserve">على</w:t>
-            </w:r>
-            <w:r>
-              <w:rPr>
-                <w:rtl/>
-              </w:rPr>
-              <w:t xml:space="preserve"> </w:t>
-            </w:r>
-            <m:oMath>
-              <m:r>
-                <m:rPr>
-                  <m:sty m:val="p"/>
-                </m:rPr>
-                <m:t>]</m:t>
-              </m:r>
-              <m:r>
-                <m:rPr>
-                  <m:sty m:val="p"/>
-                </m:rPr>
-                <m:t>−</m:t>
-              </m:r>
-              <m:r>
-                <m:t>1</m:t>
-              </m:r>
-              <m:r>
-                <m:rPr>
-                  <m:sty m:val="p"/>
-                </m:rPr>
-                <m:t>;</m:t>
-              </m:r>
-              <m:r>
-                <m:rPr>
-                  <m:sty m:val="p"/>
-                </m:rPr>
-                <m:t>+</m:t>
-              </m:r>
-              <m:r>
-                <m:rPr>
-                  <m:sty m:val="p"/>
-                </m:rPr>
-                <m:t>∞</m:t>
-              </m:r>
-              <m:r>
-                <m:rPr>
-                  <m:sty m:val="p"/>
-                </m:rPr>
-                <m:t>[</m:t>
-              </m:r>
-            </m:oMath>
-            <w:r>
-              <w:rPr>
-                <w:rtl/>
-              </w:rPr>
-              <w:t xml:space="preserve">:   عند</w:t>
-            </w:r>
-            <w:r>
-              <w:rPr>
-                <w:rtl/>
-              </w:rPr>
-              <w:t xml:space="preserve"> </w:t>
-            </w:r>
-            <m:oMath>
-              <m:r>
-                <m:rPr>
-                  <m:sty m:val="p"/>
-                </m:rPr>
-                <m:t>−</m:t>
-              </m:r>
-              <m:sSup>
-                <m:e>
-                  <m:r>
-                    <m:t>1</m:t>
-                  </m:r>
-                </m:e>
-                <m:sup>
-                  <m:r>
-                    <m:rPr>
-                      <m:sty m:val="p"/>
-                    </m:rPr>
-                    <m:t>+</m:t>
-                  </m:r>
-                </m:sup>
-              </m:sSup>
-            </m:oMath>
-            <w:r>
-              <w:rPr>
-                <w:rtl/>
-              </w:rPr>
-              <w:t xml:space="preserve">:</w:t>
-            </w:r>
-            <w:r>
-              <w:rPr>
-                <w:rtl/>
-              </w:rPr>
-              <w:t xml:space="preserve"> </w:t>
-            </w:r>
-            <m:oMath>
-              <m:r>
-                <m:rPr>
-                  <m:sty m:val="p"/>
-                </m:rPr>
-                <m:t>ln</m:t>
-              </m:r>
-              <m:d>
-                <m:dPr>
-                  <m:begChr m:val="("/>
-                  <m:endChr m:val=")"/>
-                  <m:sepChr m:val=""/>
-                  <m:grow/>
-                </m:dPr>
-                <m:e>
-                  <m:r>
-                    <m:t>x</m:t>
-                  </m:r>
-                  <m:r>
-                    <m:rPr>
-                      <m:sty m:val="p"/>
-                    </m:rPr>
-                    <m:t>+</m:t>
-                  </m:r>
-                  <m:r>
-                    <m:t>1</m:t>
-                  </m:r>
-                </m:e>
-              </m:d>
-              <m:r>
-                <m:rPr>
-                  <m:sty m:val="p"/>
-                </m:rPr>
-                <m:t>→</m:t>
-              </m:r>
-              <m:r>
-                <m:rPr>
-                  <m:sty m:val="p"/>
-                </m:rPr>
-                <m:t>−</m:t>
-              </m:r>
-              <m:r>
-                <m:rPr>
-                  <m:sty m:val="p"/>
-                </m:rPr>
-                <m:t>∞</m:t>
-              </m:r>
-            </m:oMath>
-            <w:r>
-              <w:rPr>
-                <w:rtl/>
-              </w:rPr>
-              <w:t xml:space="preserve"> </w:t>
-            </w:r>
-            <w:r>
-              <w:rPr>
-                <w:rtl/>
-              </w:rPr>
-              <w:t xml:space="preserve">، إذن</w:t>
-            </w:r>
-            <w:r>
-              <w:rPr>
-                <w:rtl/>
-              </w:rPr>
-              <w:t xml:space="preserve"> </w:t>
-            </w:r>
-            <m:oMath>
-              <m:borderBox>
-                <m:e>
-                  <m:r>
-                    <m:rPr>
-                      <m:sty m:val="p"/>
-                    </m:rPr>
-                    <w:rPr>
-                      <w:color w:val="B3261E"/>
-                      <w:highlight w:val="yellow"/>
-                    </w:rPr>
-                    <m:t>−</m:t>
-                  </m:r>
-                  <m:r>
-                    <m:rPr>
-                      <m:sty m:val="p"/>
-                    </m:rPr>
-                    <w:rPr>
-                      <w:color w:val="B3261E"/>
-                      <w:highlight w:val="yellow"/>
-                    </w:rPr>
-                    <m:t>∞</m:t>
-                  </m:r>
-                </m:e>
-              </m:borderBox>
-            </m:oMath>
-            <w:r>
-              <w:rPr>
-                <w:rtl/>
-              </w:rPr>
-              <w:t xml:space="preserve">.</w:t>
-            </w:r>
-          </w:p>
-          <w:p>
-            <w:pPr>
-              <w:bidi/>
-            </w:pPr>
-            <w:r>
-              <w:rPr>
-                <w:rtl/>
-              </w:rPr>
-              <w:t xml:space="preserve">عند</w:t>
-            </w:r>
-            <w:r>
-              <w:rPr>
-                <w:rtl/>
-              </w:rPr>
-              <w:t xml:space="preserve"> </w:t>
-            </w:r>
-            <m:oMath>
-              <m:r>
-                <m:rPr>
-                  <m:sty m:val="p"/>
-                </m:rPr>
-                <m:t>+</m:t>
-              </m:r>
-              <m:r>
-                <m:rPr>
-                  <m:sty m:val="p"/>
-                </m:rPr>
-                <m:t>∞</m:t>
-              </m:r>
-            </m:oMath>
-            <w:r>
-              <w:rPr>
-                <w:rtl/>
-              </w:rPr>
-              <w:t xml:space="preserve"> </w:t>
-            </w:r>
-            <w:r>
-              <w:rPr>
-                <w:rtl/>
-              </w:rPr>
-              <w:t xml:space="preserve">(حالة عدم تعيين): نكتب</w:t>
-            </w:r>
-            <w:r>
-              <w:rPr>
-                <w:rtl/>
-              </w:rPr>
-              <w:t xml:space="preserve"> </w:t>
-            </w:r>
-            <m:oMath>
-              <m:r>
-                <m:rPr>
-                  <m:sty m:val="p"/>
-                </m:rPr>
-                <m:t>−</m:t>
-              </m:r>
-              <m:r>
-                <m:t>x</m:t>
-              </m:r>
-              <m:r>
-                <m:rPr>
-                  <m:sty m:val="p"/>
-                </m:rPr>
-                <m:t>+</m:t>
-              </m:r>
-              <m:r>
-                <m:t>1</m:t>
-              </m:r>
-              <m:r>
-                <m:rPr>
-                  <m:sty m:val="p"/>
-                </m:rPr>
-                <m:t>=</m:t>
-              </m:r>
-              <m:r>
-                <m:rPr>
-                  <m:sty m:val="p"/>
-                </m:rPr>
-                <m:t>−</m:t>
-              </m:r>
-              <m:d>
-                <m:dPr>
-                  <m:begChr m:val="("/>
-                  <m:endChr m:val=")"/>
-                  <m:sepChr m:val=""/>
-                  <m:grow/>
-                </m:dPr>
-                <m:e>
-                  <m:r>
-                    <m:t>x</m:t>
-                  </m:r>
-                  <m:r>
-                    <m:rPr>
-                      <m:sty m:val="p"/>
-                    </m:rPr>
-                    <m:t>+</m:t>
-                  </m:r>
-                  <m:r>
-                    <m:t>1</m:t>
-                  </m:r>
-                </m:e>
-              </m:d>
-              <m:r>
-                <m:rPr>
-                  <m:sty m:val="p"/>
-                </m:rPr>
-                <m:t>+</m:t>
-              </m:r>
-              <m:r>
-                <m:t>2</m:t>
-              </m:r>
-            </m:oMath>
-            <w:r>
-              <w:rPr>
-                <w:rtl/>
-              </w:rPr>
-              <w:t xml:space="preserve">:</w:t>
-            </w:r>
-          </w:p>
-          <w:p>
-            <w:pPr>
-              <w:bidi/>
-            </w:pPr>
-            <m:oMathPara>
-              <m:oMathParaPr>
-                <m:jc m:val="center"/>
-              </m:oMathParaPr>
-              <m:oMath>
-                <m:r>
-                  <m:t>f</m:t>
-                </m:r>
-                <m:d>
-                  <m:dPr>
-                    <m:begChr m:val="("/>
-                    <m:endChr m:val=")"/>
-                    <m:sepChr m:val=""/>
-                    <m:grow/>
-                  </m:dPr>
-                  <m:e>
-                    <m:r>
-                      <m:t>x</m:t>
-                    </m:r>
-                  </m:e>
-                </m:d>
-                <m:r>
-                  <m:rPr>
-                    <m:sty m:val="p"/>
-                  </m:rPr>
-                  <m:t>=</m:t>
-                </m:r>
-                <m:d>
-                  <m:dPr>
-                    <m:begChr m:val="("/>
-                    <m:endChr m:val=")"/>
-                    <m:sepChr m:val=""/>
-                    <m:grow/>
-                  </m:dPr>
-                  <m:e>
-                    <m:r>
-                      <m:t>x</m:t>
-                    </m:r>
-                    <m:r>
-                      <m:rPr>
-                        <m:sty m:val="p"/>
-                      </m:rPr>
-                      <m:t>+</m:t>
-                    </m:r>
-                    <m:r>
-                      <m:t>1</m:t>
-                    </m:r>
-                  </m:e>
-                </m:d>
-                <m:d>
-                  <m:dPr>
-                    <m:begChr m:val="("/>
-                    <m:endChr m:val=")"/>
-                    <m:sepChr m:val=""/>
-                    <m:grow/>
-                  </m:dPr>
-                  <m:e>
-                    <m:r>
-                      <m:rPr>
-                        <m:sty m:val="p"/>
-                      </m:rPr>
-                      <m:t>−</m:t>
-                    </m:r>
-                    <m:r>
-                      <m:t>1</m:t>
-                    </m:r>
-                    <m:r>
-                      <m:rPr>
-                        <m:sty m:val="p"/>
-                      </m:rPr>
-                      <m:t>+</m:t>
-                    </m:r>
-                    <m:r>
-                      <m:t>3</m:t>
-                    </m:r>
-                    <m:f>
-                      <m:fPr>
-                        <m:type m:val="bar"/>
-                      </m:fPr>
-                      <m:num>
                         <m:r>
                           <m:rPr>
                             <m:sty m:val="p"/>
@@ -26424,10 +27919,319 @@
                             </m:r>
                           </m:e>
                         </m:d>
-                      </m:num>
-                      <m:den>
                         <m:r>
-                          <m:t>x</m:t>
+                          <m:rPr>
+                            <m:sty m:val="p"/>
+                          </m:rPr>
+                          <m:t>=</m:t>
+                        </m:r>
+                        <m:r>
+                          <m:rPr>
+                            <m:sty m:val="p"/>
+                          </m:rPr>
+                          <m:t>−</m:t>
+                        </m:r>
+                        <m:r>
+                          <m:rPr>
+                            <m:sty m:val="p"/>
+                          </m:rPr>
+                          <m:t>∞</m:t>
+                        </m:r>
+                      </m:e>
+                    </m:mr>
+                  </m:m>
+                </m:e>
+              </m:d>
+            </m:oMath>
+          </w:p>
+          <w:p>
+            <w:pPr>
+              <w:bidi/>
+            </w:pPr>
+            <w:r>
+              <w:rPr>
+                <w:rtl/>
+              </w:rPr>
+              <w:t xml:space="preserve">عند</w:t>
+            </w:r>
+            <w:r>
+              <w:rPr>
+                <w:rtl/>
+              </w:rPr>
+              <w:t xml:space="preserve"> </w:t>
+            </w:r>
+            <m:oMath>
+              <m:r>
+                <m:rPr>
+                  <m:sty m:val="p"/>
+                </m:rPr>
+                <m:t>+</m:t>
+              </m:r>
+              <m:r>
+                <m:rPr>
+                  <m:sty m:val="p"/>
+                </m:rPr>
+                <m:t>∞</m:t>
+              </m:r>
+            </m:oMath>
+            <w:r>
+              <w:rPr>
+                <w:rtl/>
+              </w:rPr>
+              <w:t xml:space="preserve"> </w:t>
+            </w:r>
+            <w:r>
+              <w:rPr>
+                <w:rtl/>
+              </w:rPr>
+              <w:t xml:space="preserve">حالة عدم تعيين ، نكتب:</w:t>
+            </w:r>
+            <w:r>
+              <w:rPr>
+                <w:rtl/>
+              </w:rPr>
+              <w:t xml:space="preserve"> </w:t>
+            </w:r>
+            <m:oMath>
+              <m:r>
+                <m:t>f</m:t>
+              </m:r>
+              <m:d>
+                <m:dPr>
+                  <m:begChr m:val="("/>
+                  <m:endChr m:val=")"/>
+                  <m:sepChr m:val=""/>
+                  <m:grow/>
+                </m:dPr>
+                <m:e>
+                  <m:r>
+                    <m:t>x</m:t>
+                  </m:r>
+                </m:e>
+              </m:d>
+              <m:r>
+                <m:rPr>
+                  <m:sty m:val="p"/>
+                </m:rPr>
+                <m:t>=</m:t>
+              </m:r>
+              <m:d>
+                <m:dPr>
+                  <m:begChr m:val="("/>
+                  <m:endChr m:val=")"/>
+                  <m:sepChr m:val=""/>
+                  <m:grow/>
+                </m:dPr>
+                <m:e>
+                  <m:r>
+                    <m:t>x</m:t>
+                  </m:r>
+                  <m:r>
+                    <m:rPr>
+                      <m:sty m:val="p"/>
+                    </m:rPr>
+                    <m:t>+</m:t>
+                  </m:r>
+                  <m:r>
+                    <m:t>1</m:t>
+                  </m:r>
+                </m:e>
+              </m:d>
+              <m:d>
+                <m:dPr>
+                  <m:begChr m:val="("/>
+                  <m:endChr m:val=")"/>
+                  <m:sepChr m:val=""/>
+                  <m:grow/>
+                </m:dPr>
+                <m:e>
+                  <m:r>
+                    <m:rPr>
+                      <m:sty m:val="p"/>
+                    </m:rPr>
+                    <m:t>−</m:t>
+                  </m:r>
+                  <m:r>
+                    <m:t>1</m:t>
+                  </m:r>
+                  <m:r>
+                    <m:rPr>
+                      <m:sty m:val="p"/>
+                    </m:rPr>
+                    <m:t>+</m:t>
+                  </m:r>
+                  <m:r>
+                    <m:t>3</m:t>
+                  </m:r>
+                  <m:f>
+                    <m:fPr>
+                      <m:type m:val="bar"/>
+                    </m:fPr>
+                    <m:num>
+                      <m:r>
+                        <m:rPr>
+                          <m:sty m:val="p"/>
+                        </m:rPr>
+                        <m:t>ln</m:t>
+                      </m:r>
+                      <m:d>
+                        <m:dPr>
+                          <m:begChr m:val="("/>
+                          <m:endChr m:val=")"/>
+                          <m:sepChr m:val=""/>
+                          <m:grow/>
+                        </m:dPr>
+                        <m:e>
+                          <m:r>
+                            <m:t>x</m:t>
+                          </m:r>
+                          <m:r>
+                            <m:rPr>
+                              <m:sty m:val="p"/>
+                            </m:rPr>
+                            <m:t>+</m:t>
+                          </m:r>
+                          <m:r>
+                            <m:t>1</m:t>
+                          </m:r>
+                        </m:e>
+                      </m:d>
+                    </m:num>
+                    <m:den>
+                      <m:r>
+                        <m:t>x</m:t>
+                      </m:r>
+                      <m:r>
+                        <m:rPr>
+                          <m:sty m:val="p"/>
+                        </m:rPr>
+                        <m:t>+</m:t>
+                      </m:r>
+                      <m:r>
+                        <m:t>1</m:t>
+                      </m:r>
+                    </m:den>
+                  </m:f>
+                </m:e>
+              </m:d>
+              <m:r>
+                <m:rPr>
+                  <m:sty m:val="p"/>
+                </m:rPr>
+                <m:t>+</m:t>
+              </m:r>
+              <m:r>
+                <m:t>2</m:t>
+              </m:r>
+            </m:oMath>
+            <w:r>
+              <w:rPr>
+                <w:rtl/>
+              </w:rPr>
+              <w:t xml:space="preserve">.</w:t>
+            </w:r>
+            <w:r>
+              <w:rPr>
+                <w:rtl/>
+              </w:rPr>
+              <w:t xml:space="preserve"> </w:t>
+            </w:r>
+            <w:r>
+              <w:rPr>
+                <w:rtl/>
+              </w:rPr>
+              <w:t xml:space="preserve"> </w:t>
+            </w:r>
+            <w:r>
+              <w:rPr>
+                <w:rtl/>
+              </w:rPr>
+              <w:t xml:space="preserve"> </w:t>
+            </w:r>
+            <m:oMath>
+              <m:d>
+                <m:dPr>
+                  <m:begChr m:val="{"/>
+                  <m:endChr m:val=""/>
+                  <m:sepChr m:val=""/>
+                  <m:grow/>
+                </m:dPr>
+                <m:e>
+                  <m:m>
+                    <m:mPr>
+                      <m:baseJc m:val="center"/>
+                      <m:plcHide m:val="on"/>
+                      <m:mcs>
+                        <m:mc>
+                          <m:mcPr>
+                            <m:mcJc m:val="left"/>
+                            <m:count m:val="1"/>
+                          </m:mcPr>
+                        </m:mc>
+                      </m:mcs>
+                    </m:mPr>
+                    <m:mr>
+                      <m:e>
+                        <m:limLow>
+                          <m:e>
+                            <m:r>
+                              <m:rPr>
+                                <m:sty m:val="p"/>
+                              </m:rPr>
+                              <m:t>lim</m:t>
+                            </m:r>
+                          </m:e>
+                          <m:lim>
+                            <m:r>
+                              <m:t>x</m:t>
+                            </m:r>
+                            <m:r>
+                              <m:rPr>
+                                <m:sty m:val="p"/>
+                              </m:rPr>
+                              <m:t>→</m:t>
+                            </m:r>
+                            <m:r>
+                              <m:rPr>
+                                <m:sty m:val="p"/>
+                              </m:rPr>
+                              <m:t>+</m:t>
+                            </m:r>
+                            <m:r>
+                              <m:rPr>
+                                <m:sty m:val="p"/>
+                              </m:rPr>
+                              <m:t>∞</m:t>
+                            </m:r>
+                          </m:lim>
+                        </m:limLow>
+                        <m:d>
+                          <m:dPr>
+                            <m:begChr m:val="("/>
+                            <m:endChr m:val=")"/>
+                            <m:sepChr m:val=""/>
+                            <m:grow/>
+                          </m:dPr>
+                          <m:e>
+                            <m:r>
+                              <m:t>x</m:t>
+                            </m:r>
+                            <m:r>
+                              <m:rPr>
+                                <m:sty m:val="p"/>
+                              </m:rPr>
+                              <m:t>+</m:t>
+                            </m:r>
+                            <m:r>
+                              <m:t>1</m:t>
+                            </m:r>
+                          </m:e>
+                        </m:d>
+                        <m:r>
+                          <m:rPr>
+                            <m:sty m:val="p"/>
+                          </m:rPr>
+                          <m:t>=</m:t>
                         </m:r>
                         <m:r>
                           <m:rPr>
@@ -26436,166 +28240,146 @@
                           <m:t>+</m:t>
                         </m:r>
                         <m:r>
-                          <m:t>1</m:t>
+                          <m:rPr>
+                            <m:sty m:val="p"/>
+                          </m:rPr>
+                          <m:t>∞</m:t>
                         </m:r>
-                      </m:den>
-                    </m:f>
-                  </m:e>
-                </m:d>
-                <m:r>
-                  <m:rPr>
-                    <m:sty m:val="p"/>
-                  </m:rPr>
-                  <m:t>+</m:t>
-                </m:r>
-                <m:r>
-                  <m:t>2</m:t>
-                </m:r>
-                <m:r>
-                  <m:t> </m:t>
-                </m:r>
-                <m:limLow>
-                  <m:e>
-                    <m:limUpp>
+                      </m:e>
+                    </m:mr>
+                    <m:mr>
                       <m:e>
+                        <m:limLow>
+                          <m:e>
+                            <m:r>
+                              <m:rPr>
+                                <m:sty m:val="p"/>
+                              </m:rPr>
+                              <m:t>lim</m:t>
+                            </m:r>
+                          </m:e>
+                          <m:lim>
+                            <m:r>
+                              <m:t>x</m:t>
+                            </m:r>
+                            <m:r>
+                              <m:rPr>
+                                <m:sty m:val="p"/>
+                              </m:rPr>
+                              <m:t>→</m:t>
+                            </m:r>
+                            <m:r>
+                              <m:rPr>
+                                <m:sty m:val="p"/>
+                              </m:rPr>
+                              <m:t>+</m:t>
+                            </m:r>
+                            <m:r>
+                              <m:rPr>
+                                <m:sty m:val="p"/>
+                              </m:rPr>
+                              <m:t>∞</m:t>
+                            </m:r>
+                          </m:lim>
+                        </m:limLow>
+                        <m:d>
+                          <m:dPr>
+                            <m:begChr m:val="("/>
+                            <m:endChr m:val=")"/>
+                            <m:sepChr m:val=""/>
+                            <m:grow/>
+                          </m:dPr>
+                          <m:e>
+                            <m:r>
+                              <m:rPr>
+                                <m:sty m:val="p"/>
+                              </m:rPr>
+                              <m:t>−</m:t>
+                            </m:r>
+                            <m:r>
+                              <m:t>1</m:t>
+                            </m:r>
+                            <m:r>
+                              <m:rPr>
+                                <m:sty m:val="p"/>
+                              </m:rPr>
+                              <m:t>+</m:t>
+                            </m:r>
+                            <m:r>
+                              <m:t>3</m:t>
+                            </m:r>
+                            <m:f>
+                              <m:fPr>
+                                <m:type m:val="bar"/>
+                              </m:fPr>
+                              <m:num>
+                                <m:r>
+                                  <m:rPr>
+                                    <m:sty m:val="p"/>
+                                  </m:rPr>
+                                  <m:t>ln</m:t>
+                                </m:r>
+                                <m:d>
+                                  <m:dPr>
+                                    <m:begChr m:val="("/>
+                                    <m:endChr m:val=")"/>
+                                    <m:sepChr m:val=""/>
+                                    <m:grow/>
+                                  </m:dPr>
+                                  <m:e>
+                                    <m:r>
+                                      <m:t>x</m:t>
+                                    </m:r>
+                                    <m:r>
+                                      <m:rPr>
+                                        <m:sty m:val="p"/>
+                                      </m:rPr>
+                                      <m:t>+</m:t>
+                                    </m:r>
+                                    <m:r>
+                                      <m:t>1</m:t>
+                                    </m:r>
+                                  </m:e>
+                                </m:d>
+                              </m:num>
+                              <m:den>
+                                <m:r>
+                                  <m:t>x</m:t>
+                                </m:r>
+                                <m:r>
+                                  <m:rPr>
+                                    <m:sty m:val="p"/>
+                                  </m:rPr>
+                                  <m:t>+</m:t>
+                                </m:r>
+                                <m:r>
+                                  <m:t>1</m:t>
+                                </m:r>
+                              </m:den>
+                            </m:f>
+                          </m:e>
+                        </m:d>
                         <m:r>
                           <m:rPr>
                             <m:sty m:val="p"/>
                           </m:rPr>
-                          <m:t>→</m:t>
+                          <m:t>=</m:t>
+                        </m:r>
+                        <m:r>
+                          <m:rPr>
+                            <m:sty m:val="p"/>
+                          </m:rPr>
+                          <m:t>−</m:t>
+                        </m:r>
+                        <m:r>
+                          <m:t>1</m:t>
                         </m:r>
                       </m:e>
-                      <m:lim>
-                        <m:r>
-                          <m:t>​</m:t>
-                        </m:r>
-                      </m:lim>
-                    </m:limUpp>
-                  </m:e>
-                  <m:lim>
-                    <m:r>
-                      <m:t>x</m:t>
-                    </m:r>
-                    <m:r>
-                      <m:rPr>
-                        <m:sty m:val="p"/>
-                      </m:rPr>
-                      <m:t>→</m:t>
-                    </m:r>
-                    <m:r>
-                      <m:rPr>
-                        <m:sty m:val="p"/>
-                      </m:rPr>
-                      <m:t>+</m:t>
-                    </m:r>
-                    <m:r>
-                      <m:rPr>
-                        <m:sty m:val="p"/>
-                      </m:rPr>
-                      <m:t>∞</m:t>
-                    </m:r>
-                  </m:lim>
-                </m:limLow>
-                <m:r>
-                  <m:t> </m:t>
-                </m:r>
-                <m:d>
-                  <m:dPr>
-                    <m:begChr m:val="("/>
-                    <m:endChr m:val=")"/>
-                    <m:sepChr m:val=""/>
-                    <m:grow/>
-                  </m:dPr>
-                  <m:e>
-                    <m:r>
-                      <m:rPr>
-                        <m:sty m:val="p"/>
-                      </m:rPr>
-                      <m:t>+</m:t>
-                    </m:r>
-                    <m:r>
-                      <m:rPr>
-                        <m:sty m:val="p"/>
-                      </m:rPr>
-                      <m:t>∞</m:t>
-                    </m:r>
-                  </m:e>
-                </m:d>
-                <m:r>
-                  <m:rPr>
-                    <m:sty m:val="p"/>
-                  </m:rPr>
-                  <m:t>×</m:t>
-                </m:r>
-                <m:d>
-                  <m:dPr>
-                    <m:begChr m:val="("/>
-                    <m:endChr m:val=")"/>
-                    <m:sepChr m:val=""/>
-                    <m:grow/>
-                  </m:dPr>
-                  <m:e>
-                    <m:r>
-                      <m:rPr>
-                        <m:sty m:val="p"/>
-                      </m:rPr>
-                      <m:t>−</m:t>
-                    </m:r>
-                    <m:r>
-                      <m:t>1</m:t>
-                    </m:r>
-                    <m:r>
-                      <m:rPr>
-                        <m:sty m:val="p"/>
-                      </m:rPr>
-                      <m:t>+</m:t>
-                    </m:r>
-                    <m:r>
-                      <m:t>0</m:t>
-                    </m:r>
-                  </m:e>
-                </m:d>
-                <m:r>
-                  <m:rPr>
-                    <m:sty m:val="p"/>
-                  </m:rPr>
-                  <m:t>+</m:t>
-                </m:r>
-                <m:r>
-                  <m:t>2</m:t>
-                </m:r>
-                <m:r>
-                  <m:rPr>
-                    <m:sty m:val="p"/>
-                  </m:rPr>
-                  <m:t>=</m:t>
-                </m:r>
-                <m:borderBox>
-                  <m:e>
-                    <m:r>
-                      <m:rPr>
-                        <m:sty m:val="p"/>
-                      </m:rPr>
-                      <w:rPr>
-                        <w:color w:val="B3261E"/>
-                        <w:highlight w:val="yellow"/>
-                      </w:rPr>
-                      <m:t>−</m:t>
-                    </m:r>
-                    <m:r>
-                      <m:rPr>
-                        <m:sty m:val="p"/>
-                      </m:rPr>
-                      <w:rPr>
-                        <w:color w:val="B3261E"/>
-                        <w:highlight w:val="yellow"/>
-                      </w:rPr>
-                      <m:t>∞</m:t>
-                    </m:r>
-                  </m:e>
-                </m:borderBox>
-              </m:oMath>
-            </m:oMathPara>
+                    </m:mr>
+                  </m:m>
+                </m:e>
+              </m:d>
+            </m:oMath>
           </w:p>
         </w:tc>
       </w:tr>
@@ -31517,7 +33301,7 @@
                     <a:graphicData uri="http://schemas.openxmlformats.org/drawingml/2006/picture">
                       <pic:pic>
                         <pic:nvPicPr>
-                          <pic:cNvPr id="0" name="8d3c971ad25adf84.png"/>
+                          <pic:cNvPr id="0" name="2e711377eeb4b943.png"/>
                           <pic:cNvPicPr/>
                         </pic:nvPicPr>
                         <pic:blipFill>
@@ -31562,7 +33346,7 @@
               <w:rPr>
                 <w:rtl/>
               </w:rPr>
-              <w:t xml:space="preserve">عند</w:t>
+              <w:t xml:space="preserve"> </w:t>
             </w:r>
             <w:r>
               <w:rPr>
@@ -31571,321 +33355,253 @@
               <w:t xml:space="preserve"> </w:t>
             </w:r>
             <m:oMath>
-              <m:sSup>
+              <m:d>
+                <m:dPr>
+                  <m:begChr m:val="{"/>
+                  <m:endChr m:val=""/>
+                  <m:sepChr m:val=""/>
+                  <m:grow/>
+                </m:dPr>
                 <m:e>
-                  <m:r>
-                    <m:t>0</m:t>
-                  </m:r>
-                </m:e>
-                <m:sup>
-                  <m:r>
-                    <m:rPr>
-                      <m:sty m:val="p"/>
-                    </m:rPr>
-                    <m:t>+</m:t>
-                  </m:r>
-                </m:sup>
-              </m:sSup>
-            </m:oMath>
-            <w:r>
-              <w:rPr>
-                <w:rtl/>
-              </w:rPr>
-              <w:t xml:space="preserve">:</w:t>
-            </w:r>
-            <w:r>
-              <w:rPr>
-                <w:rtl/>
-              </w:rPr>
-              <w:t xml:space="preserve"> </w:t>
-            </w:r>
-            <m:oMath>
-              <m:r>
-                <m:rPr>
-                  <m:sty m:val="p"/>
-                </m:rPr>
-                <m:t>ln</m:t>
-              </m:r>
-              <m:r>
-                <m:t>x</m:t>
-              </m:r>
-              <m:r>
-                <m:rPr>
-                  <m:sty m:val="p"/>
-                </m:rPr>
-                <m:t>→</m:t>
-              </m:r>
-              <m:r>
-                <m:rPr>
-                  <m:sty m:val="p"/>
-                </m:rPr>
-                <m:t>−</m:t>
-              </m:r>
-              <m:r>
-                <m:rPr>
-                  <m:sty m:val="p"/>
-                </m:rPr>
-                <m:t>∞</m:t>
-              </m:r>
-            </m:oMath>
-            <w:r>
-              <w:rPr>
-                <w:rtl/>
-              </w:rPr>
-              <w:t xml:space="preserve"> </w:t>
-            </w:r>
-            <w:r>
-              <w:rPr>
-                <w:rtl/>
-              </w:rPr>
-              <w:t xml:space="preserve">و</w:t>
-            </w:r>
-            <w:r>
-              <w:rPr>
-                <w:rtl/>
-              </w:rPr>
-              <w:t xml:space="preserve"> </w:t>
-            </w:r>
-            <m:oMath>
-              <m:f>
-                <m:fPr>
-                  <m:type m:val="bar"/>
-                </m:fPr>
-                <m:num>
-                  <m:r>
-                    <m:t>1</m:t>
-                  </m:r>
-                </m:num>
-                <m:den>
-                  <m:r>
-                    <m:t>x</m:t>
-                  </m:r>
-                </m:den>
-              </m:f>
-              <m:r>
-                <m:rPr>
-                  <m:sty m:val="p"/>
-                </m:rPr>
-                <m:t>→</m:t>
-              </m:r>
-              <m:r>
-                <m:rPr>
-                  <m:sty m:val="p"/>
-                </m:rPr>
-                <m:t>+</m:t>
-              </m:r>
-              <m:r>
-                <m:rPr>
-                  <m:sty m:val="p"/>
-                </m:rPr>
-                <m:t>∞</m:t>
-              </m:r>
-            </m:oMath>
-            <w:r>
-              <w:rPr>
-                <w:rtl/>
-              </w:rPr>
-              <w:t xml:space="preserve"> </w:t>
-            </w:r>
-            <w:r>
-              <w:rPr>
-                <w:rtl/>
-              </w:rPr>
-              <w:t xml:space="preserve">، إذن</w:t>
-            </w:r>
-            <w:r>
-              <w:rPr>
-                <w:rtl/>
-              </w:rPr>
-              <w:t xml:space="preserve"> </w:t>
-            </w:r>
-            <m:oMath>
-              <m:f>
-                <m:fPr>
-                  <m:type m:val="bar"/>
-                </m:fPr>
-                <m:num>
-                  <m:r>
-                    <m:rPr>
-                      <m:sty m:val="p"/>
-                    </m:rPr>
-                    <m:t>ln</m:t>
-                  </m:r>
-                  <m:r>
-                    <m:t>x</m:t>
-                  </m:r>
-                </m:num>
-                <m:den>
-                  <m:r>
-                    <m:t>x</m:t>
-                  </m:r>
-                </m:den>
-              </m:f>
-              <m:r>
-                <m:rPr>
-                  <m:sty m:val="p"/>
-                </m:rPr>
-                <m:t>→</m:t>
-              </m:r>
-              <m:r>
-                <m:rPr>
-                  <m:sty m:val="p"/>
-                </m:rPr>
-                <m:t>−</m:t>
-              </m:r>
-              <m:r>
-                <m:rPr>
-                  <m:sty m:val="p"/>
-                </m:rPr>
-                <m:t>∞</m:t>
-              </m:r>
-            </m:oMath>
-            <w:r>
-              <w:rPr>
-                <w:rtl/>
-              </w:rPr>
-              <w:t xml:space="preserve">:</w:t>
-            </w:r>
-          </w:p>
-          <w:p>
-            <w:pPr>
-              <w:bidi/>
-            </w:pPr>
-            <m:oMathPara>
-              <m:oMathParaPr>
-                <m:jc m:val="center"/>
-              </m:oMathParaPr>
-              <m:oMath>
-                <m:limLow>
-                  <m:e>
-                    <m:r>
-                      <m:rPr>
-                        <m:sty m:val="p"/>
-                      </m:rPr>
-                      <m:t>lim</m:t>
-                    </m:r>
-                  </m:e>
-                  <m:lim>
-                    <m:r>
-                      <m:t>x</m:t>
-                    </m:r>
-                    <m:r>
-                      <m:rPr>
-                        <m:sty m:val="p"/>
-                      </m:rPr>
-                      <m:t>→</m:t>
-                    </m:r>
-                    <m:sSup>
+                  <m:m>
+                    <m:mPr>
+                      <m:baseJc m:val="center"/>
+                      <m:plcHide m:val="on"/>
+                      <m:mcs>
+                        <m:mc>
+                          <m:mcPr>
+                            <m:mcJc m:val="left"/>
+                            <m:count m:val="1"/>
+                          </m:mcPr>
+                        </m:mc>
+                      </m:mcs>
+                    </m:mPr>
+                    <m:mr>
                       <m:e>
-                        <m:r>
-                          <m:t>0</m:t>
-                        </m:r>
-                      </m:e>
-                      <m:sup>
+                        <m:limLow>
+                          <m:e>
+                            <m:r>
+                              <m:rPr>
+                                <m:sty m:val="p"/>
+                              </m:rPr>
+                              <m:t>lim</m:t>
+                            </m:r>
+                          </m:e>
+                          <m:lim>
+                            <m:r>
+                              <m:t>x</m:t>
+                            </m:r>
+                            <m:r>
+                              <m:rPr>
+                                <m:sty m:val="p"/>
+                              </m:rPr>
+                              <m:t>→</m:t>
+                            </m:r>
+                            <m:sSup>
+                              <m:e>
+                                <m:r>
+                                  <m:t>0</m:t>
+                                </m:r>
+                              </m:e>
+                              <m:sup>
+                                <m:r>
+                                  <m:rPr>
+                                    <m:sty m:val="p"/>
+                                  </m:rPr>
+                                  <m:t>+</m:t>
+                                </m:r>
+                              </m:sup>
+                            </m:sSup>
+                          </m:lim>
+                        </m:limLow>
+                        <m:d>
+                          <m:dPr>
+                            <m:begChr m:val="("/>
+                            <m:endChr m:val=")"/>
+                            <m:sepChr m:val=""/>
+                            <m:grow/>
+                          </m:dPr>
+                          <m:e>
+                            <m:r>
+                              <m:t>x</m:t>
+                            </m:r>
+                            <m:r>
+                              <m:rPr>
+                                <m:sty m:val="p"/>
+                              </m:rPr>
+                              <m:t>+</m:t>
+                            </m:r>
+                            <m:r>
+                              <m:t>1</m:t>
+                            </m:r>
+                          </m:e>
+                        </m:d>
                         <m:r>
                           <m:rPr>
                             <m:sty m:val="p"/>
                           </m:rPr>
-                          <m:t>+</m:t>
+                          <m:t>=</m:t>
                         </m:r>
-                      </m:sup>
-                    </m:sSup>
-                  </m:lim>
-                </m:limLow>
-                <m:r>
-                  <m:t>f</m:t>
-                </m:r>
-                <m:d>
-                  <m:dPr>
-                    <m:begChr m:val="("/>
-                    <m:endChr m:val=")"/>
-                    <m:sepChr m:val=""/>
-                    <m:grow/>
-                  </m:dPr>
-                  <m:e>
-                    <m:r>
-                      <m:t>x</m:t>
-                    </m:r>
-                  </m:e>
-                </m:d>
-                <m:r>
-                  <m:rPr>
-                    <m:sty m:val="p"/>
-                  </m:rPr>
-                  <m:t>=</m:t>
-                </m:r>
-                <m:r>
-                  <m:t>0</m:t>
-                </m:r>
-                <m:r>
-                  <m:rPr>
-                    <m:sty m:val="p"/>
-                  </m:rPr>
-                  <m:t>+</m:t>
-                </m:r>
-                <m:r>
-                  <m:t>1</m:t>
-                </m:r>
-                <m:r>
-                  <m:rPr>
-                    <m:sty m:val="p"/>
-                  </m:rPr>
-                  <m:t>−</m:t>
-                </m:r>
-                <m:d>
-                  <m:dPr>
-                    <m:begChr m:val="("/>
-                    <m:endChr m:val=")"/>
-                    <m:sepChr m:val=""/>
-                    <m:grow/>
-                  </m:dPr>
-                  <m:e>
-                    <m:r>
-                      <m:rPr>
-                        <m:sty m:val="p"/>
-                      </m:rPr>
-                      <m:t>−</m:t>
-                    </m:r>
-                    <m:r>
-                      <m:rPr>
-                        <m:sty m:val="p"/>
-                      </m:rPr>
-                      <m:t>∞</m:t>
-                    </m:r>
-                  </m:e>
-                </m:d>
-                <m:r>
-                  <m:rPr>
-                    <m:sty m:val="p"/>
-                  </m:rPr>
-                  <m:t>=</m:t>
-                </m:r>
-                <m:borderBox>
-                  <m:e>
-                    <m:r>
-                      <m:rPr>
-                        <m:sty m:val="p"/>
-                      </m:rPr>
-                      <w:rPr>
-                        <w:color w:val="B3261E"/>
-                        <w:highlight w:val="yellow"/>
-                      </w:rPr>
-                      <m:t>+</m:t>
-                    </m:r>
-                    <m:r>
-                      <m:rPr>
-                        <m:sty m:val="p"/>
-                      </m:rPr>
-                      <w:rPr>
-                        <w:color w:val="B3261E"/>
-                        <w:highlight w:val="yellow"/>
-                      </w:rPr>
-                      <m:t>∞</m:t>
-                    </m:r>
-                  </m:e>
-                </m:borderBox>
-              </m:oMath>
-            </m:oMathPara>
+                        <m:r>
+                          <m:t>1</m:t>
+                        </m:r>
+                      </m:e>
+                    </m:mr>
+                    <m:mr>
+                      <m:e>
+                        <m:limLow>
+                          <m:e>
+                            <m:r>
+                              <m:rPr>
+                                <m:sty m:val="p"/>
+                              </m:rPr>
+                              <m:t>lim</m:t>
+                            </m:r>
+                          </m:e>
+                          <m:lim>
+                            <m:r>
+                              <m:t>x</m:t>
+                            </m:r>
+                            <m:r>
+                              <m:rPr>
+                                <m:sty m:val="p"/>
+                              </m:rPr>
+                              <m:t>→</m:t>
+                            </m:r>
+                            <m:sSup>
+                              <m:e>
+                                <m:r>
+                                  <m:t>0</m:t>
+                                </m:r>
+                              </m:e>
+                              <m:sup>
+                                <m:r>
+                                  <m:rPr>
+                                    <m:sty m:val="p"/>
+                                  </m:rPr>
+                                  <m:t>+</m:t>
+                                </m:r>
+                              </m:sup>
+                            </m:sSup>
+                          </m:lim>
+                        </m:limLow>
+                        <m:f>
+                          <m:fPr>
+                            <m:type m:val="bar"/>
+                          </m:fPr>
+                          <m:num>
+                            <m:r>
+                              <m:rPr>
+                                <m:sty m:val="p"/>
+                              </m:rPr>
+                              <m:t>ln</m:t>
+                            </m:r>
+                            <m:r>
+                              <m:t>x</m:t>
+                            </m:r>
+                          </m:num>
+                          <m:den>
+                            <m:r>
+                              <m:t>x</m:t>
+                            </m:r>
+                          </m:den>
+                        </m:f>
+                        <m:r>
+                          <m:rPr>
+                            <m:sty m:val="p"/>
+                          </m:rPr>
+                          <m:t>=</m:t>
+                        </m:r>
+                        <m:limLow>
+                          <m:e>
+                            <m:r>
+                              <m:rPr>
+                                <m:sty m:val="p"/>
+                              </m:rPr>
+                              <m:t>lim</m:t>
+                            </m:r>
+                          </m:e>
+                          <m:lim>
+                            <m:r>
+                              <m:t>x</m:t>
+                            </m:r>
+                            <m:r>
+                              <m:rPr>
+                                <m:sty m:val="p"/>
+                              </m:rPr>
+                              <m:t>→</m:t>
+                            </m:r>
+                            <m:sSup>
+                              <m:e>
+                                <m:r>
+                                  <m:t>0</m:t>
+                                </m:r>
+                              </m:e>
+                              <m:sup>
+                                <m:r>
+                                  <m:rPr>
+                                    <m:sty m:val="p"/>
+                                  </m:rPr>
+                                  <m:t>+</m:t>
+                                </m:r>
+                              </m:sup>
+                            </m:sSup>
+                          </m:lim>
+                        </m:limLow>
+                        <m:r>
+                          <m:rPr>
+                            <m:sty m:val="p"/>
+                          </m:rPr>
+                          <m:t>ln</m:t>
+                        </m:r>
+                        <m:r>
+                          <m:t>x</m:t>
+                        </m:r>
+                        <m:r>
+                          <m:rPr>
+                            <m:sty m:val="p"/>
+                          </m:rPr>
+                          <m:t>×</m:t>
+                        </m:r>
+                        <m:f>
+                          <m:fPr>
+                            <m:type m:val="bar"/>
+                          </m:fPr>
+                          <m:num>
+                            <m:r>
+                              <m:t>1</m:t>
+                            </m:r>
+                          </m:num>
+                          <m:den>
+                            <m:r>
+                              <m:t>x</m:t>
+                            </m:r>
+                          </m:den>
+                        </m:f>
+                        <m:r>
+                          <m:rPr>
+                            <m:sty m:val="p"/>
+                          </m:rPr>
+                          <m:t>=</m:t>
+                        </m:r>
+                        <m:r>
+                          <m:rPr>
+                            <m:sty m:val="p"/>
+                          </m:rPr>
+                          <m:t>−</m:t>
+                        </m:r>
+                        <m:r>
+                          <m:rPr>
+                            <m:sty m:val="p"/>
+                          </m:rPr>
+                          <m:t>∞</m:t>
+                        </m:r>
+                      </m:e>
+                    </m:mr>
+                  </m:m>
+                </m:e>
+              </m:d>
+            </m:oMath>
           </w:p>
           <w:p>
             <w:pPr>
@@ -31943,7 +33659,7 @@
               <w:rPr>
                 <w:rtl/>
               </w:rPr>
-              <w:t xml:space="preserve">عند</w:t>
+              <w:t xml:space="preserve"> </w:t>
             </w:r>
             <w:r>
               <w:rPr>
@@ -31952,168 +33668,175 @@
               <w:t xml:space="preserve"> </w:t>
             </w:r>
             <m:oMath>
-              <m:r>
-                <m:rPr>
-                  <m:sty m:val="p"/>
-                </m:rPr>
-                <m:t>+</m:t>
-              </m:r>
-              <m:r>
-                <m:rPr>
-                  <m:sty m:val="p"/>
-                </m:rPr>
-                <m:t>∞</m:t>
-              </m:r>
-            </m:oMath>
-            <w:r>
-              <w:rPr>
-                <w:rtl/>
-              </w:rPr>
-              <w:t xml:space="preserve">:</w:t>
-            </w:r>
-            <w:r>
-              <w:rPr>
-                <w:rtl/>
-              </w:rPr>
-              <w:t xml:space="preserve"> </w:t>
-            </w:r>
-            <m:oMath>
-              <m:f>
-                <m:fPr>
-                  <m:type m:val="bar"/>
-                </m:fPr>
-                <m:num>
-                  <m:r>
-                    <m:rPr>
-                      <m:sty m:val="p"/>
-                    </m:rPr>
-                    <m:t>ln</m:t>
-                  </m:r>
-                  <m:r>
-                    <m:t>x</m:t>
-                  </m:r>
-                </m:num>
-                <m:den>
-                  <m:r>
-                    <m:t>x</m:t>
-                  </m:r>
-                </m:den>
-              </m:f>
-              <m:r>
-                <m:rPr>
-                  <m:sty m:val="p"/>
-                </m:rPr>
-                <m:t>→</m:t>
-              </m:r>
-              <m:r>
-                <m:t>0</m:t>
-              </m:r>
-            </m:oMath>
-            <w:r>
-              <w:rPr>
-                <w:rtl/>
-              </w:rPr>
-              <w:t xml:space="preserve"> </w:t>
-            </w:r>
-            <w:r>
-              <w:rPr>
-                <w:rtl/>
-              </w:rPr>
-              <w:t xml:space="preserve">، إذن</w:t>
-            </w:r>
-            <w:r>
-              <w:rPr>
-                <w:rtl/>
-              </w:rPr>
-              <w:t xml:space="preserve"> </w:t>
-            </w:r>
-            <m:oMath>
-              <m:limLow>
-                <m:e>
-                  <m:r>
-                    <m:rPr>
-                      <m:sty m:val="p"/>
-                    </m:rPr>
-                    <m:t>lim</m:t>
-                  </m:r>
-                </m:e>
-                <m:lim>
-                  <m:r>
-                    <m:t>x</m:t>
-                  </m:r>
-                  <m:r>
-                    <m:rPr>
-                      <m:sty m:val="p"/>
-                    </m:rPr>
-                    <m:t>→</m:t>
-                  </m:r>
-                  <m:r>
-                    <m:rPr>
-                      <m:sty m:val="p"/>
-                    </m:rPr>
-                    <m:t>+</m:t>
-                  </m:r>
-                  <m:r>
-                    <m:rPr>
-                      <m:sty m:val="p"/>
-                    </m:rPr>
-                    <m:t>∞</m:t>
-                  </m:r>
-                </m:lim>
-              </m:limLow>
-              <m:r>
-                <m:t>f</m:t>
-              </m:r>
               <m:d>
                 <m:dPr>
-                  <m:begChr m:val="("/>
-                  <m:endChr m:val=")"/>
+                  <m:begChr m:val="{"/>
+                  <m:endChr m:val=""/>
                   <m:sepChr m:val=""/>
                   <m:grow/>
                 </m:dPr>
                 <m:e>
-                  <m:r>
-                    <m:t>x</m:t>
-                  </m:r>
+                  <m:m>
+                    <m:mPr>
+                      <m:baseJc m:val="center"/>
+                      <m:plcHide m:val="on"/>
+                      <m:mcs>
+                        <m:mc>
+                          <m:mcPr>
+                            <m:mcJc m:val="left"/>
+                            <m:count m:val="1"/>
+                          </m:mcPr>
+                        </m:mc>
+                      </m:mcs>
+                    </m:mPr>
+                    <m:mr>
+                      <m:e>
+                        <m:limLow>
+                          <m:e>
+                            <m:r>
+                              <m:rPr>
+                                <m:sty m:val="p"/>
+                              </m:rPr>
+                              <m:t>lim</m:t>
+                            </m:r>
+                          </m:e>
+                          <m:lim>
+                            <m:r>
+                              <m:t>x</m:t>
+                            </m:r>
+                            <m:r>
+                              <m:rPr>
+                                <m:sty m:val="p"/>
+                              </m:rPr>
+                              <m:t>→</m:t>
+                            </m:r>
+                            <m:r>
+                              <m:rPr>
+                                <m:sty m:val="p"/>
+                              </m:rPr>
+                              <m:t>+</m:t>
+                            </m:r>
+                            <m:r>
+                              <m:rPr>
+                                <m:sty m:val="p"/>
+                              </m:rPr>
+                              <m:t>∞</m:t>
+                            </m:r>
+                          </m:lim>
+                        </m:limLow>
+                        <m:d>
+                          <m:dPr>
+                            <m:begChr m:val="("/>
+                            <m:endChr m:val=")"/>
+                            <m:sepChr m:val=""/>
+                            <m:grow/>
+                          </m:dPr>
+                          <m:e>
+                            <m:r>
+                              <m:t>x</m:t>
+                            </m:r>
+                            <m:r>
+                              <m:rPr>
+                                <m:sty m:val="p"/>
+                              </m:rPr>
+                              <m:t>+</m:t>
+                            </m:r>
+                            <m:r>
+                              <m:t>1</m:t>
+                            </m:r>
+                          </m:e>
+                        </m:d>
+                        <m:r>
+                          <m:rPr>
+                            <m:sty m:val="p"/>
+                          </m:rPr>
+                          <m:t>=</m:t>
+                        </m:r>
+                        <m:r>
+                          <m:rPr>
+                            <m:sty m:val="p"/>
+                          </m:rPr>
+                          <m:t>+</m:t>
+                        </m:r>
+                        <m:r>
+                          <m:rPr>
+                            <m:sty m:val="p"/>
+                          </m:rPr>
+                          <m:t>∞</m:t>
+                        </m:r>
+                      </m:e>
+                    </m:mr>
+                    <m:mr>
+                      <m:e>
+                        <m:limLow>
+                          <m:e>
+                            <m:r>
+                              <m:rPr>
+                                <m:sty m:val="p"/>
+                              </m:rPr>
+                              <m:t>lim</m:t>
+                            </m:r>
+                          </m:e>
+                          <m:lim>
+                            <m:r>
+                              <m:t>x</m:t>
+                            </m:r>
+                            <m:r>
+                              <m:rPr>
+                                <m:sty m:val="p"/>
+                              </m:rPr>
+                              <m:t>→</m:t>
+                            </m:r>
+                            <m:r>
+                              <m:rPr>
+                                <m:sty m:val="p"/>
+                              </m:rPr>
+                              <m:t>+</m:t>
+                            </m:r>
+                            <m:r>
+                              <m:rPr>
+                                <m:sty m:val="p"/>
+                              </m:rPr>
+                              <m:t>∞</m:t>
+                            </m:r>
+                          </m:lim>
+                        </m:limLow>
+                        <m:f>
+                          <m:fPr>
+                            <m:type m:val="bar"/>
+                          </m:fPr>
+                          <m:num>
+                            <m:r>
+                              <m:rPr>
+                                <m:sty m:val="p"/>
+                              </m:rPr>
+                              <m:t>ln</m:t>
+                            </m:r>
+                            <m:r>
+                              <m:t>x</m:t>
+                            </m:r>
+                          </m:num>
+                          <m:den>
+                            <m:r>
+                              <m:t>x</m:t>
+                            </m:r>
+                          </m:den>
+                        </m:f>
+                        <m:r>
+                          <m:rPr>
+                            <m:sty m:val="p"/>
+                          </m:rPr>
+                          <m:t>=</m:t>
+                        </m:r>
+                        <m:r>
+                          <m:t>0</m:t>
+                        </m:r>
+                      </m:e>
+                    </m:mr>
+                  </m:m>
                 </m:e>
               </m:d>
-              <m:r>
-                <m:rPr>
-                  <m:sty m:val="p"/>
-                </m:rPr>
-                <m:t>=</m:t>
-              </m:r>
-              <m:borderBox>
-                <m:e>
-                  <m:r>
-                    <m:rPr>
-                      <m:sty m:val="p"/>
-                    </m:rPr>
-                    <w:rPr>
-                      <w:color w:val="B3261E"/>
-                      <w:highlight w:val="yellow"/>
-                    </w:rPr>
-                    <m:t>+</m:t>
-                  </m:r>
-                  <m:r>
-                    <m:rPr>
-                      <m:sty m:val="p"/>
-                    </m:rPr>
-                    <w:rPr>
-                      <w:color w:val="B3261E"/>
-                      <w:highlight w:val="yellow"/>
-                    </w:rPr>
-                    <m:t>∞</m:t>
-                  </m:r>
-                </m:e>
-              </m:borderBox>
             </m:oMath>
-            <w:r>
-              <w:rPr>
-                <w:rtl/>
-              </w:rPr>
-              <w:t xml:space="preserve">.</w:t>
-            </w:r>
           </w:p>
           <w:p>
             <w:pPr>
@@ -32592,7 +34315,7 @@
                     <a:graphicData uri="http://schemas.openxmlformats.org/drawingml/2006/picture">
                       <pic:pic>
                         <pic:nvPicPr>
-                          <pic:cNvPr id="0" name="fc4b5f9a2b9e9636.png"/>
+                          <pic:cNvPr id="0" name="df0ec6f642d3fbfb.png"/>
                           <pic:cNvPicPr/>
                         </pic:nvPicPr>
                         <pic:blipFill>
@@ -33049,7 +34772,7 @@
                     <a:graphicData uri="http://schemas.openxmlformats.org/drawingml/2006/picture">
                       <pic:pic>
                         <pic:nvPicPr>
-                          <pic:cNvPr id="0" name="c277c6f0c52aa862.png"/>
+                          <pic:cNvPr id="0" name="b7da14aa85a1d185.png"/>
                           <pic:cNvPicPr/>
                         </pic:nvPicPr>
                         <pic:blipFill>
@@ -33117,7 +34840,7 @@
                     <a:graphicData uri="http://schemas.openxmlformats.org/drawingml/2006/picture">
                       <pic:pic>
                         <pic:nvPicPr>
-                          <pic:cNvPr id="0" name="dd5b8bce369c0a21.png"/>
+                          <pic:cNvPr id="0" name="d12a9d017cfe181a.png"/>
                           <pic:cNvPicPr/>
                         </pic:nvPicPr>
                         <pic:blipFill>

--- a/documents/ln_ge/molakhas_log_3as_ge.docx
+++ b/documents/ln_ge/molakhas_log_3as_ge.docx
@@ -162,17 +162,21 @@
                 </w:tcPr>
                 <w:p>
                   <w:pPr>
-                    <w:numPr>
-                      <w:ilvl w:val="0"/>
-                      <w:numId w:val="1001"/>
-                    </w:numPr>
                     <w:bidi/>
                   </w:pPr>
                   <w:r>
                     <w:rPr>
+                      <w:b/>
+                      <w:bCs/>
                       <w:rtl/>
                     </w:rPr>
-                    <w:t xml:space="preserve">المشتقات ، الدالة</w:t>
+                    <w:t xml:space="preserve">8.</w:t>
+                  </w:r>
+                  <w:r>
+                    <w:rPr>
+                      <w:rtl/>
+                    </w:rPr>
+                    <w:t xml:space="preserve"> المشتقات ، الدالة</w:t>
                   </w:r>
                   <w:r>
                     <w:rPr>
@@ -194,17 +198,21 @@
                 </w:p>
                 <w:p>
                   <w:pPr>
-                    <w:numPr>
-                      <w:ilvl w:val="0"/>
-                      <w:numId w:val="1001"/>
-                    </w:numPr>
                     <w:bidi/>
                   </w:pPr>
                   <w:r>
                     <w:rPr>
+                      <w:b/>
+                      <w:bCs/>
                       <w:rtl/>
                     </w:rPr>
-                    <w:t xml:space="preserve">دراسة الدالة</w:t>
+                    <w:t xml:space="preserve">9.</w:t>
+                  </w:r>
+                  <w:r>
+                    <w:rPr>
+                      <w:rtl/>
+                    </w:rPr>
+                    <w:t xml:space="preserve"> دراسة الدالة</w:t>
                   </w:r>
                   <w:r>
                     <w:rPr>
@@ -235,17 +243,21 @@
                 </w:p>
                 <w:p>
                   <w:pPr>
-                    <w:numPr>
-                      <w:ilvl w:val="0"/>
-                      <w:numId w:val="1001"/>
-                    </w:numPr>
                     <w:bidi/>
                   </w:pPr>
                   <w:r>
                     <w:rPr>
+                      <w:b/>
+                      <w:bCs/>
                       <w:rtl/>
                     </w:rPr>
-                    <w:t xml:space="preserve">اللوغاريتم العشري وذو الأساس</w:t>
+                    <w:t xml:space="preserve">10.</w:t>
+                  </w:r>
+                  <w:r>
+                    <w:rPr>
+                      <w:rtl/>
+                    </w:rPr>
+                    <w:t xml:space="preserve"> اللوغاريتم العشري وذو الأساس</w:t>
                   </w:r>
                   <w:r>
                     <w:rPr>
@@ -261,62 +273,78 @@
                 </w:p>
                 <w:p>
                   <w:pPr>
-                    <w:numPr>
-                      <w:ilvl w:val="0"/>
-                      <w:numId w:val="1001"/>
-                    </w:numPr>
                     <w:bidi/>
                   </w:pPr>
                   <w:r>
                     <w:rPr>
+                      <w:b/>
+                      <w:bCs/>
                       <w:rtl/>
                     </w:rPr>
-                    <w:t xml:space="preserve">تطبيقات اقتصادية</w:t>
+                    <w:t xml:space="preserve">11.</w:t>
+                  </w:r>
+                  <w:r>
+                    <w:rPr>
+                      <w:rtl/>
+                    </w:rPr>
+                    <w:t xml:space="preserve"> تطبيقات اقتصادية</w:t>
                   </w:r>
                 </w:p>
                 <w:p>
                   <w:pPr>
-                    <w:numPr>
-                      <w:ilvl w:val="0"/>
-                      <w:numId w:val="1001"/>
-                    </w:numPr>
                     <w:bidi/>
                   </w:pPr>
                   <w:r>
                     <w:rPr>
+                      <w:b/>
+                      <w:bCs/>
                       <w:rtl/>
                     </w:rPr>
-                    <w:t xml:space="preserve">أمثلة من بكالوريا تسيير واقتصاد</w:t>
+                    <w:t xml:space="preserve">12.</w:t>
+                  </w:r>
+                  <w:r>
+                    <w:rPr>
+                      <w:rtl/>
+                    </w:rPr>
+                    <w:t xml:space="preserve"> أمثلة من بكالوريا تسيير واقتصاد</w:t>
                   </w:r>
                 </w:p>
                 <w:p>
                   <w:pPr>
-                    <w:numPr>
-                      <w:ilvl w:val="0"/>
-                      <w:numId w:val="1001"/>
-                    </w:numPr>
                     <w:bidi/>
                   </w:pPr>
                   <w:r>
                     <w:rPr>
+                      <w:b/>
+                      <w:bCs/>
                       <w:rtl/>
                     </w:rPr>
-                    <w:t xml:space="preserve">مثال شامل من نمط البكالوريا</w:t>
+                    <w:t xml:space="preserve">13.</w:t>
+                  </w:r>
+                  <w:r>
+                    <w:rPr>
+                      <w:rtl/>
+                    </w:rPr>
+                    <w:t xml:space="preserve"> مثال شامل من نمط البكالوريا</w:t>
                   </w:r>
                 </w:p>
                 <w:p>
                   <w:pPr>
-                    <w:numPr>
-                      <w:ilvl w:val="0"/>
-                      <w:numId w:val="1001"/>
-                    </w:numPr>
                     <w:bidi/>
                   </w:pPr>
                   <w:r>
                     <w:rPr>
+                      <w:b/>
+                      <w:bCs/>
                       <w:rtl/>
                     </w:rPr>
-                    <w:t xml:space="preserve">خلاصة الطرائق</w:t>
+                    <w:t xml:space="preserve">14.</w:t>
+                  </w:r>
+                  <w:r>
+                    <w:rPr>
+                      <w:rtl/>
+                    </w:rPr>
+                    <w:t xml:space="preserve"> خلاصة الطرائق</w:t>
                   </w:r>
                 </w:p>
               </w:tc>
@@ -326,17 +354,21 @@
                 </w:tcPr>
                 <w:p>
                   <w:pPr>
-                    <w:numPr>
-                      <w:ilvl w:val="0"/>
-                      <w:numId w:val="1002"/>
-                    </w:numPr>
                     <w:bidi/>
                   </w:pPr>
                   <w:r>
                     <w:rPr>
+                      <w:b/>
+                      <w:bCs/>
                       <w:rtl/>
                     </w:rPr>
-                    <w:t xml:space="preserve">التعريف: الدالة الأصلية لمقلوب</w:t>
+                    <w:t xml:space="preserve">1.</w:t>
+                  </w:r>
+                  <w:r>
+                    <w:rPr>
+                      <w:rtl/>
+                    </w:rPr>
+                    <w:t xml:space="preserve"> التعريف: الدالة الأصلية لمقلوب</w:t>
                   </w:r>
                   <w:r>
                     <w:rPr>
@@ -352,62 +384,78 @@
                 </w:p>
                 <w:p>
                   <w:pPr>
-                    <w:numPr>
-                      <w:ilvl w:val="0"/>
-                      <w:numId w:val="1002"/>
-                    </w:numPr>
                     <w:bidi/>
                   </w:pPr>
                   <w:r>
                     <w:rPr>
+                      <w:b/>
+                      <w:bCs/>
                       <w:rtl/>
                     </w:rPr>
-                    <w:t xml:space="preserve">الخواص الجبرية</w:t>
+                    <w:t xml:space="preserve">2.</w:t>
+                  </w:r>
+                  <w:r>
+                    <w:rPr>
+                      <w:rtl/>
+                    </w:rPr>
+                    <w:t xml:space="preserve"> الخواص الجبرية</w:t>
                   </w:r>
                 </w:p>
                 <w:p>
                   <w:pPr>
-                    <w:numPr>
-                      <w:ilvl w:val="0"/>
-                      <w:numId w:val="1002"/>
-                    </w:numPr>
                     <w:bidi/>
                   </w:pPr>
                   <w:r>
                     <w:rPr>
+                      <w:b/>
+                      <w:bCs/>
                       <w:rtl/>
                     </w:rPr>
-                    <w:t xml:space="preserve">تبسيط عبارات لوغاريتمية</w:t>
+                    <w:t xml:space="preserve">3.</w:t>
+                  </w:r>
+                  <w:r>
+                    <w:rPr>
+                      <w:rtl/>
+                    </w:rPr>
+                    <w:t xml:space="preserve"> تبسيط عبارات لوغاريتمية</w:t>
                   </w:r>
                 </w:p>
                 <w:p>
                   <w:pPr>
-                    <w:numPr>
-                      <w:ilvl w:val="0"/>
-                      <w:numId w:val="1002"/>
-                    </w:numPr>
                     <w:bidi/>
                   </w:pPr>
                   <w:r>
                     <w:rPr>
+                      <w:b/>
+                      <w:bCs/>
                       <w:rtl/>
                     </w:rPr>
-                    <w:t xml:space="preserve">المعادلات اللوغاريتمية</w:t>
+                    <w:t xml:space="preserve">4.</w:t>
+                  </w:r>
+                  <w:r>
+                    <w:rPr>
+                      <w:rtl/>
+                    </w:rPr>
+                    <w:t xml:space="preserve"> المعادلات اللوغاريتمية</w:t>
                   </w:r>
                 </w:p>
                 <w:p>
                   <w:pPr>
-                    <w:numPr>
-                      <w:ilvl w:val="0"/>
-                      <w:numId w:val="1002"/>
-                    </w:numPr>
                     <w:bidi/>
                   </w:pPr>
                   <w:r>
                     <w:rPr>
+                      <w:b/>
+                      <w:bCs/>
                       <w:rtl/>
                     </w:rPr>
-                    <w:t xml:space="preserve">معادلات من الدرجة الثانية في</w:t>
+                    <w:t xml:space="preserve">5.</w:t>
+                  </w:r>
+                  <w:r>
+                    <w:rPr>
+                      <w:rtl/>
+                    </w:rPr>
+                    <w:t xml:space="preserve"> معادلات من الدرجة الثانية في</w:t>
                   </w:r>
                   <w:r>
                     <w:rPr>
@@ -429,32 +477,40 @@
                 </w:p>
                 <w:p>
                   <w:pPr>
-                    <w:numPr>
-                      <w:ilvl w:val="0"/>
-                      <w:numId w:val="1002"/>
-                    </w:numPr>
                     <w:bidi/>
                   </w:pPr>
                   <w:r>
                     <w:rPr>
+                      <w:b/>
+                      <w:bCs/>
                       <w:rtl/>
                     </w:rPr>
-                    <w:t xml:space="preserve">المتراجحات اللوغاريتمية</w:t>
+                    <w:t xml:space="preserve">6.</w:t>
+                  </w:r>
+                  <w:r>
+                    <w:rPr>
+                      <w:rtl/>
+                    </w:rPr>
+                    <w:t xml:space="preserve"> المتراجحات اللوغاريتمية</w:t>
                   </w:r>
                 </w:p>
                 <w:p>
                   <w:pPr>
-                    <w:numPr>
-                      <w:ilvl w:val="0"/>
-                      <w:numId w:val="1002"/>
-                    </w:numPr>
                     <w:bidi/>
                   </w:pPr>
                   <w:r>
                     <w:rPr>
+                      <w:b/>
+                      <w:bCs/>
                       <w:rtl/>
                     </w:rPr>
-                    <w:t xml:space="preserve">النهايات والنهايات الشهيرة</w:t>
+                    <w:t xml:space="preserve">7.</w:t>
+                  </w:r>
+                  <w:r>
+                    <w:rPr>
+                      <w:rtl/>
+                    </w:rPr>
+                    <w:t xml:space="preserve"> النهايات والنهايات الشهيرة</w:t>
                   </w:r>
                 </w:p>
               </w:tc>
@@ -1259,7 +1315,7 @@
             <w:pPr>
               <w:numPr>
                 <w:ilvl w:val="0"/>
-                <w:numId w:val="1003"/>
+                <w:numId w:val="1001"/>
               </w:numPr>
               <w:bidi/>
             </w:pPr>
@@ -1403,7 +1459,7 @@
             <w:pPr>
               <w:numPr>
                 <w:ilvl w:val="0"/>
-                <w:numId w:val="1003"/>
+                <w:numId w:val="1001"/>
               </w:numPr>
               <w:bidi/>
             </w:pPr>
@@ -1607,7 +1663,7 @@
             <w:pPr>
               <w:numPr>
                 <w:ilvl w:val="0"/>
-                <w:numId w:val="1003"/>
+                <w:numId w:val="1001"/>
               </w:numPr>
               <w:bidi/>
             </w:pPr>
@@ -1730,7 +1786,7 @@
             <w:pPr>
               <w:numPr>
                 <w:ilvl w:val="0"/>
-                <w:numId w:val="1003"/>
+                <w:numId w:val="1001"/>
               </w:numPr>
               <w:bidi/>
             </w:pPr>
@@ -4570,7 +4626,7 @@
             <w:pPr>
               <w:numPr>
                 <w:ilvl w:val="0"/>
-                <w:numId w:val="1004"/>
+                <w:numId w:val="1002"/>
               </w:numPr>
               <w:bidi/>
             </w:pPr>
@@ -4700,7 +4756,7 @@
             <w:pPr>
               <w:numPr>
                 <w:ilvl w:val="0"/>
-                <w:numId w:val="1004"/>
+                <w:numId w:val="1002"/>
               </w:numPr>
               <w:bidi/>
             </w:pPr>
@@ -4854,7 +4910,7 @@
             <w:pPr>
               <w:numPr>
                 <w:ilvl w:val="0"/>
-                <w:numId w:val="1004"/>
+                <w:numId w:val="1002"/>
               </w:numPr>
               <w:bidi/>
             </w:pPr>
@@ -5023,7 +5079,7 @@
             <w:pPr>
               <w:numPr>
                 <w:ilvl w:val="0"/>
-                <w:numId w:val="1004"/>
+                <w:numId w:val="1002"/>
               </w:numPr>
               <w:bidi/>
             </w:pPr>
@@ -5251,7 +5307,7 @@
             <w:pPr>
               <w:numPr>
                 <w:ilvl w:val="0"/>
-                <w:numId w:val="1005"/>
+                <w:numId w:val="1003"/>
               </w:numPr>
               <w:bidi/>
             </w:pPr>
@@ -5492,7 +5548,7 @@
             <w:pPr>
               <w:numPr>
                 <w:ilvl w:val="0"/>
-                <w:numId w:val="1005"/>
+                <w:numId w:val="1003"/>
               </w:numPr>
               <w:bidi/>
             </w:pPr>
@@ -5667,7 +5723,7 @@
             <w:pPr>
               <w:numPr>
                 <w:ilvl w:val="0"/>
-                <w:numId w:val="1005"/>
+                <w:numId w:val="1003"/>
               </w:numPr>
               <w:bidi/>
             </w:pPr>
@@ -5945,7 +6001,7 @@
             <w:pPr>
               <w:numPr>
                 <w:ilvl w:val="0"/>
-                <w:numId w:val="1006"/>
+                <w:numId w:val="1004"/>
               </w:numPr>
               <w:bidi/>
             </w:pPr>
@@ -6015,7 +6071,7 @@
             <w:pPr>
               <w:numPr>
                 <w:ilvl w:val="0"/>
-                <w:numId w:val="1006"/>
+                <w:numId w:val="1004"/>
               </w:numPr>
               <w:bidi/>
             </w:pPr>
@@ -6221,7 +6277,7 @@
             <w:pPr>
               <w:numPr>
                 <w:ilvl w:val="0"/>
-                <w:numId w:val="1006"/>
+                <w:numId w:val="1004"/>
               </w:numPr>
               <w:bidi/>
             </w:pPr>
@@ -9212,7 +9268,7 @@
             <w:pPr>
               <w:numPr>
                 <w:ilvl w:val="0"/>
-                <w:numId w:val="1007"/>
+                <w:numId w:val="1005"/>
               </w:numPr>
               <w:bidi/>
             </w:pPr>
@@ -9374,7 +9430,7 @@
             <w:pPr>
               <w:numPr>
                 <w:ilvl w:val="0"/>
-                <w:numId w:val="1007"/>
+                <w:numId w:val="1005"/>
               </w:numPr>
               <w:bidi/>
             </w:pPr>
@@ -9535,7 +9591,7 @@
             <w:pPr>
               <w:numPr>
                 <w:ilvl w:val="0"/>
-                <w:numId w:val="1007"/>
+                <w:numId w:val="1005"/>
               </w:numPr>
               <w:bidi/>
             </w:pPr>
@@ -18855,7 +18911,7 @@
             <w:pPr>
               <w:numPr>
                 <w:ilvl w:val="0"/>
-                <w:numId w:val="1008"/>
+                <w:numId w:val="1006"/>
               </w:numPr>
               <w:bidi/>
             </w:pPr>
@@ -19007,7 +19063,7 @@
             <w:pPr>
               <w:numPr>
                 <w:ilvl w:val="0"/>
-                <w:numId w:val="1008"/>
+                <w:numId w:val="1006"/>
               </w:numPr>
               <w:bidi/>
             </w:pPr>
@@ -19192,7 +19248,7 @@
             <w:pPr>
               <w:numPr>
                 <w:ilvl w:val="0"/>
-                <w:numId w:val="1008"/>
+                <w:numId w:val="1006"/>
               </w:numPr>
               <w:bidi/>
             </w:pPr>
@@ -21449,7 +21505,7 @@
             <w:pPr>
               <w:numPr>
                 <w:ilvl w:val="0"/>
-                <w:numId w:val="1009"/>
+                <w:numId w:val="1007"/>
               </w:numPr>
               <w:bidi/>
             </w:pPr>
@@ -21549,7 +21605,7 @@
             <w:pPr>
               <w:numPr>
                 <w:ilvl w:val="0"/>
-                <w:numId w:val="1009"/>
+                <w:numId w:val="1007"/>
               </w:numPr>
               <w:bidi/>
             </w:pPr>
@@ -21626,7 +21682,7 @@
             <w:pPr>
               <w:numPr>
                 <w:ilvl w:val="0"/>
-                <w:numId w:val="1009"/>
+                <w:numId w:val="1007"/>
               </w:numPr>
               <w:bidi/>
             </w:pPr>
@@ -21787,7 +21843,7 @@
             <w:pPr>
               <w:numPr>
                 <w:ilvl w:val="0"/>
-                <w:numId w:val="1009"/>
+                <w:numId w:val="1007"/>
               </w:numPr>
               <w:bidi/>
             </w:pPr>
@@ -21997,7 +22053,7 @@
             <w:pPr>
               <w:numPr>
                 <w:ilvl w:val="0"/>
-                <w:numId w:val="1010"/>
+                <w:numId w:val="1008"/>
               </w:numPr>
               <w:bidi/>
             </w:pPr>
@@ -22284,7 +22340,7 @@
             <w:pPr>
               <w:numPr>
                 <w:ilvl w:val="0"/>
-                <w:numId w:val="1010"/>
+                <w:numId w:val="1008"/>
               </w:numPr>
               <w:bidi/>
             </w:pPr>
@@ -22825,7 +22881,7 @@
             <w:pPr>
               <w:numPr>
                 <w:ilvl w:val="0"/>
-                <w:numId w:val="1011"/>
+                <w:numId w:val="1009"/>
               </w:numPr>
               <w:bidi/>
             </w:pPr>
@@ -23081,7 +23137,7 @@
             <w:pPr>
               <w:numPr>
                 <w:ilvl w:val="0"/>
-                <w:numId w:val="1011"/>
+                <w:numId w:val="1009"/>
               </w:numPr>
               <w:bidi/>
             </w:pPr>
@@ -36312,6 +36368,82 @@
       </w:pPr>
     </w:lvl>
   </w:abstractNum>
+  <w:abstractNum w:abstractNumId="991">
+    <w:nsid w:val="A991"/>
+    <w:multiLevelType w:val="multilevel"/>
+    <w:lvl w:ilvl="0">
+      <w:numFmt w:val="bullet"/>
+      <w:lvlText w:val="•"/>
+      <w:lvlJc w:val="left"/>
+      <w:pPr>
+        <w:ind w:left="720" w:hanging="480"/>
+      </w:pPr>
+    </w:lvl>
+    <w:lvl w:ilvl="1">
+      <w:numFmt w:val="bullet"/>
+      <w:lvlText w:val="–"/>
+      <w:lvlJc w:val="left"/>
+      <w:pPr>
+        <w:ind w:left="1440" w:hanging="480"/>
+      </w:pPr>
+    </w:lvl>
+    <w:lvl w:ilvl="2">
+      <w:numFmt w:val="bullet"/>
+      <w:lvlText w:val="•"/>
+      <w:lvlJc w:val="left"/>
+      <w:pPr>
+        <w:ind w:left="2160" w:hanging="480"/>
+      </w:pPr>
+    </w:lvl>
+    <w:lvl w:ilvl="3">
+      <w:numFmt w:val="bullet"/>
+      <w:lvlText w:val="–"/>
+      <w:lvlJc w:val="left"/>
+      <w:pPr>
+        <w:ind w:left="2880" w:hanging="480"/>
+      </w:pPr>
+    </w:lvl>
+    <w:lvl w:ilvl="4">
+      <w:numFmt w:val="bullet"/>
+      <w:lvlText w:val="•"/>
+      <w:lvlJc w:val="left"/>
+      <w:pPr>
+        <w:ind w:left="3600" w:hanging="480"/>
+      </w:pPr>
+    </w:lvl>
+    <w:lvl w:ilvl="5">
+      <w:numFmt w:val="bullet"/>
+      <w:lvlText w:val="–"/>
+      <w:lvlJc w:val="left"/>
+      <w:pPr>
+        <w:ind w:left="4320" w:hanging="480"/>
+      </w:pPr>
+    </w:lvl>
+    <w:lvl w:ilvl="6">
+      <w:numFmt w:val="bullet"/>
+      <w:lvlText w:val="•"/>
+      <w:lvlJc w:val="left"/>
+      <w:pPr>
+        <w:ind w:left="5040" w:hanging="480"/>
+      </w:pPr>
+    </w:lvl>
+    <w:lvl w:ilvl="7">
+      <w:numFmt w:val="bullet"/>
+      <w:lvlText w:val="–"/>
+      <w:lvlJc w:val="left"/>
+      <w:pPr>
+        <w:ind w:left="5760" w:hanging="480"/>
+      </w:pPr>
+    </w:lvl>
+    <w:lvl w:ilvl="8">
+      <w:numFmt w:val="bullet"/>
+      <w:lvlText w:val="•"/>
+      <w:lvlJc w:val="left"/>
+      <w:pPr>
+        <w:ind w:left="6480" w:hanging="480"/>
+      </w:pPr>
+    </w:lvl>
+  </w:abstractNum>
   <w:abstractNum w:abstractNumId="99201">
     <w:nsid w:val="A99201"/>
     <w:multiLevelType w:val="multilevel"/>
@@ -36397,86 +36529,19 @@
       </w:pPr>
     </w:lvl>
   </w:abstractNum>
-  <w:abstractNum w:abstractNumId="991">
-    <w:nsid w:val="A991"/>
-    <w:multiLevelType w:val="multilevel"/>
-    <w:lvl w:ilvl="0">
-      <w:numFmt w:val="bullet"/>
-      <w:lvlText w:val="•"/>
-      <w:lvlJc w:val="left"/>
-      <w:pPr>
-        <w:ind w:left="720" w:hanging="480"/>
-      </w:pPr>
-    </w:lvl>
-    <w:lvl w:ilvl="1">
-      <w:numFmt w:val="bullet"/>
-      <w:lvlText w:val="–"/>
-      <w:lvlJc w:val="left"/>
-      <w:pPr>
-        <w:ind w:left="1440" w:hanging="480"/>
-      </w:pPr>
-    </w:lvl>
-    <w:lvl w:ilvl="2">
-      <w:numFmt w:val="bullet"/>
-      <w:lvlText w:val="•"/>
-      <w:lvlJc w:val="left"/>
-      <w:pPr>
-        <w:ind w:left="2160" w:hanging="480"/>
-      </w:pPr>
-    </w:lvl>
-    <w:lvl w:ilvl="3">
-      <w:numFmt w:val="bullet"/>
-      <w:lvlText w:val="–"/>
-      <w:lvlJc w:val="left"/>
-      <w:pPr>
-        <w:ind w:left="2880" w:hanging="480"/>
-      </w:pPr>
-    </w:lvl>
-    <w:lvl w:ilvl="4">
-      <w:numFmt w:val="bullet"/>
-      <w:lvlText w:val="•"/>
-      <w:lvlJc w:val="left"/>
-      <w:pPr>
-        <w:ind w:left="3600" w:hanging="480"/>
-      </w:pPr>
-    </w:lvl>
-    <w:lvl w:ilvl="5">
-      <w:numFmt w:val="bullet"/>
-      <w:lvlText w:val="–"/>
-      <w:lvlJc w:val="left"/>
-      <w:pPr>
-        <w:ind w:left="4320" w:hanging="480"/>
-      </w:pPr>
-    </w:lvl>
-    <w:lvl w:ilvl="6">
-      <w:numFmt w:val="bullet"/>
-      <w:lvlText w:val="•"/>
-      <w:lvlJc w:val="left"/>
-      <w:pPr>
-        <w:ind w:left="5040" w:hanging="480"/>
-      </w:pPr>
-    </w:lvl>
-    <w:lvl w:ilvl="7">
-      <w:numFmt w:val="bullet"/>
-      <w:lvlText w:val="–"/>
-      <w:lvlJc w:val="left"/>
-      <w:pPr>
-        <w:ind w:left="5760" w:hanging="480"/>
-      </w:pPr>
-    </w:lvl>
-    <w:lvl w:ilvl="8">
-      <w:numFmt w:val="bullet"/>
-      <w:lvlText w:val="•"/>
-      <w:lvlJc w:val="left"/>
-      <w:pPr>
-        <w:ind w:left="6480" w:hanging="480"/>
-      </w:pPr>
-    </w:lvl>
-  </w:abstractNum>
   <w:num w:numId="1000">
     <w:abstractNumId w:val="990"/>
   </w:num>
   <w:num w:numId="1001">
+    <w:abstractNumId w:val="991"/>
+  </w:num>
+  <w:num w:numId="1002">
+    <w:abstractNumId w:val="991"/>
+  </w:num>
+  <w:num w:numId="1003">
+    <w:abstractNumId w:val="991"/>
+  </w:num>
+  <w:num w:numId="1004">
     <w:abstractNumId w:val="99201"/>
     <w:lvlOverride w:ilvl="0">
       <w:startOverride w:val="1"/>
@@ -36506,7 +36571,7 @@
       <w:startOverride w:val="1"/>
     </w:lvlOverride>
   </w:num>
-  <w:num w:numId="1002">
+  <w:num w:numId="1005">
     <w:abstractNumId w:val="99201"/>
     <w:lvlOverride w:ilvl="0">
       <w:startOverride w:val="1"/>
@@ -36536,85 +36601,16 @@
       <w:startOverride w:val="1"/>
     </w:lvlOverride>
   </w:num>
-  <w:num w:numId="1003">
+  <w:num w:numId="1006">
     <w:abstractNumId w:val="991"/>
   </w:num>
-  <w:num w:numId="1004">
+  <w:num w:numId="1007">
     <w:abstractNumId w:val="991"/>
-  </w:num>
-  <w:num w:numId="1005">
-    <w:abstractNumId w:val="991"/>
-  </w:num>
-  <w:num w:numId="1006">
-    <w:abstractNumId w:val="99201"/>
-    <w:lvlOverride w:ilvl="0">
-      <w:startOverride w:val="1"/>
-    </w:lvlOverride>
-    <w:lvlOverride w:ilvl="1">
-      <w:startOverride w:val="1"/>
-    </w:lvlOverride>
-    <w:lvlOverride w:ilvl="2">
-      <w:startOverride w:val="1"/>
-    </w:lvlOverride>
-    <w:lvlOverride w:ilvl="3">
-      <w:startOverride w:val="1"/>
-    </w:lvlOverride>
-    <w:lvlOverride w:ilvl="4">
-      <w:startOverride w:val="1"/>
-    </w:lvlOverride>
-    <w:lvlOverride w:ilvl="5">
-      <w:startOverride w:val="1"/>
-    </w:lvlOverride>
-    <w:lvlOverride w:ilvl="6">
-      <w:startOverride w:val="1"/>
-    </w:lvlOverride>
-    <w:lvlOverride w:ilvl="7">
-      <w:startOverride w:val="1"/>
-    </w:lvlOverride>
-    <w:lvlOverride w:ilvl="8">
-      <w:startOverride w:val="1"/>
-    </w:lvlOverride>
-  </w:num>
-  <w:num w:numId="1007">
-    <w:abstractNumId w:val="99201"/>
-    <w:lvlOverride w:ilvl="0">
-      <w:startOverride w:val="1"/>
-    </w:lvlOverride>
-    <w:lvlOverride w:ilvl="1">
-      <w:startOverride w:val="1"/>
-    </w:lvlOverride>
-    <w:lvlOverride w:ilvl="2">
-      <w:startOverride w:val="1"/>
-    </w:lvlOverride>
-    <w:lvlOverride w:ilvl="3">
-      <w:startOverride w:val="1"/>
-    </w:lvlOverride>
-    <w:lvlOverride w:ilvl="4">
-      <w:startOverride w:val="1"/>
-    </w:lvlOverride>
-    <w:lvlOverride w:ilvl="5">
-      <w:startOverride w:val="1"/>
-    </w:lvlOverride>
-    <w:lvlOverride w:ilvl="6">
-      <w:startOverride w:val="1"/>
-    </w:lvlOverride>
-    <w:lvlOverride w:ilvl="7">
-      <w:startOverride w:val="1"/>
-    </w:lvlOverride>
-    <w:lvlOverride w:ilvl="8">
-      <w:startOverride w:val="1"/>
-    </w:lvlOverride>
   </w:num>
   <w:num w:numId="1008">
     <w:abstractNumId w:val="991"/>
   </w:num>
   <w:num w:numId="1009">
-    <w:abstractNumId w:val="991"/>
-  </w:num>
-  <w:num w:numId="1010">
-    <w:abstractNumId w:val="991"/>
-  </w:num>
-  <w:num w:numId="1011">
     <w:abstractNumId w:val="991"/>
   </w:num>
 </w:numbering>
